--- a/TS-Kramam/TS-4.7/TS 4.7 Malayalam Krama Paatam Corrections.docx
+++ b/TS-Kramam/TS-4.7/TS 4.7 Malayalam Krama Paatam Corrections.docx
@@ -297,16 +297,16 @@
                 <w:b/>
                 <w:sz w:val="28"/>
                 <w:szCs w:val="28"/>
-                <w:lang w:val="it-IT" w:bidi="ta-IN"/>
-              </w:rPr>
-            </w:pPr>
-            <w:r>
-              <w:rPr>
-                <w:rFonts w:cs="Arial"/>
-                <w:b/>
-                <w:sz w:val="28"/>
-                <w:szCs w:val="32"/>
-                <w:lang w:val="it-IT"/>
+                <w:lang w:val="en-IN" w:bidi="ta-IN"/>
+              </w:rPr>
+            </w:pPr>
+            <w:r>
+              <w:rPr>
+                <w:rFonts w:cs="Arial"/>
+                <w:b/>
+                <w:sz w:val="28"/>
+                <w:szCs w:val="32"/>
+                <w:lang w:val="en-IN"/>
               </w:rPr>
               <w:t>Krama Vaakyam</w:t>
             </w:r>
@@ -316,7 +316,7 @@
                 <w:b/>
                 <w:sz w:val="28"/>
                 <w:szCs w:val="28"/>
-                <w:lang w:val="it-IT" w:bidi="ta-IN"/>
+                <w:lang w:val="en-IN" w:bidi="ta-IN"/>
               </w:rPr>
               <w:t xml:space="preserve"> No: - </w:t>
             </w:r>
@@ -326,7 +326,7 @@
                 <w:b/>
                 <w:sz w:val="28"/>
                 <w:szCs w:val="28"/>
-                <w:lang w:val="it-IT" w:bidi="ta-IN"/>
+                <w:lang w:val="en-IN" w:bidi="ta-IN"/>
               </w:rPr>
               <w:t>9</w:t>
             </w:r>
@@ -617,6 +617,398 @@
                 <w:lang w:val="it-IT" w:eastAsia="en-IN" w:bidi="ml-IN"/>
               </w:rPr>
               <w:t>eë |</w:t>
+            </w:r>
+          </w:p>
+        </w:tc>
+      </w:tr>
+      <w:tr>
+        <w:trPr>
+          <w:trHeight w:val="1400"/>
+        </w:trPr>
+        <w:tc>
+          <w:tcPr>
+            <w:tcW w:w="3906" w:type="dxa"/>
+            <w:tcBorders>
+              <w:top w:val="single" w:sz="4" w:space="0" w:color="000000"/>
+              <w:left w:val="single" w:sz="4" w:space="0" w:color="000000"/>
+              <w:bottom w:val="single" w:sz="4" w:space="0" w:color="000000"/>
+              <w:right w:val="single" w:sz="4" w:space="0" w:color="000000"/>
+            </w:tcBorders>
+          </w:tcPr>
+          <w:p>
+            <w:pPr>
+              <w:widowControl w:val="0"/>
+              <w:tabs>
+                <w:tab w:val="left" w:pos="993"/>
+              </w:tabs>
+              <w:autoSpaceDE w:val="0"/>
+              <w:autoSpaceDN w:val="0"/>
+              <w:adjustRightInd w:val="0"/>
+              <w:spacing w:before="0" w:line="240" w:lineRule="auto"/>
+              <w:ind w:right="297"/>
+              <w:rPr>
+                <w:rFonts w:cs="Arial"/>
+                <w:b/>
+                <w:sz w:val="28"/>
+                <w:szCs w:val="32"/>
+              </w:rPr>
+            </w:pPr>
+            <w:r>
+              <w:rPr>
+                <w:rFonts w:cs="Latha"/>
+                <w:b/>
+                <w:sz w:val="28"/>
+                <w:szCs w:val="28"/>
+                <w:lang w:bidi="ta-IN"/>
+              </w:rPr>
+              <w:t>TS 4.7.1</w:t>
+            </w:r>
+            <w:r>
+              <w:rPr>
+                <w:rFonts w:cs="Latha"/>
+                <w:b/>
+                <w:sz w:val="28"/>
+                <w:szCs w:val="28"/>
+                <w:lang w:bidi="ta-IN"/>
+              </w:rPr>
+              <w:t>3.3</w:t>
+            </w:r>
+            <w:r>
+              <w:rPr>
+                <w:rFonts w:cs="Latha"/>
+                <w:b/>
+                <w:sz w:val="28"/>
+                <w:szCs w:val="28"/>
+                <w:lang w:bidi="ta-IN"/>
+              </w:rPr>
+              <w:t xml:space="preserve">- </w:t>
+            </w:r>
+            <w:r>
+              <w:rPr>
+                <w:rFonts w:cs="Arial"/>
+                <w:b/>
+                <w:sz w:val="28"/>
+                <w:szCs w:val="32"/>
+              </w:rPr>
+              <w:t>Kramam</w:t>
+            </w:r>
+          </w:p>
+          <w:p>
+            <w:pPr>
+              <w:spacing w:before="0" w:line="240" w:lineRule="auto"/>
+              <w:rPr>
+                <w:rFonts w:cs="Latha"/>
+                <w:b/>
+                <w:sz w:val="28"/>
+                <w:szCs w:val="28"/>
+                <w:lang w:val="en-IN" w:bidi="ta-IN"/>
+              </w:rPr>
+            </w:pPr>
+            <w:r>
+              <w:rPr>
+                <w:rFonts w:cs="Arial"/>
+                <w:b/>
+                <w:sz w:val="28"/>
+                <w:szCs w:val="32"/>
+                <w:lang w:val="en-IN"/>
+              </w:rPr>
+              <w:t>Krama Vaakyam</w:t>
+            </w:r>
+            <w:r>
+              <w:rPr>
+                <w:rFonts w:cs="Latha"/>
+                <w:b/>
+                <w:sz w:val="28"/>
+                <w:szCs w:val="28"/>
+                <w:lang w:val="en-IN" w:bidi="ta-IN"/>
+              </w:rPr>
+              <w:t xml:space="preserve"> No: - 15</w:t>
+            </w:r>
+          </w:p>
+          <w:p>
+            <w:pPr>
+              <w:widowControl w:val="0"/>
+              <w:tabs>
+                <w:tab w:val="left" w:pos="993"/>
+              </w:tabs>
+              <w:autoSpaceDE w:val="0"/>
+              <w:autoSpaceDN w:val="0"/>
+              <w:adjustRightInd w:val="0"/>
+              <w:spacing w:before="0" w:line="240" w:lineRule="auto"/>
+              <w:ind w:right="297"/>
+              <w:rPr>
+                <w:rFonts w:cs="Latha"/>
+                <w:b/>
+                <w:sz w:val="28"/>
+                <w:szCs w:val="28"/>
+                <w:lang w:val="it-IT" w:bidi="ta-IN"/>
+              </w:rPr>
+            </w:pPr>
+            <w:r>
+              <w:rPr>
+                <w:rFonts w:cs="Latha"/>
+                <w:b/>
+                <w:sz w:val="28"/>
+                <w:szCs w:val="28"/>
+                <w:lang w:val="it-IT" w:bidi="ta-IN"/>
+              </w:rPr>
+              <w:t xml:space="preserve">Panchaati No. - </w:t>
+            </w:r>
+            <w:r>
+              <w:rPr>
+                <w:rFonts w:cs="Latha"/>
+                <w:b/>
+                <w:sz w:val="28"/>
+                <w:szCs w:val="28"/>
+                <w:lang w:val="it-IT" w:bidi="ta-IN"/>
+              </w:rPr>
+              <w:t>26</w:t>
+            </w:r>
+          </w:p>
+        </w:tc>
+        <w:tc>
+          <w:tcPr>
+            <w:tcW w:w="5103" w:type="dxa"/>
+            <w:tcBorders>
+              <w:top w:val="single" w:sz="4" w:space="0" w:color="000000"/>
+              <w:left w:val="single" w:sz="4" w:space="0" w:color="000000"/>
+              <w:bottom w:val="single" w:sz="4" w:space="0" w:color="000000"/>
+              <w:right w:val="single" w:sz="4" w:space="0" w:color="000000"/>
+            </w:tcBorders>
+          </w:tcPr>
+          <w:p>
+            <w:pPr>
+              <w:widowControl w:val="0"/>
+              <w:tabs>
+                <w:tab w:val="left" w:pos="2835"/>
+              </w:tabs>
+              <w:autoSpaceDE w:val="0"/>
+              <w:autoSpaceDN w:val="0"/>
+              <w:adjustRightInd w:val="0"/>
+              <w:spacing w:before="0" w:line="240" w:lineRule="auto"/>
+              <w:rPr>
+                <w:rFonts w:ascii="BRH Malayalam Extra" w:eastAsia="Times New Roman" w:hAnsi="BRH Malayalam Extra" w:cs="BRH Malayalam Extra"/>
+                <w:color w:val="000000"/>
+                <w:sz w:val="40"/>
+                <w:szCs w:val="40"/>
+                <w:lang w:val="it-IT" w:eastAsia="en-IN" w:bidi="ml-IN"/>
+              </w:rPr>
+            </w:pPr>
+            <w:r>
+              <w:rPr>
+                <w:rFonts w:ascii="BRH Malayalam Extra" w:eastAsia="Times New Roman" w:hAnsi="BRH Malayalam Extra" w:cs="BRH Malayalam Extra"/>
+                <w:color w:val="000000"/>
+                <w:sz w:val="40"/>
+                <w:szCs w:val="40"/>
+                <w:lang w:val="it-IT" w:eastAsia="en-IN" w:bidi="ml-IN"/>
+              </w:rPr>
+              <w:t>B</w:t>
+            </w:r>
+            <w:r>
+              <w:rPr>
+                <w:rFonts w:ascii="BRH Malayalam Extra" w:eastAsia="Times New Roman" w:hAnsi="BRH Malayalam Extra" w:cs="BRH Malayalam Extra"/>
+                <w:color w:val="000000"/>
+                <w:sz w:val="32"/>
+                <w:szCs w:val="40"/>
+                <w:lang w:val="it-IT" w:eastAsia="en-IN" w:bidi="ml-IN"/>
+              </w:rPr>
+              <w:t>–</w:t>
+            </w:r>
+            <w:r>
+              <w:rPr>
+                <w:rFonts w:ascii="BRH Malayalam Extra" w:eastAsia="Times New Roman" w:hAnsi="BRH Malayalam Extra" w:cs="BRH Malayalam Extra"/>
+                <w:color w:val="000000"/>
+                <w:sz w:val="40"/>
+                <w:szCs w:val="40"/>
+                <w:lang w:val="it-IT" w:eastAsia="en-IN" w:bidi="ml-IN"/>
+              </w:rPr>
+              <w:t xml:space="preserve">t¡ª id—pJ | </w:t>
+            </w:r>
+          </w:p>
+          <w:p>
+            <w:pPr>
+              <w:spacing w:before="0" w:line="240" w:lineRule="auto"/>
+              <w:rPr>
+                <w:rFonts w:ascii="BRH Malayalam Extra" w:eastAsia="Times New Roman" w:hAnsi="BRH Malayalam Extra" w:cs="BRH Malayalam Extra"/>
+                <w:color w:val="000000"/>
+                <w:sz w:val="40"/>
+                <w:szCs w:val="40"/>
+                <w:lang w:val="it-IT" w:eastAsia="en-IN" w:bidi="ml-IN"/>
+              </w:rPr>
+            </w:pPr>
+            <w:r>
+              <w:rPr>
+                <w:rFonts w:ascii="BRH Malayalam Extra" w:eastAsia="Times New Roman" w:hAnsi="BRH Malayalam Extra" w:cs="BRH Malayalam Extra"/>
+                <w:color w:val="000000"/>
+                <w:sz w:val="40"/>
+                <w:szCs w:val="40"/>
+                <w:lang w:val="it-IT" w:eastAsia="en-IN" w:bidi="ml-IN"/>
+              </w:rPr>
+              <w:t>id—pJ sëz</w:t>
+            </w:r>
+            <w:r>
+              <w:rPr>
+                <w:rFonts w:ascii="BRH Malayalam Extra" w:eastAsia="Times New Roman" w:hAnsi="BRH Malayalam Extra" w:cs="BRH Malayalam Extra"/>
+                <w:color w:val="000000"/>
+                <w:sz w:val="32"/>
+                <w:szCs w:val="40"/>
+                <w:lang w:val="it-IT" w:eastAsia="en-IN" w:bidi="ml-IN"/>
+              </w:rPr>
+              <w:t>–</w:t>
+            </w:r>
+            <w:r>
+              <w:rPr>
+                <w:rFonts w:ascii="BRH Malayalam Extra" w:eastAsia="Times New Roman" w:hAnsi="BRH Malayalam Extra" w:cs="BRH Malayalam Extra"/>
+                <w:color w:val="000000"/>
+                <w:sz w:val="40"/>
+                <w:szCs w:val="40"/>
+                <w:lang w:val="it-IT" w:eastAsia="en-IN" w:bidi="ml-IN"/>
+              </w:rPr>
+              <w:t>ªYg—ª.ty</w:t>
+            </w:r>
+            <w:r>
+              <w:rPr>
+                <w:rFonts w:ascii="BRH Malayalam Extra" w:eastAsia="Times New Roman" w:hAnsi="BRH Malayalam Extra" w:cs="BRH Malayalam Extra"/>
+                <w:color w:val="000000"/>
+                <w:sz w:val="40"/>
+                <w:szCs w:val="40"/>
+                <w:highlight w:val="yellow"/>
+                <w:lang w:val="it-IT" w:eastAsia="en-IN" w:bidi="ml-IN"/>
+              </w:rPr>
+              <w:t>ry</w:t>
+            </w:r>
+            <w:r>
+              <w:rPr>
+                <w:rFonts w:ascii="BRH Malayalam Extra" w:eastAsia="Times New Roman" w:hAnsi="BRH Malayalam Extra" w:cs="BRH Malayalam Extra"/>
+                <w:color w:val="000000"/>
+                <w:sz w:val="40"/>
+                <w:szCs w:val="40"/>
+                <w:lang w:val="it-IT" w:eastAsia="en-IN" w:bidi="ml-IN"/>
+              </w:rPr>
+              <w:t>I |</w:t>
+            </w:r>
+          </w:p>
+        </w:tc>
+        <w:tc>
+          <w:tcPr>
+            <w:tcW w:w="5386" w:type="dxa"/>
+            <w:tcBorders>
+              <w:top w:val="single" w:sz="4" w:space="0" w:color="000000"/>
+              <w:left w:val="single" w:sz="4" w:space="0" w:color="000000"/>
+              <w:bottom w:val="single" w:sz="4" w:space="0" w:color="000000"/>
+              <w:right w:val="single" w:sz="4" w:space="0" w:color="000000"/>
+            </w:tcBorders>
+          </w:tcPr>
+          <w:p>
+            <w:pPr>
+              <w:widowControl w:val="0"/>
+              <w:tabs>
+                <w:tab w:val="left" w:pos="2835"/>
+              </w:tabs>
+              <w:autoSpaceDE w:val="0"/>
+              <w:autoSpaceDN w:val="0"/>
+              <w:adjustRightInd w:val="0"/>
+              <w:spacing w:before="0" w:line="240" w:lineRule="auto"/>
+              <w:rPr>
+                <w:rFonts w:ascii="BRH Malayalam Extra" w:eastAsia="Times New Roman" w:hAnsi="BRH Malayalam Extra" w:cs="BRH Malayalam Extra"/>
+                <w:color w:val="000000"/>
+                <w:sz w:val="40"/>
+                <w:szCs w:val="40"/>
+                <w:lang w:val="it-IT" w:eastAsia="en-IN" w:bidi="ml-IN"/>
+              </w:rPr>
+            </w:pPr>
+            <w:r>
+              <w:rPr>
+                <w:rFonts w:ascii="BRH Malayalam Extra" w:eastAsia="Times New Roman" w:hAnsi="BRH Malayalam Extra" w:cs="BRH Malayalam Extra"/>
+                <w:color w:val="000000"/>
+                <w:sz w:val="40"/>
+                <w:szCs w:val="40"/>
+                <w:lang w:val="it-IT" w:eastAsia="en-IN" w:bidi="ml-IN"/>
+              </w:rPr>
+              <w:t>B</w:t>
+            </w:r>
+            <w:r>
+              <w:rPr>
+                <w:rFonts w:ascii="BRH Malayalam Extra" w:eastAsia="Times New Roman" w:hAnsi="BRH Malayalam Extra" w:cs="BRH Malayalam Extra"/>
+                <w:color w:val="000000"/>
+                <w:sz w:val="32"/>
+                <w:szCs w:val="40"/>
+                <w:lang w:val="it-IT" w:eastAsia="en-IN" w:bidi="ml-IN"/>
+              </w:rPr>
+              <w:t>–</w:t>
+            </w:r>
+            <w:r>
+              <w:rPr>
+                <w:rFonts w:ascii="BRH Malayalam Extra" w:eastAsia="Times New Roman" w:hAnsi="BRH Malayalam Extra" w:cs="BRH Malayalam Extra"/>
+                <w:color w:val="000000"/>
+                <w:sz w:val="40"/>
+                <w:szCs w:val="40"/>
+                <w:lang w:val="it-IT" w:eastAsia="en-IN" w:bidi="ml-IN"/>
+              </w:rPr>
+              <w:t xml:space="preserve">t¡ª id—pJ | </w:t>
+            </w:r>
+          </w:p>
+          <w:p>
+            <w:pPr>
+              <w:spacing w:before="0" w:line="240" w:lineRule="auto"/>
+              <w:rPr>
+                <w:rFonts w:ascii="BRH Malayalam Extra" w:eastAsia="Times New Roman" w:hAnsi="BRH Malayalam Extra" w:cs="BRH Malayalam Extra"/>
+                <w:color w:val="000000"/>
+                <w:sz w:val="40"/>
+                <w:szCs w:val="40"/>
+                <w:lang w:val="it-IT" w:eastAsia="en-IN" w:bidi="ml-IN"/>
+              </w:rPr>
+            </w:pPr>
+            <w:r>
+              <w:rPr>
+                <w:rFonts w:ascii="BRH Malayalam Extra" w:eastAsia="Times New Roman" w:hAnsi="BRH Malayalam Extra" w:cs="BRH Malayalam Extra"/>
+                <w:color w:val="000000"/>
+                <w:sz w:val="40"/>
+                <w:szCs w:val="40"/>
+                <w:lang w:val="it-IT" w:eastAsia="en-IN" w:bidi="ml-IN"/>
+              </w:rPr>
+              <w:t>id—pJ sëz</w:t>
+            </w:r>
+            <w:r>
+              <w:rPr>
+                <w:rFonts w:ascii="BRH Malayalam Extra" w:eastAsia="Times New Roman" w:hAnsi="BRH Malayalam Extra" w:cs="BRH Malayalam Extra"/>
+                <w:color w:val="000000"/>
+                <w:sz w:val="32"/>
+                <w:szCs w:val="40"/>
+                <w:lang w:val="it-IT" w:eastAsia="en-IN" w:bidi="ml-IN"/>
+              </w:rPr>
+              <w:t>–</w:t>
+            </w:r>
+            <w:r>
+              <w:rPr>
+                <w:rFonts w:ascii="BRH Malayalam Extra" w:eastAsia="Times New Roman" w:hAnsi="BRH Malayalam Extra" w:cs="BRH Malayalam Extra"/>
+                <w:color w:val="000000"/>
+                <w:sz w:val="40"/>
+                <w:szCs w:val="40"/>
+                <w:lang w:val="it-IT" w:eastAsia="en-IN" w:bidi="ml-IN"/>
+              </w:rPr>
+              <w:t>ªYg—ª.ty</w:t>
+            </w:r>
+            <w:r>
+              <w:rPr>
+                <w:rFonts w:ascii="BRH Malayalam Extra" w:eastAsia="Times New Roman" w:hAnsi="BRH Malayalam Extra" w:cs="BRH Malayalam Extra"/>
+                <w:color w:val="000000"/>
+                <w:sz w:val="40"/>
+                <w:szCs w:val="40"/>
+                <w:highlight w:val="green"/>
+                <w:lang w:val="it-IT" w:eastAsia="en-IN" w:bidi="ml-IN"/>
+              </w:rPr>
+              <w:t>r</w:t>
+            </w:r>
+            <w:r>
+              <w:rPr>
+                <w:rFonts w:ascii="BRH Malayalam Extra" w:eastAsia="Times New Roman" w:hAnsi="BRH Malayalam Extra" w:cs="BRH Malayalam Extra"/>
+                <w:color w:val="000000"/>
+                <w:sz w:val="40"/>
+                <w:szCs w:val="40"/>
+                <w:lang w:val="it-IT" w:eastAsia="en-IN" w:bidi="ml-IN"/>
+              </w:rPr>
+              <w:t>I |</w:t>
             </w:r>
           </w:p>
         </w:tc>
@@ -701,16 +1093,16 @@
                 <w:b/>
                 <w:sz w:val="28"/>
                 <w:szCs w:val="28"/>
-                <w:lang w:val="it-IT" w:bidi="ta-IN"/>
-              </w:rPr>
-            </w:pPr>
-            <w:r>
-              <w:rPr>
-                <w:rFonts w:cs="Arial"/>
-                <w:b/>
-                <w:sz w:val="28"/>
-                <w:szCs w:val="32"/>
-                <w:lang w:val="it-IT"/>
+                <w:lang w:val="en-IN" w:bidi="ta-IN"/>
+              </w:rPr>
+            </w:pPr>
+            <w:r>
+              <w:rPr>
+                <w:rFonts w:cs="Arial"/>
+                <w:b/>
+                <w:sz w:val="28"/>
+                <w:szCs w:val="32"/>
+                <w:lang w:val="en-IN"/>
               </w:rPr>
               <w:t>Krama Vaakyam</w:t>
             </w:r>
@@ -720,7 +1112,7 @@
                 <w:b/>
                 <w:sz w:val="28"/>
                 <w:szCs w:val="28"/>
-                <w:lang w:val="it-IT" w:bidi="ta-IN"/>
+                <w:lang w:val="en-IN" w:bidi="ta-IN"/>
               </w:rPr>
               <w:t xml:space="preserve"> No: - </w:t>
             </w:r>
@@ -730,7 +1122,7 @@
                 <w:b/>
                 <w:sz w:val="28"/>
                 <w:szCs w:val="28"/>
-                <w:lang w:val="it-IT" w:bidi="ta-IN"/>
+                <w:lang w:val="en-IN" w:bidi="ta-IN"/>
               </w:rPr>
               <w:t>27</w:t>
             </w:r>
@@ -794,16 +1186,16 @@
                 <w:color w:val="000000"/>
                 <w:sz w:val="40"/>
                 <w:szCs w:val="40"/>
-                <w:lang w:eastAsia="en-IN" w:bidi="ml-IN"/>
-              </w:rPr>
-            </w:pPr>
-            <w:r>
-              <w:rPr>
-                <w:rFonts w:ascii="BRH Malayalam Extra" w:eastAsia="Times New Roman" w:hAnsi="BRH Malayalam Extra" w:cs="BRH Malayalam Extra"/>
-                <w:color w:val="000000"/>
-                <w:sz w:val="40"/>
-                <w:szCs w:val="40"/>
-                <w:lang w:val="en-IN" w:eastAsia="en-IN" w:bidi="ml-IN"/>
+                <w:lang w:val="it-IT" w:eastAsia="en-IN" w:bidi="ml-IN"/>
+              </w:rPr>
+            </w:pPr>
+            <w:r>
+              <w:rPr>
+                <w:rFonts w:ascii="BRH Malayalam Extra" w:eastAsia="Times New Roman" w:hAnsi="BRH Malayalam Extra" w:cs="BRH Malayalam Extra"/>
+                <w:color w:val="000000"/>
+                <w:sz w:val="40"/>
+                <w:szCs w:val="40"/>
+                <w:lang w:val="it-IT" w:eastAsia="en-IN" w:bidi="ml-IN"/>
               </w:rPr>
               <w:t>tyk—¤¤Yõ</w:t>
             </w:r>
@@ -813,17 +1205,17 @@
                 <w:color w:val="000000"/>
                 <w:sz w:val="32"/>
                 <w:szCs w:val="40"/>
-                <w:lang w:val="en-IN" w:eastAsia="en-IN" w:bidi="ml-IN"/>
-              </w:rPr>
-              <w:t>–</w:t>
-            </w:r>
-            <w:r>
-              <w:rPr>
-                <w:rFonts w:ascii="BRH Malayalam Extra" w:eastAsia="Times New Roman" w:hAnsi="BRH Malayalam Extra" w:cs="BRH Malayalam Extra"/>
-                <w:color w:val="000000"/>
-                <w:sz w:val="40"/>
-                <w:szCs w:val="40"/>
-                <w:lang w:val="en-IN" w:eastAsia="en-IN" w:bidi="ml-IN"/>
+                <w:lang w:val="it-IT" w:eastAsia="en-IN" w:bidi="ml-IN"/>
+              </w:rPr>
+              <w:t>–</w:t>
+            </w:r>
+            <w:r>
+              <w:rPr>
+                <w:rFonts w:ascii="BRH Malayalam Extra" w:eastAsia="Times New Roman" w:hAnsi="BRH Malayalam Extra" w:cs="BRH Malayalam Extra"/>
+                <w:color w:val="000000"/>
+                <w:sz w:val="40"/>
+                <w:szCs w:val="40"/>
+                <w:lang w:val="it-IT" w:eastAsia="en-IN" w:bidi="ml-IN"/>
               </w:rPr>
               <w:t>kyZy</w:t>
             </w:r>
@@ -833,17 +1225,17 @@
                 <w:color w:val="000000"/>
                 <w:sz w:val="32"/>
                 <w:szCs w:val="40"/>
-                <w:lang w:val="en-IN" w:eastAsia="en-IN" w:bidi="ml-IN"/>
-              </w:rPr>
-              <w:t>–</w:t>
-            </w:r>
-            <w:r>
-              <w:rPr>
-                <w:rFonts w:ascii="BRH Malayalam Extra" w:eastAsia="Times New Roman" w:hAnsi="BRH Malayalam Extra" w:cs="BRH Malayalam Extra"/>
-                <w:color w:val="000000"/>
-                <w:sz w:val="40"/>
-                <w:szCs w:val="40"/>
-                <w:lang w:val="en-IN" w:eastAsia="en-IN" w:bidi="ml-IN"/>
+                <w:lang w:val="it-IT" w:eastAsia="en-IN" w:bidi="ml-IN"/>
+              </w:rPr>
+              <w:t>–</w:t>
+            </w:r>
+            <w:r>
+              <w:rPr>
+                <w:rFonts w:ascii="BRH Malayalam Extra" w:eastAsia="Times New Roman" w:hAnsi="BRH Malayalam Extra" w:cs="BRH Malayalam Extra"/>
+                <w:color w:val="000000"/>
+                <w:sz w:val="40"/>
+                <w:szCs w:val="40"/>
+                <w:lang w:val="it-IT" w:eastAsia="en-IN" w:bidi="ml-IN"/>
               </w:rPr>
               <w:t xml:space="preserve"> ty</w:t>
             </w:r>
@@ -854,7 +1246,7 @@
                 <w:sz w:val="40"/>
                 <w:szCs w:val="40"/>
                 <w:highlight w:val="yellow"/>
-                <w:lang w:val="en-IN" w:eastAsia="en-IN" w:bidi="ml-IN"/>
+                <w:lang w:val="it-IT" w:eastAsia="en-IN" w:bidi="ml-IN"/>
               </w:rPr>
               <w:t>k</w:t>
             </w:r>
@@ -865,7 +1257,7 @@
                 <w:sz w:val="40"/>
                 <w:szCs w:val="40"/>
                 <w:highlight w:val="red"/>
-                <w:lang w:val="en-IN" w:eastAsia="en-IN" w:bidi="ml-IN"/>
+                <w:lang w:val="it-IT" w:eastAsia="en-IN" w:bidi="ml-IN"/>
               </w:rPr>
               <w:t>˜</w:t>
             </w:r>
@@ -875,7 +1267,7 @@
                 <w:color w:val="000000"/>
                 <w:sz w:val="40"/>
                 <w:szCs w:val="40"/>
-                <w:lang w:val="en-IN" w:eastAsia="en-IN" w:bidi="ml-IN"/>
+                <w:lang w:val="it-IT" w:eastAsia="en-IN" w:bidi="ml-IN"/>
               </w:rPr>
               <w:t>¤¤YõJ ||</w:t>
             </w:r>
@@ -899,16 +1291,16 @@
                 <w:color w:val="000000"/>
                 <w:sz w:val="40"/>
                 <w:szCs w:val="40"/>
-                <w:lang w:eastAsia="en-IN" w:bidi="ml-IN"/>
-              </w:rPr>
-            </w:pPr>
-            <w:r>
-              <w:rPr>
-                <w:rFonts w:ascii="BRH Malayalam Extra" w:eastAsia="Times New Roman" w:hAnsi="BRH Malayalam Extra" w:cs="BRH Malayalam Extra"/>
-                <w:color w:val="000000"/>
-                <w:sz w:val="40"/>
-                <w:szCs w:val="40"/>
-                <w:lang w:val="en-IN" w:eastAsia="en-IN" w:bidi="ml-IN"/>
+                <w:lang w:val="it-IT" w:eastAsia="en-IN" w:bidi="ml-IN"/>
+              </w:rPr>
+            </w:pPr>
+            <w:r>
+              <w:rPr>
+                <w:rFonts w:ascii="BRH Malayalam Extra" w:eastAsia="Times New Roman" w:hAnsi="BRH Malayalam Extra" w:cs="BRH Malayalam Extra"/>
+                <w:color w:val="000000"/>
+                <w:sz w:val="40"/>
+                <w:szCs w:val="40"/>
+                <w:lang w:val="it-IT" w:eastAsia="en-IN" w:bidi="ml-IN"/>
               </w:rPr>
               <w:t>tyk—¤¤Yõ</w:t>
             </w:r>
@@ -918,17 +1310,17 @@
                 <w:color w:val="000000"/>
                 <w:sz w:val="32"/>
                 <w:szCs w:val="40"/>
-                <w:lang w:val="en-IN" w:eastAsia="en-IN" w:bidi="ml-IN"/>
-              </w:rPr>
-              <w:t>–</w:t>
-            </w:r>
-            <w:r>
-              <w:rPr>
-                <w:rFonts w:ascii="BRH Malayalam Extra" w:eastAsia="Times New Roman" w:hAnsi="BRH Malayalam Extra" w:cs="BRH Malayalam Extra"/>
-                <w:color w:val="000000"/>
-                <w:sz w:val="40"/>
-                <w:szCs w:val="40"/>
-                <w:lang w:val="en-IN" w:eastAsia="en-IN" w:bidi="ml-IN"/>
+                <w:lang w:val="it-IT" w:eastAsia="en-IN" w:bidi="ml-IN"/>
+              </w:rPr>
+              <w:t>–</w:t>
+            </w:r>
+            <w:r>
+              <w:rPr>
+                <w:rFonts w:ascii="BRH Malayalam Extra" w:eastAsia="Times New Roman" w:hAnsi="BRH Malayalam Extra" w:cs="BRH Malayalam Extra"/>
+                <w:color w:val="000000"/>
+                <w:sz w:val="40"/>
+                <w:szCs w:val="40"/>
+                <w:lang w:val="it-IT" w:eastAsia="en-IN" w:bidi="ml-IN"/>
               </w:rPr>
               <w:t>kyZy</w:t>
             </w:r>
@@ -938,17 +1330,17 @@
                 <w:color w:val="000000"/>
                 <w:sz w:val="32"/>
                 <w:szCs w:val="40"/>
-                <w:lang w:val="en-IN" w:eastAsia="en-IN" w:bidi="ml-IN"/>
-              </w:rPr>
-              <w:t>–</w:t>
-            </w:r>
-            <w:r>
-              <w:rPr>
-                <w:rFonts w:ascii="BRH Malayalam Extra" w:eastAsia="Times New Roman" w:hAnsi="BRH Malayalam Extra" w:cs="BRH Malayalam Extra"/>
-                <w:color w:val="000000"/>
-                <w:sz w:val="40"/>
-                <w:szCs w:val="40"/>
-                <w:lang w:val="en-IN" w:eastAsia="en-IN" w:bidi="ml-IN"/>
+                <w:lang w:val="it-IT" w:eastAsia="en-IN" w:bidi="ml-IN"/>
+              </w:rPr>
+              <w:t>–</w:t>
+            </w:r>
+            <w:r>
+              <w:rPr>
+                <w:rFonts w:ascii="BRH Malayalam Extra" w:eastAsia="Times New Roman" w:hAnsi="BRH Malayalam Extra" w:cs="BRH Malayalam Extra"/>
+                <w:color w:val="000000"/>
+                <w:sz w:val="40"/>
+                <w:szCs w:val="40"/>
+                <w:lang w:val="it-IT" w:eastAsia="en-IN" w:bidi="ml-IN"/>
               </w:rPr>
               <w:t xml:space="preserve"> ty</w:t>
             </w:r>
@@ -959,7 +1351,7 @@
                 <w:sz w:val="40"/>
                 <w:szCs w:val="40"/>
                 <w:highlight w:val="green"/>
-                <w:lang w:val="en-IN" w:eastAsia="en-IN" w:bidi="ml-IN"/>
+                <w:lang w:val="it-IT" w:eastAsia="en-IN" w:bidi="ml-IN"/>
               </w:rPr>
               <w:t>k</w:t>
             </w:r>
@@ -969,7 +1361,7 @@
                 <w:color w:val="000000"/>
                 <w:sz w:val="40"/>
                 <w:szCs w:val="40"/>
-                <w:lang w:val="en-IN" w:eastAsia="en-IN" w:bidi="ml-IN"/>
+                <w:lang w:val="it-IT" w:eastAsia="en-IN" w:bidi="ml-IN"/>
               </w:rPr>
               <w:t>—¤¤YõJ ||</w:t>
             </w:r>
@@ -1586,6 +1978,7 @@
                 <w:szCs w:val="28"/>
                 <w:lang w:bidi="ta-IN"/>
               </w:rPr>
+              <w:lastRenderedPageBreak/>
               <w:t>TS 4.7.</w:t>
             </w:r>
             <w:r>
@@ -1860,7 +2253,6 @@
           <w:szCs w:val="32"/>
           <w:u w:val="single"/>
         </w:rPr>
-        <w:lastRenderedPageBreak/>
         <w:t xml:space="preserve">TS </w:t>
       </w:r>
       <w:r>
@@ -4031,6 +4423,7 @@
                 <w:sz w:val="28"/>
                 <w:szCs w:val="32"/>
               </w:rPr>
+              <w:lastRenderedPageBreak/>
               <w:t>T.S.4.</w:t>
             </w:r>
             <w:r>
@@ -4353,7 +4746,6 @@
                 <w:sz w:val="28"/>
                 <w:szCs w:val="32"/>
               </w:rPr>
-              <w:lastRenderedPageBreak/>
               <w:t>T.S.4.7.14.2 – Kramam</w:t>
             </w:r>
           </w:p>
@@ -6166,6 +6558,7 @@
           <w:szCs w:val="32"/>
           <w:u w:val="single"/>
         </w:rPr>
+        <w:lastRenderedPageBreak/>
         <w:t xml:space="preserve">TS </w:t>
       </w:r>
       <w:r>
@@ -6425,7 +6818,6 @@
                 <w:sz w:val="32"/>
                 <w:szCs w:val="36"/>
               </w:rPr>
-              <w:lastRenderedPageBreak/>
               <w:t>None</w:t>
             </w:r>
           </w:p>

--- a/TS-Kramam/TS-4.7/TS 4.7 Malayalam Krama Paatam Corrections.docx
+++ b/TS-Kramam/TS-4.7/TS 4.7 Malayalam Krama Paatam Corrections.docx
@@ -1,6 +1,6 @@
 
 <file path=word/document.xml><?xml version="1.0" encoding="utf-8"?>
-<w:document xmlns:wpc="http://schemas.microsoft.com/office/word/2010/wordprocessingCanvas" xmlns:cx="http://schemas.microsoft.com/office/drawing/2014/chartex" xmlns:cx1="http://schemas.microsoft.com/office/drawing/2015/9/8/chartex" xmlns:cx2="http://schemas.microsoft.com/office/drawing/2015/10/21/chartex" xmlns:cx3="http://schemas.microsoft.com/office/drawing/2016/5/9/chartex" xmlns:cx4="http://schemas.microsoft.com/office/drawing/2016/5/10/chartex" xmlns:cx5="http://schemas.microsoft.com/office/drawing/2016/5/11/chartex" xmlns:cx6="http://schemas.microsoft.com/office/drawing/2016/5/12/chartex" xmlns:cx7="http://schemas.microsoft.com/office/drawing/2016/5/13/chartex" xmlns:cx8="http://schemas.microsoft.com/office/drawing/2016/5/14/chartex" xmlns:mc="http://schemas.openxmlformats.org/markup-compatibility/2006" xmlns:aink="http://schemas.microsoft.com/office/drawing/2016/ink" xmlns:am3d="http://schemas.microsoft.com/office/drawing/2017/model3d" xmlns:o="urn:schemas-microsoft-com:office:office" xmlns:oel="http://schemas.microsoft.com/office/2019/extlst" xmlns:r="http://schemas.openxmlformats.org/officeDocument/2006/relationships" xmlns:m="http://schemas.openxmlformats.org/officeDocument/2006/math" xmlns:v="urn:schemas-microsoft-com:vml" xmlns:wp14="http://schemas.microsoft.com/office/word/2010/wordprocessingDrawing" xmlns:wp="http://schemas.openxmlformats.org/drawingml/2006/wordprocessingDrawing" xmlns:w10="urn:schemas-microsoft-com:office:word" xmlns:w="http://schemas.openxmlformats.org/wordprocessingml/2006/main" xmlns:w14="http://schemas.microsoft.com/office/word/2010/wordml" xmlns:w15="http://schemas.microsoft.com/office/word/2012/wordml" xmlns:w16cex="http://schemas.microsoft.com/office/word/2018/wordml/cex" xmlns:w16cid="http://schemas.microsoft.com/office/word/2016/wordml/cid" xmlns:w16="http://schemas.microsoft.com/office/word/2018/wordml" xmlns:w16du="http://schemas.microsoft.com/office/word/2023/wordml/word16du" xmlns:w16sdtdh="http://schemas.microsoft.com/office/word/2020/wordml/sdtdatahash" xmlns:w16sdtfl="http://schemas.microsoft.com/office/word/2024/wordml/sdtformatlock" xmlns:w16se="http://schemas.microsoft.com/office/word/2015/wordml/symex" xmlns:wpg="http://schemas.microsoft.com/office/word/2010/wordprocessingGroup" xmlns:wpi="http://schemas.microsoft.com/office/word/2010/wordprocessingInk" xmlns:wne="http://schemas.microsoft.com/office/word/2006/wordml" xmlns:wps="http://schemas.microsoft.com/office/word/2010/wordprocessingShape" mc:Ignorable="w14 w15 w16se w16cid w16 w16cex w16sdtdh w16sdtfl w16du wp14">
+<w:document xmlns:wpc="http://schemas.microsoft.com/office/word/2010/wordprocessingCanvas" xmlns:cx="http://schemas.microsoft.com/office/drawing/2014/chartex" xmlns:cx1="http://schemas.microsoft.com/office/drawing/2015/9/8/chartex" xmlns:cx2="http://schemas.microsoft.com/office/drawing/2015/10/21/chartex" xmlns:cx3="http://schemas.microsoft.com/office/drawing/2016/5/9/chartex" xmlns:cx4="http://schemas.microsoft.com/office/drawing/2016/5/10/chartex" xmlns:cx5="http://schemas.microsoft.com/office/drawing/2016/5/11/chartex" xmlns:cx6="http://schemas.microsoft.com/office/drawing/2016/5/12/chartex" xmlns:cx7="http://schemas.microsoft.com/office/drawing/2016/5/13/chartex" xmlns:cx8="http://schemas.microsoft.com/office/drawing/2016/5/14/chartex" xmlns:mc="http://schemas.openxmlformats.org/markup-compatibility/2006" xmlns:aink="http://schemas.microsoft.com/office/drawing/2016/ink" xmlns:am3d="http://schemas.microsoft.com/office/drawing/2017/model3d" xmlns:o="urn:schemas-microsoft-com:office:office" xmlns:oel="http://schemas.microsoft.com/office/2019/extlst" xmlns:r="http://schemas.openxmlformats.org/officeDocument/2006/relationships" xmlns:m="http://schemas.openxmlformats.org/officeDocument/2006/math" xmlns:v="urn:schemas-microsoft-com:vml" xmlns:wp14="http://schemas.microsoft.com/office/word/2010/wordprocessingDrawing" xmlns:wp="http://schemas.openxmlformats.org/drawingml/2006/wordprocessingDrawing" xmlns:w10="urn:schemas-microsoft-com:office:word" xmlns:w="http://schemas.openxmlformats.org/wordprocessingml/2006/main" xmlns:w14="http://schemas.microsoft.com/office/word/2010/wordml" xmlns:w15="http://schemas.microsoft.com/office/word/2012/wordml" xmlns:w16cei="http://schemas.microsoft.com/office/word/2026/wordml/cei" xmlns:w16cex="http://schemas.microsoft.com/office/word/2018/wordml/cex" xmlns:w16cid="http://schemas.microsoft.com/office/word/2016/wordml/cid" xmlns:w16="http://schemas.microsoft.com/office/word/2018/wordml" xmlns:w16du="http://schemas.microsoft.com/office/word/2023/wordml/word16du" xmlns:w16sdtdh="http://schemas.microsoft.com/office/word/2020/wordml/sdtdatahash" xmlns:w16sdtfl="http://schemas.microsoft.com/office/word/2024/wordml/sdtformatlock" xmlns:w16se="http://schemas.microsoft.com/office/word/2015/wordml/symex" xmlns:wpg="http://schemas.microsoft.com/office/word/2010/wordprocessingGroup" xmlns:wpi="http://schemas.microsoft.com/office/word/2010/wordprocessingInk" xmlns:wne="http://schemas.microsoft.com/office/word/2006/wordml" xmlns:wps="http://schemas.microsoft.com/office/word/2010/wordprocessingShape" mc:Ignorable="w14 w15 w16se w16cid w16 w16cex w16sdtdh w16sdtfl w16du wp14">
   <w:body>
     <w:p>
       <w:pPr>
@@ -623,6 +623,415 @@
       </w:tr>
       <w:tr>
         <w:trPr>
+          <w:trHeight w:val="989"/>
+        </w:trPr>
+        <w:tc>
+          <w:tcPr>
+            <w:tcW w:w="3906" w:type="dxa"/>
+            <w:tcBorders>
+              <w:top w:val="single" w:sz="4" w:space="0" w:color="000000"/>
+              <w:left w:val="single" w:sz="4" w:space="0" w:color="000000"/>
+              <w:bottom w:val="single" w:sz="4" w:space="0" w:color="000000"/>
+              <w:right w:val="single" w:sz="4" w:space="0" w:color="000000"/>
+            </w:tcBorders>
+          </w:tcPr>
+          <w:p>
+            <w:pPr>
+              <w:widowControl w:val="0"/>
+              <w:tabs>
+                <w:tab w:val="left" w:pos="993"/>
+              </w:tabs>
+              <w:autoSpaceDE w:val="0"/>
+              <w:autoSpaceDN w:val="0"/>
+              <w:adjustRightInd w:val="0"/>
+              <w:spacing w:before="0" w:line="240" w:lineRule="auto"/>
+              <w:ind w:right="297"/>
+              <w:rPr>
+                <w:rFonts w:cs="Arial"/>
+                <w:b/>
+                <w:sz w:val="28"/>
+                <w:szCs w:val="32"/>
+              </w:rPr>
+            </w:pPr>
+            <w:r>
+              <w:rPr>
+                <w:rFonts w:cs="Latha"/>
+                <w:b/>
+                <w:sz w:val="28"/>
+                <w:szCs w:val="28"/>
+                <w:lang w:bidi="ta-IN"/>
+              </w:rPr>
+              <w:t>TS 4.7.1</w:t>
+            </w:r>
+            <w:r>
+              <w:rPr>
+                <w:rFonts w:cs="Latha"/>
+                <w:b/>
+                <w:sz w:val="28"/>
+                <w:szCs w:val="28"/>
+                <w:lang w:bidi="ta-IN"/>
+              </w:rPr>
+              <w:t>3.2</w:t>
+            </w:r>
+            <w:r>
+              <w:rPr>
+                <w:rFonts w:cs="Latha"/>
+                <w:b/>
+                <w:sz w:val="28"/>
+                <w:szCs w:val="28"/>
+                <w:lang w:bidi="ta-IN"/>
+              </w:rPr>
+              <w:t xml:space="preserve">- </w:t>
+            </w:r>
+            <w:r>
+              <w:rPr>
+                <w:rFonts w:cs="Arial"/>
+                <w:b/>
+                <w:sz w:val="28"/>
+                <w:szCs w:val="32"/>
+              </w:rPr>
+              <w:t>Kramam</w:t>
+            </w:r>
+          </w:p>
+          <w:p>
+            <w:pPr>
+              <w:spacing w:before="0" w:line="240" w:lineRule="auto"/>
+              <w:rPr>
+                <w:rFonts w:cs="Latha"/>
+                <w:b/>
+                <w:sz w:val="28"/>
+                <w:szCs w:val="28"/>
+                <w:lang w:val="en-IN" w:bidi="ta-IN"/>
+              </w:rPr>
+            </w:pPr>
+            <w:r>
+              <w:rPr>
+                <w:rFonts w:cs="Arial"/>
+                <w:b/>
+                <w:sz w:val="28"/>
+                <w:szCs w:val="32"/>
+                <w:lang w:val="en-IN"/>
+              </w:rPr>
+              <w:t>Krama Vaakyam</w:t>
+            </w:r>
+            <w:r>
+              <w:rPr>
+                <w:rFonts w:cs="Latha"/>
+                <w:b/>
+                <w:sz w:val="28"/>
+                <w:szCs w:val="28"/>
+                <w:lang w:val="en-IN" w:bidi="ta-IN"/>
+              </w:rPr>
+              <w:t xml:space="preserve"> No: - 15</w:t>
+            </w:r>
+          </w:p>
+          <w:p>
+            <w:pPr>
+              <w:widowControl w:val="0"/>
+              <w:tabs>
+                <w:tab w:val="left" w:pos="993"/>
+              </w:tabs>
+              <w:autoSpaceDE w:val="0"/>
+              <w:autoSpaceDN w:val="0"/>
+              <w:adjustRightInd w:val="0"/>
+              <w:spacing w:before="0" w:line="240" w:lineRule="auto"/>
+              <w:ind w:right="297"/>
+              <w:rPr>
+                <w:rFonts w:cs="Latha"/>
+                <w:b/>
+                <w:sz w:val="28"/>
+                <w:szCs w:val="28"/>
+                <w:lang w:bidi="ta-IN"/>
+              </w:rPr>
+            </w:pPr>
+            <w:r>
+              <w:rPr>
+                <w:rFonts w:cs="Latha"/>
+                <w:b/>
+                <w:sz w:val="28"/>
+                <w:szCs w:val="28"/>
+                <w:lang w:val="it-IT" w:bidi="ta-IN"/>
+              </w:rPr>
+              <w:t xml:space="preserve">Panchaati No. - </w:t>
+            </w:r>
+            <w:r>
+              <w:rPr>
+                <w:rFonts w:cs="Latha"/>
+                <w:b/>
+                <w:sz w:val="28"/>
+                <w:szCs w:val="28"/>
+                <w:lang w:val="it-IT" w:bidi="ta-IN"/>
+              </w:rPr>
+              <w:t>25</w:t>
+            </w:r>
+          </w:p>
+        </w:tc>
+        <w:tc>
+          <w:tcPr>
+            <w:tcW w:w="5103" w:type="dxa"/>
+            <w:tcBorders>
+              <w:top w:val="single" w:sz="4" w:space="0" w:color="000000"/>
+              <w:left w:val="single" w:sz="4" w:space="0" w:color="000000"/>
+              <w:bottom w:val="single" w:sz="4" w:space="0" w:color="000000"/>
+              <w:right w:val="single" w:sz="4" w:space="0" w:color="000000"/>
+            </w:tcBorders>
+          </w:tcPr>
+          <w:p>
+            <w:pPr>
+              <w:widowControl w:val="0"/>
+              <w:tabs>
+                <w:tab w:val="left" w:pos="2835"/>
+              </w:tabs>
+              <w:autoSpaceDE w:val="0"/>
+              <w:autoSpaceDN w:val="0"/>
+              <w:adjustRightInd w:val="0"/>
+              <w:spacing w:before="0" w:line="240" w:lineRule="auto"/>
+              <w:rPr>
+                <w:rFonts w:ascii="BRH Malayalam Extra" w:eastAsia="Times New Roman" w:hAnsi="BRH Malayalam Extra" w:cs="BRH Malayalam Extra"/>
+                <w:color w:val="000000"/>
+                <w:sz w:val="40"/>
+                <w:szCs w:val="40"/>
+                <w:lang w:val="it-IT" w:eastAsia="en-IN" w:bidi="ml-IN"/>
+              </w:rPr>
+            </w:pPr>
+            <w:r>
+              <w:rPr>
+                <w:rFonts w:ascii="BRH Malayalam Extra" w:eastAsia="Times New Roman" w:hAnsi="BRH Malayalam Extra" w:cs="BRH Malayalam Extra"/>
+                <w:color w:val="000000"/>
+                <w:sz w:val="40"/>
+                <w:szCs w:val="40"/>
+                <w:lang w:val="it-IT" w:eastAsia="en-IN" w:bidi="ml-IN"/>
+              </w:rPr>
+              <w:t>di—sð</w:t>
+            </w:r>
+            <w:r>
+              <w:rPr>
+                <w:rFonts w:ascii="BRH Malayalam Extra" w:eastAsia="Times New Roman" w:hAnsi="BRH Malayalam Extra" w:cs="BRH Malayalam Extra"/>
+                <w:color w:val="000000"/>
+                <w:sz w:val="32"/>
+                <w:szCs w:val="40"/>
+                <w:lang w:val="it-IT" w:eastAsia="en-IN" w:bidi="ml-IN"/>
+              </w:rPr>
+              <w:t>–</w:t>
+            </w:r>
+            <w:r>
+              <w:rPr>
+                <w:rFonts w:ascii="BRH Malayalam Extra" w:eastAsia="Times New Roman" w:hAnsi="BRH Malayalam Extra" w:cs="BRH Malayalam Extra"/>
+                <w:color w:val="000000"/>
+                <w:sz w:val="40"/>
+                <w:szCs w:val="40"/>
+                <w:lang w:val="it-IT" w:eastAsia="en-IN" w:bidi="ml-IN"/>
+              </w:rPr>
+              <w:t xml:space="preserve">¥a | </w:t>
+            </w:r>
+          </w:p>
+          <w:p>
+            <w:pPr>
+              <w:widowControl w:val="0"/>
+              <w:tabs>
+                <w:tab w:val="left" w:pos="2835"/>
+              </w:tabs>
+              <w:autoSpaceDE w:val="0"/>
+              <w:autoSpaceDN w:val="0"/>
+              <w:adjustRightInd w:val="0"/>
+              <w:spacing w:before="0" w:line="240" w:lineRule="auto"/>
+              <w:rPr>
+                <w:rFonts w:ascii="BRH Devanagari Extra" w:hAnsi="BRH Devanagari Extra" w:cs="BRH Devanagari Extra"/>
+                <w:color w:val="000000"/>
+                <w:sz w:val="40"/>
+                <w:szCs w:val="40"/>
+                <w:lang w:bidi="ml-IN"/>
+              </w:rPr>
+            </w:pPr>
+            <w:r>
+              <w:rPr>
+                <w:rFonts w:ascii="BRH Malayalam Extra" w:eastAsia="Times New Roman" w:hAnsi="BRH Malayalam Extra" w:cs="BRH Malayalam Extra"/>
+                <w:color w:val="000000"/>
+                <w:sz w:val="40"/>
+                <w:szCs w:val="40"/>
+                <w:lang w:val="it-IT" w:eastAsia="en-IN" w:bidi="ml-IN"/>
+              </w:rPr>
+              <w:t>e</w:t>
+            </w:r>
+            <w:r>
+              <w:rPr>
+                <w:rFonts w:ascii="BRH Malayalam Extra" w:eastAsia="Times New Roman" w:hAnsi="BRH Malayalam Extra" w:cs="BRH Malayalam Extra"/>
+                <w:color w:val="000000"/>
+                <w:sz w:val="32"/>
+                <w:szCs w:val="40"/>
+                <w:lang w:val="it-IT" w:eastAsia="en-IN" w:bidi="ml-IN"/>
+              </w:rPr>
+              <w:t>–</w:t>
+            </w:r>
+            <w:r>
+              <w:rPr>
+                <w:rFonts w:ascii="BRH Malayalam Extra" w:eastAsia="Times New Roman" w:hAnsi="BRH Malayalam Extra" w:cs="BRH Malayalam Extra"/>
+                <w:color w:val="000000"/>
+                <w:sz w:val="40"/>
+                <w:szCs w:val="40"/>
+                <w:lang w:val="it-IT" w:eastAsia="en-IN" w:bidi="ml-IN"/>
+              </w:rPr>
+              <w:t xml:space="preserve">a CZy— </w:t>
+            </w:r>
+            <w:r>
+              <w:rPr>
+                <w:rFonts w:ascii="BRH Malayalam Extra" w:eastAsia="Times New Roman" w:hAnsi="BRH Malayalam Extra" w:cs="BRH Malayalam Extra"/>
+                <w:color w:val="000000"/>
+                <w:sz w:val="40"/>
+                <w:szCs w:val="40"/>
+                <w:highlight w:val="yellow"/>
+                <w:lang w:val="it-IT" w:eastAsia="en-IN" w:bidi="ml-IN"/>
+              </w:rPr>
+              <w:t>e</w:t>
+            </w:r>
+            <w:r>
+              <w:rPr>
+                <w:rFonts w:ascii="BRH Malayalam Extra" w:eastAsia="Times New Roman" w:hAnsi="BRH Malayalam Extra" w:cs="BRH Malayalam Extra"/>
+                <w:color w:val="000000"/>
+                <w:sz w:val="40"/>
+                <w:szCs w:val="40"/>
+                <w:lang w:val="it-IT" w:eastAsia="en-IN" w:bidi="ml-IN"/>
+              </w:rPr>
+              <w:t>¥a ||</w:t>
+            </w:r>
+          </w:p>
+        </w:tc>
+        <w:tc>
+          <w:tcPr>
+            <w:tcW w:w="5386" w:type="dxa"/>
+            <w:tcBorders>
+              <w:top w:val="single" w:sz="4" w:space="0" w:color="000000"/>
+              <w:left w:val="single" w:sz="4" w:space="0" w:color="000000"/>
+              <w:bottom w:val="single" w:sz="4" w:space="0" w:color="000000"/>
+              <w:right w:val="single" w:sz="4" w:space="0" w:color="000000"/>
+            </w:tcBorders>
+          </w:tcPr>
+          <w:p>
+            <w:pPr>
+              <w:widowControl w:val="0"/>
+              <w:tabs>
+                <w:tab w:val="left" w:pos="2835"/>
+              </w:tabs>
+              <w:autoSpaceDE w:val="0"/>
+              <w:autoSpaceDN w:val="0"/>
+              <w:adjustRightInd w:val="0"/>
+              <w:spacing w:before="0" w:line="240" w:lineRule="auto"/>
+              <w:rPr>
+                <w:rFonts w:ascii="BRH Malayalam Extra" w:eastAsia="Times New Roman" w:hAnsi="BRH Malayalam Extra" w:cs="BRH Malayalam Extra"/>
+                <w:color w:val="000000"/>
+                <w:sz w:val="40"/>
+                <w:szCs w:val="40"/>
+                <w:lang w:val="it-IT" w:eastAsia="en-IN" w:bidi="ml-IN"/>
+              </w:rPr>
+            </w:pPr>
+            <w:r>
+              <w:rPr>
+                <w:rFonts w:ascii="BRH Malayalam Extra" w:eastAsia="Times New Roman" w:hAnsi="BRH Malayalam Extra" w:cs="BRH Malayalam Extra"/>
+                <w:color w:val="000000"/>
+                <w:sz w:val="40"/>
+                <w:szCs w:val="40"/>
+                <w:lang w:val="it-IT" w:eastAsia="en-IN" w:bidi="ml-IN"/>
+              </w:rPr>
+              <w:t>di—sð</w:t>
+            </w:r>
+            <w:r>
+              <w:rPr>
+                <w:rFonts w:ascii="BRH Malayalam Extra" w:eastAsia="Times New Roman" w:hAnsi="BRH Malayalam Extra" w:cs="BRH Malayalam Extra"/>
+                <w:color w:val="000000"/>
+                <w:sz w:val="32"/>
+                <w:szCs w:val="40"/>
+                <w:lang w:val="it-IT" w:eastAsia="en-IN" w:bidi="ml-IN"/>
+              </w:rPr>
+              <w:t>–</w:t>
+            </w:r>
+            <w:r>
+              <w:rPr>
+                <w:rFonts w:ascii="BRH Malayalam Extra" w:eastAsia="Times New Roman" w:hAnsi="BRH Malayalam Extra" w:cs="BRH Malayalam Extra"/>
+                <w:color w:val="000000"/>
+                <w:sz w:val="40"/>
+                <w:szCs w:val="40"/>
+                <w:lang w:val="it-IT" w:eastAsia="en-IN" w:bidi="ml-IN"/>
+              </w:rPr>
+              <w:t xml:space="preserve">¥a | </w:t>
+            </w:r>
+          </w:p>
+          <w:p>
+            <w:pPr>
+              <w:spacing w:before="0" w:line="240" w:lineRule="auto"/>
+              <w:rPr>
+                <w:rFonts w:ascii="BRH Devanagari Extra" w:hAnsi="BRH Devanagari Extra" w:cs="BRH Devanagari Extra"/>
+                <w:color w:val="000000"/>
+                <w:sz w:val="40"/>
+                <w:szCs w:val="40"/>
+                <w:lang w:val="it-IT" w:bidi="ml-IN"/>
+              </w:rPr>
+            </w:pPr>
+            <w:r>
+              <w:rPr>
+                <w:rFonts w:ascii="BRH Malayalam Extra" w:eastAsia="Times New Roman" w:hAnsi="BRH Malayalam Extra" w:cs="BRH Malayalam Extra"/>
+                <w:color w:val="000000"/>
+                <w:sz w:val="40"/>
+                <w:szCs w:val="40"/>
+                <w:lang w:val="it-IT" w:eastAsia="en-IN" w:bidi="ml-IN"/>
+              </w:rPr>
+              <w:t>e</w:t>
+            </w:r>
+            <w:r>
+              <w:rPr>
+                <w:rFonts w:ascii="BRH Malayalam Extra" w:eastAsia="Times New Roman" w:hAnsi="BRH Malayalam Extra" w:cs="BRH Malayalam Extra"/>
+                <w:color w:val="000000"/>
+                <w:sz w:val="32"/>
+                <w:szCs w:val="40"/>
+                <w:lang w:val="it-IT" w:eastAsia="en-IN" w:bidi="ml-IN"/>
+              </w:rPr>
+              <w:t>–</w:t>
+            </w:r>
+            <w:r>
+              <w:rPr>
+                <w:rFonts w:ascii="BRH Malayalam Extra" w:eastAsia="Times New Roman" w:hAnsi="BRH Malayalam Extra" w:cs="BRH Malayalam Extra"/>
+                <w:color w:val="000000"/>
+                <w:sz w:val="40"/>
+                <w:szCs w:val="40"/>
+                <w:lang w:val="it-IT" w:eastAsia="en-IN" w:bidi="ml-IN"/>
+              </w:rPr>
+              <w:t xml:space="preserve">a CZy— </w:t>
+            </w:r>
+            <w:r>
+              <w:rPr>
+                <w:rFonts w:ascii="BRH Malayalam Extra" w:eastAsia="Times New Roman" w:hAnsi="BRH Malayalam Extra" w:cs="BRH Malayalam Extra"/>
+                <w:color w:val="000000"/>
+                <w:sz w:val="40"/>
+                <w:szCs w:val="40"/>
+                <w:highlight w:val="green"/>
+                <w:lang w:val="it-IT" w:eastAsia="en-IN" w:bidi="ml-IN"/>
+              </w:rPr>
+              <w:t>e</w:t>
+            </w:r>
+            <w:r>
+              <w:rPr>
+                <w:rFonts w:ascii="BRH Malayalam Extra" w:eastAsia="Times New Roman" w:hAnsi="BRH Malayalam Extra" w:cs="BRH Malayalam Extra"/>
+                <w:color w:val="000000"/>
+                <w:sz w:val="32"/>
+                <w:szCs w:val="40"/>
+                <w:lang w:val="it-IT" w:eastAsia="en-IN" w:bidi="ml-IN"/>
+              </w:rPr>
+              <w:t>–</w:t>
+            </w:r>
+            <w:r>
+              <w:rPr>
+                <w:rFonts w:ascii="BRH Malayalam Extra" w:eastAsia="Times New Roman" w:hAnsi="BRH Malayalam Extra" w:cs="BRH Malayalam Extra"/>
+                <w:color w:val="000000"/>
+                <w:sz w:val="40"/>
+                <w:szCs w:val="40"/>
+                <w:lang w:val="it-IT" w:eastAsia="en-IN" w:bidi="ml-IN"/>
+              </w:rPr>
+              <w:t>¥a ||</w:t>
+            </w:r>
+          </w:p>
+        </w:tc>
+      </w:tr>
+      <w:tr>
+        <w:trPr>
           <w:trHeight w:val="1400"/>
         </w:trPr>
         <w:tc>
@@ -1114,17 +1523,7 @@
                 <w:szCs w:val="28"/>
                 <w:lang w:val="en-IN" w:bidi="ta-IN"/>
               </w:rPr>
-              <w:t xml:space="preserve"> No: - </w:t>
-            </w:r>
-            <w:r>
-              <w:rPr>
-                <w:rFonts w:cs="Latha"/>
-                <w:b/>
-                <w:sz w:val="28"/>
-                <w:szCs w:val="28"/>
-                <w:lang w:val="en-IN" w:bidi="ta-IN"/>
-              </w:rPr>
-              <w:t>27</w:t>
+              <w:t xml:space="preserve"> No: - 27</w:t>
             </w:r>
           </w:p>
           <w:p>
@@ -1364,6 +1763,378 @@
                 <w:lang w:val="it-IT" w:eastAsia="en-IN" w:bidi="ml-IN"/>
               </w:rPr>
               <w:t>—¤¤YõJ ||</w:t>
+            </w:r>
+          </w:p>
+        </w:tc>
+      </w:tr>
+      <w:tr>
+        <w:trPr>
+          <w:trHeight w:val="1098"/>
+        </w:trPr>
+        <w:tc>
+          <w:tcPr>
+            <w:tcW w:w="3906" w:type="dxa"/>
+            <w:tcBorders>
+              <w:top w:val="single" w:sz="4" w:space="0" w:color="000000"/>
+              <w:left w:val="single" w:sz="4" w:space="0" w:color="000000"/>
+              <w:bottom w:val="single" w:sz="4" w:space="0" w:color="000000"/>
+              <w:right w:val="single" w:sz="4" w:space="0" w:color="000000"/>
+            </w:tcBorders>
+          </w:tcPr>
+          <w:p>
+            <w:pPr>
+              <w:widowControl w:val="0"/>
+              <w:tabs>
+                <w:tab w:val="left" w:pos="993"/>
+              </w:tabs>
+              <w:autoSpaceDE w:val="0"/>
+              <w:autoSpaceDN w:val="0"/>
+              <w:adjustRightInd w:val="0"/>
+              <w:spacing w:before="0" w:line="252" w:lineRule="auto"/>
+              <w:ind w:right="297"/>
+              <w:rPr>
+                <w:rFonts w:cs="Arial"/>
+                <w:b/>
+                <w:sz w:val="28"/>
+                <w:szCs w:val="32"/>
+              </w:rPr>
+            </w:pPr>
+            <w:r>
+              <w:rPr>
+                <w:rFonts w:cs="Latha"/>
+                <w:b/>
+                <w:sz w:val="28"/>
+                <w:szCs w:val="28"/>
+                <w:lang w:bidi="ta-IN"/>
+              </w:rPr>
+              <w:t>TS 4.7.1</w:t>
+            </w:r>
+            <w:r>
+              <w:rPr>
+                <w:rFonts w:cs="Latha"/>
+                <w:b/>
+                <w:sz w:val="28"/>
+                <w:szCs w:val="28"/>
+                <w:lang w:bidi="ta-IN"/>
+              </w:rPr>
+              <w:t>5.2</w:t>
+            </w:r>
+            <w:r>
+              <w:rPr>
+                <w:rFonts w:cs="Latha"/>
+                <w:b/>
+                <w:sz w:val="28"/>
+                <w:szCs w:val="28"/>
+                <w:lang w:bidi="ta-IN"/>
+              </w:rPr>
+              <w:t xml:space="preserve">- </w:t>
+            </w:r>
+            <w:r>
+              <w:rPr>
+                <w:rFonts w:cs="Arial"/>
+                <w:b/>
+                <w:sz w:val="28"/>
+                <w:szCs w:val="32"/>
+              </w:rPr>
+              <w:t>Kramam</w:t>
+            </w:r>
+          </w:p>
+          <w:p>
+            <w:pPr>
+              <w:spacing w:before="0" w:line="240" w:lineRule="auto"/>
+              <w:rPr>
+                <w:rFonts w:cs="Latha"/>
+                <w:b/>
+                <w:sz w:val="28"/>
+                <w:szCs w:val="28"/>
+                <w:lang w:val="en-IN" w:bidi="ta-IN"/>
+              </w:rPr>
+            </w:pPr>
+            <w:r>
+              <w:rPr>
+                <w:rFonts w:cs="Arial"/>
+                <w:b/>
+                <w:sz w:val="28"/>
+                <w:szCs w:val="32"/>
+                <w:lang w:val="en-IN"/>
+              </w:rPr>
+              <w:t>Krama Vaakyam</w:t>
+            </w:r>
+            <w:r>
+              <w:rPr>
+                <w:rFonts w:cs="Latha"/>
+                <w:b/>
+                <w:sz w:val="28"/>
+                <w:szCs w:val="28"/>
+                <w:lang w:val="en-IN" w:bidi="ta-IN"/>
+              </w:rPr>
+              <w:t xml:space="preserve"> No: - </w:t>
+            </w:r>
+            <w:r>
+              <w:rPr>
+                <w:rFonts w:cs="Latha"/>
+                <w:b/>
+                <w:sz w:val="28"/>
+                <w:szCs w:val="28"/>
+                <w:lang w:val="en-IN" w:bidi="ta-IN"/>
+              </w:rPr>
+              <w:t>5</w:t>
+            </w:r>
+            <w:r>
+              <w:rPr>
+                <w:rFonts w:cs="Latha"/>
+                <w:b/>
+                <w:sz w:val="28"/>
+                <w:szCs w:val="28"/>
+                <w:lang w:val="en-IN" w:bidi="ta-IN"/>
+              </w:rPr>
+              <w:t>7</w:t>
+            </w:r>
+          </w:p>
+          <w:p>
+            <w:pPr>
+              <w:widowControl w:val="0"/>
+              <w:tabs>
+                <w:tab w:val="left" w:pos="993"/>
+              </w:tabs>
+              <w:autoSpaceDE w:val="0"/>
+              <w:autoSpaceDN w:val="0"/>
+              <w:adjustRightInd w:val="0"/>
+              <w:spacing w:before="0" w:line="252" w:lineRule="auto"/>
+              <w:ind w:right="297"/>
+              <w:rPr>
+                <w:rFonts w:cs="Latha"/>
+                <w:b/>
+                <w:sz w:val="28"/>
+                <w:szCs w:val="28"/>
+                <w:lang w:bidi="ta-IN"/>
+              </w:rPr>
+            </w:pPr>
+            <w:r>
+              <w:rPr>
+                <w:rFonts w:cs="Latha"/>
+                <w:b/>
+                <w:sz w:val="28"/>
+                <w:szCs w:val="28"/>
+                <w:lang w:val="it-IT" w:bidi="ta-IN"/>
+              </w:rPr>
+              <w:t xml:space="preserve">Panchaati No. - </w:t>
+            </w:r>
+            <w:r>
+              <w:rPr>
+                <w:rFonts w:cs="Latha"/>
+                <w:b/>
+                <w:sz w:val="28"/>
+                <w:szCs w:val="28"/>
+                <w:lang w:val="it-IT" w:bidi="ta-IN"/>
+              </w:rPr>
+              <w:t>34</w:t>
+            </w:r>
+          </w:p>
+        </w:tc>
+        <w:tc>
+          <w:tcPr>
+            <w:tcW w:w="5103" w:type="dxa"/>
+            <w:tcBorders>
+              <w:top w:val="single" w:sz="4" w:space="0" w:color="000000"/>
+              <w:left w:val="single" w:sz="4" w:space="0" w:color="000000"/>
+              <w:bottom w:val="single" w:sz="4" w:space="0" w:color="000000"/>
+              <w:right w:val="single" w:sz="4" w:space="0" w:color="000000"/>
+            </w:tcBorders>
+          </w:tcPr>
+          <w:p>
+            <w:pPr>
+              <w:widowControl w:val="0"/>
+              <w:autoSpaceDE w:val="0"/>
+              <w:autoSpaceDN w:val="0"/>
+              <w:adjustRightInd w:val="0"/>
+              <w:spacing w:line="252" w:lineRule="auto"/>
+              <w:rPr>
+                <w:rFonts w:ascii="Latha" w:hAnsi="Latha" w:cs="Latha"/>
+                <w:sz w:val="28"/>
+                <w:szCs w:val="28"/>
+                <w:cs/>
+                <w:lang w:bidi="ta-IN"/>
+              </w:rPr>
+            </w:pPr>
+            <w:r>
+              <w:rPr>
+                <w:rFonts w:ascii="BRH Malayalam Extra" w:eastAsia="Times New Roman" w:hAnsi="BRH Malayalam Extra" w:cs="BRH Malayalam Extra"/>
+                <w:color w:val="000000"/>
+                <w:sz w:val="40"/>
+                <w:szCs w:val="40"/>
+                <w:lang w:eastAsia="en-IN" w:bidi="ml-IN"/>
+              </w:rPr>
+              <w:t>b¢</w:t>
+            </w:r>
+            <w:r>
+              <w:rPr>
+                <w:rFonts w:ascii="BRH Malayalam Extra" w:eastAsia="Times New Roman" w:hAnsi="BRH Malayalam Extra" w:cs="BRH Malayalam Extra"/>
+                <w:color w:val="000000"/>
+                <w:sz w:val="32"/>
+                <w:szCs w:val="40"/>
+                <w:lang w:eastAsia="en-IN" w:bidi="ml-IN"/>
+              </w:rPr>
+              <w:t>–</w:t>
+            </w:r>
+            <w:r>
+              <w:rPr>
+                <w:rFonts w:ascii="BRH Malayalam Extra" w:eastAsia="Times New Roman" w:hAnsi="BRH Malayalam Extra" w:cs="BRH Malayalam Extra"/>
+                <w:color w:val="000000"/>
+                <w:sz w:val="40"/>
+                <w:szCs w:val="40"/>
+                <w:lang w:eastAsia="en-IN" w:bidi="ml-IN"/>
+              </w:rPr>
+              <w:t>r</w:t>
+            </w:r>
+            <w:r>
+              <w:rPr>
+                <w:rFonts w:ascii="BRH Malayalam Extra" w:eastAsia="Times New Roman" w:hAnsi="BRH Malayalam Extra" w:cs="BRH Malayalam Extra"/>
+                <w:color w:val="000000"/>
+                <w:sz w:val="40"/>
+                <w:szCs w:val="40"/>
+                <w:highlight w:val="yellow"/>
+                <w:lang w:eastAsia="en-IN" w:bidi="ml-IN"/>
+              </w:rPr>
+              <w:t>j</w:t>
+            </w:r>
+            <w:r>
+              <w:rPr>
+                <w:rFonts w:ascii="BRH Malayalam Extra" w:eastAsia="Times New Roman" w:hAnsi="BRH Malayalam Extra" w:cs="BRH Malayalam Extra"/>
+                <w:color w:val="000000"/>
+                <w:sz w:val="40"/>
+                <w:szCs w:val="40"/>
+                <w:lang w:eastAsia="en-IN" w:bidi="ml-IN"/>
+              </w:rPr>
+              <w:t>ËyZy— b¢</w:t>
+            </w:r>
+            <w:r>
+              <w:rPr>
+                <w:rFonts w:ascii="BRH Malayalam Extra" w:eastAsia="Times New Roman" w:hAnsi="BRH Malayalam Extra" w:cs="BRH Malayalam Extra"/>
+                <w:color w:val="000000"/>
+                <w:sz w:val="32"/>
+                <w:szCs w:val="40"/>
+                <w:lang w:eastAsia="en-IN" w:bidi="ml-IN"/>
+              </w:rPr>
+              <w:t>–</w:t>
+            </w:r>
+            <w:r>
+              <w:rPr>
+                <w:rFonts w:ascii="BRH Malayalam Extra" w:eastAsia="Times New Roman" w:hAnsi="BRH Malayalam Extra" w:cs="BRH Malayalam Extra"/>
+                <w:color w:val="000000"/>
+                <w:sz w:val="40"/>
+                <w:szCs w:val="40"/>
+                <w:lang w:eastAsia="en-IN" w:bidi="ml-IN"/>
+              </w:rPr>
+              <w:t>rjË§— ||</w:t>
+            </w:r>
+          </w:p>
+        </w:tc>
+        <w:tc>
+          <w:tcPr>
+            <w:tcW w:w="5386" w:type="dxa"/>
+            <w:tcBorders>
+              <w:top w:val="single" w:sz="4" w:space="0" w:color="000000"/>
+              <w:left w:val="single" w:sz="4" w:space="0" w:color="000000"/>
+              <w:bottom w:val="single" w:sz="4" w:space="0" w:color="000000"/>
+              <w:right w:val="single" w:sz="4" w:space="0" w:color="000000"/>
+            </w:tcBorders>
+          </w:tcPr>
+          <w:p>
+            <w:pPr>
+              <w:widowControl w:val="0"/>
+              <w:autoSpaceDE w:val="0"/>
+              <w:autoSpaceDN w:val="0"/>
+              <w:adjustRightInd w:val="0"/>
+              <w:spacing w:line="252" w:lineRule="auto"/>
+              <w:rPr>
+                <w:rFonts w:ascii="Latha" w:hAnsi="Latha" w:cs="Latha"/>
+                <w:sz w:val="28"/>
+                <w:szCs w:val="28"/>
+                <w:cs/>
+                <w:lang w:bidi="ta-IN"/>
+              </w:rPr>
+            </w:pPr>
+            <w:r>
+              <w:rPr>
+                <w:rFonts w:ascii="BRH Malayalam Extra" w:eastAsia="Times New Roman" w:hAnsi="BRH Malayalam Extra" w:cs="BRH Malayalam Extra"/>
+                <w:color w:val="000000"/>
+                <w:sz w:val="40"/>
+                <w:szCs w:val="40"/>
+                <w:lang w:val="it-IT" w:eastAsia="en-IN" w:bidi="ml-IN"/>
+              </w:rPr>
+              <w:t>b¢</w:t>
+            </w:r>
+            <w:r>
+              <w:rPr>
+                <w:rFonts w:ascii="BRH Malayalam Extra" w:eastAsia="Times New Roman" w:hAnsi="BRH Malayalam Extra" w:cs="BRH Malayalam Extra"/>
+                <w:color w:val="000000"/>
+                <w:sz w:val="32"/>
+                <w:szCs w:val="40"/>
+                <w:lang w:val="it-IT" w:eastAsia="en-IN" w:bidi="ml-IN"/>
+              </w:rPr>
+              <w:t>–</w:t>
+            </w:r>
+            <w:r>
+              <w:rPr>
+                <w:rFonts w:ascii="BRH Malayalam Extra" w:eastAsia="Times New Roman" w:hAnsi="BRH Malayalam Extra" w:cs="BRH Malayalam Extra"/>
+                <w:color w:val="000000"/>
+                <w:sz w:val="40"/>
+                <w:szCs w:val="40"/>
+                <w:lang w:val="it-IT" w:eastAsia="en-IN" w:bidi="ml-IN"/>
+              </w:rPr>
+              <w:t>r</w:t>
+            </w:r>
+            <w:r>
+              <w:rPr>
+                <w:rFonts w:ascii="BRH Malayalam Extra" w:eastAsia="Times New Roman" w:hAnsi="BRH Malayalam Extra" w:cs="BRH Malayalam Extra"/>
+                <w:color w:val="000000"/>
+                <w:sz w:val="40"/>
+                <w:szCs w:val="40"/>
+                <w:highlight w:val="green"/>
+                <w:lang w:val="it-IT" w:eastAsia="en-IN" w:bidi="ml-IN"/>
+              </w:rPr>
+              <w:t>j</w:t>
+            </w:r>
+            <w:r>
+              <w:rPr>
+                <w:rFonts w:ascii="BRH Malayalam Extra" w:eastAsia="Times New Roman" w:hAnsi="BRH Malayalam Extra" w:cs="BRH Malayalam Extra"/>
+                <w:color w:val="000000"/>
+                <w:sz w:val="32"/>
+                <w:szCs w:val="40"/>
+                <w:lang w:val="it-IT" w:eastAsia="en-IN" w:bidi="ml-IN"/>
+              </w:rPr>
+              <w:t>–</w:t>
+            </w:r>
+            <w:r>
+              <w:rPr>
+                <w:rFonts w:ascii="BRH Malayalam Extra" w:eastAsia="Times New Roman" w:hAnsi="BRH Malayalam Extra" w:cs="BRH Malayalam Extra"/>
+                <w:color w:val="000000"/>
+                <w:sz w:val="40"/>
+                <w:szCs w:val="40"/>
+                <w:lang w:val="it-IT" w:eastAsia="en-IN" w:bidi="ml-IN"/>
+              </w:rPr>
+              <w:t>ËyZy— b¢</w:t>
+            </w:r>
+            <w:r>
+              <w:rPr>
+                <w:rFonts w:ascii="BRH Malayalam Extra" w:eastAsia="Times New Roman" w:hAnsi="BRH Malayalam Extra" w:cs="BRH Malayalam Extra"/>
+                <w:color w:val="000000"/>
+                <w:sz w:val="32"/>
+                <w:szCs w:val="40"/>
+                <w:lang w:val="it-IT" w:eastAsia="en-IN" w:bidi="ml-IN"/>
+              </w:rPr>
+              <w:t>–</w:t>
+            </w:r>
+            <w:r>
+              <w:rPr>
+                <w:rFonts w:ascii="BRH Malayalam Extra" w:eastAsia="Times New Roman" w:hAnsi="BRH Malayalam Extra" w:cs="BRH Malayalam Extra"/>
+                <w:color w:val="000000"/>
+                <w:sz w:val="40"/>
+                <w:szCs w:val="40"/>
+                <w:lang w:val="it-IT" w:eastAsia="en-IN" w:bidi="ml-IN"/>
+              </w:rPr>
+              <w:t>rjË§— ||</w:t>
             </w:r>
           </w:p>
         </w:tc>
@@ -1378,6 +2149,7 @@
           <w:sz w:val="32"/>
           <w:szCs w:val="32"/>
           <w:u w:val="single"/>
+          <w:lang w:val="it-IT"/>
         </w:rPr>
       </w:pPr>
     </w:p>
@@ -1390,6 +2162,7 @@
           <w:sz w:val="32"/>
           <w:szCs w:val="32"/>
           <w:u w:val="single"/>
+          <w:lang w:val="it-IT"/>
         </w:rPr>
       </w:pPr>
     </w:p>
@@ -1499,6 +2272,7 @@
           <w:b/>
           <w:bCs/>
         </w:rPr>
+        <w:lastRenderedPageBreak/>
         <w:t>(ignore those which are already incorporated in your book’s version and date)</w:t>
       </w:r>
     </w:p>
@@ -1978,7 +2752,6 @@
                 <w:szCs w:val="28"/>
                 <w:lang w:bidi="ta-IN"/>
               </w:rPr>
-              <w:lastRenderedPageBreak/>
               <w:t>TS 4.7.</w:t>
             </w:r>
             <w:r>
@@ -3550,6 +4323,7 @@
                 <w:sz w:val="28"/>
                 <w:szCs w:val="32"/>
               </w:rPr>
+              <w:lastRenderedPageBreak/>
               <w:t>T.S.4.7.12.3 – Kramam</w:t>
             </w:r>
           </w:p>
@@ -4423,7 +5197,6 @@
                 <w:sz w:val="28"/>
                 <w:szCs w:val="32"/>
               </w:rPr>
-              <w:lastRenderedPageBreak/>
               <w:t>T.S.4.</w:t>
             </w:r>
             <w:r>
@@ -5947,6 +6720,7 @@
                 <w:sz w:val="28"/>
                 <w:szCs w:val="32"/>
               </w:rPr>
+              <w:lastRenderedPageBreak/>
               <w:t>T.S.4.7.15.7 – Kramam</w:t>
             </w:r>
           </w:p>
@@ -6558,7 +7332,6 @@
           <w:szCs w:val="32"/>
           <w:u w:val="single"/>
         </w:rPr>
-        <w:lastRenderedPageBreak/>
         <w:t xml:space="preserve">TS </w:t>
       </w:r>
       <w:r>
@@ -6913,7 +7686,7 @@
 </file>
 
 <file path=word/endnotes.xml><?xml version="1.0" encoding="utf-8"?>
-<w:endnotes xmlns:wpc="http://schemas.microsoft.com/office/word/2010/wordprocessingCanvas" xmlns:cx="http://schemas.microsoft.com/office/drawing/2014/chartex" xmlns:cx1="http://schemas.microsoft.com/office/drawing/2015/9/8/chartex" xmlns:cx2="http://schemas.microsoft.com/office/drawing/2015/10/21/chartex" xmlns:cx3="http://schemas.microsoft.com/office/drawing/2016/5/9/chartex" xmlns:cx4="http://schemas.microsoft.com/office/drawing/2016/5/10/chartex" xmlns:cx5="http://schemas.microsoft.com/office/drawing/2016/5/11/chartex" xmlns:cx6="http://schemas.microsoft.com/office/drawing/2016/5/12/chartex" xmlns:cx7="http://schemas.microsoft.com/office/drawing/2016/5/13/chartex" xmlns:cx8="http://schemas.microsoft.com/office/drawing/2016/5/14/chartex" xmlns:mc="http://schemas.openxmlformats.org/markup-compatibility/2006" xmlns:aink="http://schemas.microsoft.com/office/drawing/2016/ink" xmlns:am3d="http://schemas.microsoft.com/office/drawing/2017/model3d" xmlns:o="urn:schemas-microsoft-com:office:office" xmlns:oel="http://schemas.microsoft.com/office/2019/extlst" xmlns:r="http://schemas.openxmlformats.org/officeDocument/2006/relationships" xmlns:m="http://schemas.openxmlformats.org/officeDocument/2006/math" xmlns:v="urn:schemas-microsoft-com:vml" xmlns:wp14="http://schemas.microsoft.com/office/word/2010/wordprocessingDrawing" xmlns:wp="http://schemas.openxmlformats.org/drawingml/2006/wordprocessingDrawing" xmlns:w10="urn:schemas-microsoft-com:office:word" xmlns:w="http://schemas.openxmlformats.org/wordprocessingml/2006/main" xmlns:w14="http://schemas.microsoft.com/office/word/2010/wordml" xmlns:w15="http://schemas.microsoft.com/office/word/2012/wordml" xmlns:w16cex="http://schemas.microsoft.com/office/word/2018/wordml/cex" xmlns:w16cid="http://schemas.microsoft.com/office/word/2016/wordml/cid" xmlns:w16="http://schemas.microsoft.com/office/word/2018/wordml" xmlns:w16du="http://schemas.microsoft.com/office/word/2023/wordml/word16du" xmlns:w16sdtdh="http://schemas.microsoft.com/office/word/2020/wordml/sdtdatahash" xmlns:w16sdtfl="http://schemas.microsoft.com/office/word/2024/wordml/sdtformatlock" xmlns:w16se="http://schemas.microsoft.com/office/word/2015/wordml/symex" xmlns:wpg="http://schemas.microsoft.com/office/word/2010/wordprocessingGroup" xmlns:wpi="http://schemas.microsoft.com/office/word/2010/wordprocessingInk" xmlns:wne="http://schemas.microsoft.com/office/word/2006/wordml" xmlns:wps="http://schemas.microsoft.com/office/word/2010/wordprocessingShape" mc:Ignorable="w14 w15 w16se w16cid w16 w16cex w16sdtdh w16sdtfl w16du wp14">
+<w:endnotes xmlns:wpc="http://schemas.microsoft.com/office/word/2010/wordprocessingCanvas" xmlns:cx="http://schemas.microsoft.com/office/drawing/2014/chartex" xmlns:cx1="http://schemas.microsoft.com/office/drawing/2015/9/8/chartex" xmlns:cx2="http://schemas.microsoft.com/office/drawing/2015/10/21/chartex" xmlns:cx3="http://schemas.microsoft.com/office/drawing/2016/5/9/chartex" xmlns:cx4="http://schemas.microsoft.com/office/drawing/2016/5/10/chartex" xmlns:cx5="http://schemas.microsoft.com/office/drawing/2016/5/11/chartex" xmlns:cx6="http://schemas.microsoft.com/office/drawing/2016/5/12/chartex" xmlns:cx7="http://schemas.microsoft.com/office/drawing/2016/5/13/chartex" xmlns:cx8="http://schemas.microsoft.com/office/drawing/2016/5/14/chartex" xmlns:mc="http://schemas.openxmlformats.org/markup-compatibility/2006" xmlns:aink="http://schemas.microsoft.com/office/drawing/2016/ink" xmlns:am3d="http://schemas.microsoft.com/office/drawing/2017/model3d" xmlns:o="urn:schemas-microsoft-com:office:office" xmlns:oel="http://schemas.microsoft.com/office/2019/extlst" xmlns:r="http://schemas.openxmlformats.org/officeDocument/2006/relationships" xmlns:m="http://schemas.openxmlformats.org/officeDocument/2006/math" xmlns:v="urn:schemas-microsoft-com:vml" xmlns:wp14="http://schemas.microsoft.com/office/word/2010/wordprocessingDrawing" xmlns:wp="http://schemas.openxmlformats.org/drawingml/2006/wordprocessingDrawing" xmlns:w10="urn:schemas-microsoft-com:office:word" xmlns:w="http://schemas.openxmlformats.org/wordprocessingml/2006/main" xmlns:w14="http://schemas.microsoft.com/office/word/2010/wordml" xmlns:w15="http://schemas.microsoft.com/office/word/2012/wordml" xmlns:w16cei="http://schemas.microsoft.com/office/word/2026/wordml/cei" xmlns:w16cex="http://schemas.microsoft.com/office/word/2018/wordml/cex" xmlns:w16cid="http://schemas.microsoft.com/office/word/2016/wordml/cid" xmlns:w16="http://schemas.microsoft.com/office/word/2018/wordml" xmlns:w16du="http://schemas.microsoft.com/office/word/2023/wordml/word16du" xmlns:w16sdtdh="http://schemas.microsoft.com/office/word/2020/wordml/sdtdatahash" xmlns:w16sdtfl="http://schemas.microsoft.com/office/word/2024/wordml/sdtformatlock" xmlns:w16se="http://schemas.microsoft.com/office/word/2015/wordml/symex" xmlns:wpg="http://schemas.microsoft.com/office/word/2010/wordprocessingGroup" xmlns:wpi="http://schemas.microsoft.com/office/word/2010/wordprocessingInk" xmlns:wne="http://schemas.microsoft.com/office/word/2006/wordml" xmlns:wps="http://schemas.microsoft.com/office/word/2010/wordprocessingShape" mc:Ignorable="w14 w15 w16se w16cid w16 w16cex w16sdtdh w16sdtfl w16du wp14">
   <w:endnote w:type="separator" w:id="-1">
     <w:p>
       <w:pPr>
@@ -6938,7 +7711,7 @@
 </file>
 
 <file path=word/footer1.xml><?xml version="1.0" encoding="utf-8"?>
-<w:ftr xmlns:wpc="http://schemas.microsoft.com/office/word/2010/wordprocessingCanvas" xmlns:cx="http://schemas.microsoft.com/office/drawing/2014/chartex" xmlns:cx1="http://schemas.microsoft.com/office/drawing/2015/9/8/chartex" xmlns:cx2="http://schemas.microsoft.com/office/drawing/2015/10/21/chartex" xmlns:cx3="http://schemas.microsoft.com/office/drawing/2016/5/9/chartex" xmlns:cx4="http://schemas.microsoft.com/office/drawing/2016/5/10/chartex" xmlns:cx5="http://schemas.microsoft.com/office/drawing/2016/5/11/chartex" xmlns:cx6="http://schemas.microsoft.com/office/drawing/2016/5/12/chartex" xmlns:cx7="http://schemas.microsoft.com/office/drawing/2016/5/13/chartex" xmlns:cx8="http://schemas.microsoft.com/office/drawing/2016/5/14/chartex" xmlns:mc="http://schemas.openxmlformats.org/markup-compatibility/2006" xmlns:aink="http://schemas.microsoft.com/office/drawing/2016/ink" xmlns:am3d="http://schemas.microsoft.com/office/drawing/2017/model3d" xmlns:o="urn:schemas-microsoft-com:office:office" xmlns:oel="http://schemas.microsoft.com/office/2019/extlst" xmlns:r="http://schemas.openxmlformats.org/officeDocument/2006/relationships" xmlns:m="http://schemas.openxmlformats.org/officeDocument/2006/math" xmlns:v="urn:schemas-microsoft-com:vml" xmlns:wp14="http://schemas.microsoft.com/office/word/2010/wordprocessingDrawing" xmlns:wp="http://schemas.openxmlformats.org/drawingml/2006/wordprocessingDrawing" xmlns:w10="urn:schemas-microsoft-com:office:word" xmlns:w="http://schemas.openxmlformats.org/wordprocessingml/2006/main" xmlns:w14="http://schemas.microsoft.com/office/word/2010/wordml" xmlns:w15="http://schemas.microsoft.com/office/word/2012/wordml" xmlns:w16cex="http://schemas.microsoft.com/office/word/2018/wordml/cex" xmlns:w16cid="http://schemas.microsoft.com/office/word/2016/wordml/cid" xmlns:w16="http://schemas.microsoft.com/office/word/2018/wordml" xmlns:w16du="http://schemas.microsoft.com/office/word/2023/wordml/word16du" xmlns:w16sdtdh="http://schemas.microsoft.com/office/word/2020/wordml/sdtdatahash" xmlns:w16sdtfl="http://schemas.microsoft.com/office/word/2024/wordml/sdtformatlock" xmlns:w16se="http://schemas.microsoft.com/office/word/2015/wordml/symex" xmlns:wpg="http://schemas.microsoft.com/office/word/2010/wordprocessingGroup" xmlns:wpi="http://schemas.microsoft.com/office/word/2010/wordprocessingInk" xmlns:wne="http://schemas.microsoft.com/office/word/2006/wordml" xmlns:wps="http://schemas.microsoft.com/office/word/2010/wordprocessingShape" mc:Ignorable="w14 w15 w16se w16cid w16 w16cex w16sdtdh w16sdtfl w16du wp14">
+<w:ftr xmlns:wpc="http://schemas.microsoft.com/office/word/2010/wordprocessingCanvas" xmlns:cx="http://schemas.microsoft.com/office/drawing/2014/chartex" xmlns:cx1="http://schemas.microsoft.com/office/drawing/2015/9/8/chartex" xmlns:cx2="http://schemas.microsoft.com/office/drawing/2015/10/21/chartex" xmlns:cx3="http://schemas.microsoft.com/office/drawing/2016/5/9/chartex" xmlns:cx4="http://schemas.microsoft.com/office/drawing/2016/5/10/chartex" xmlns:cx5="http://schemas.microsoft.com/office/drawing/2016/5/11/chartex" xmlns:cx6="http://schemas.microsoft.com/office/drawing/2016/5/12/chartex" xmlns:cx7="http://schemas.microsoft.com/office/drawing/2016/5/13/chartex" xmlns:cx8="http://schemas.microsoft.com/office/drawing/2016/5/14/chartex" xmlns:mc="http://schemas.openxmlformats.org/markup-compatibility/2006" xmlns:aink="http://schemas.microsoft.com/office/drawing/2016/ink" xmlns:am3d="http://schemas.microsoft.com/office/drawing/2017/model3d" xmlns:o="urn:schemas-microsoft-com:office:office" xmlns:oel="http://schemas.microsoft.com/office/2019/extlst" xmlns:r="http://schemas.openxmlformats.org/officeDocument/2006/relationships" xmlns:m="http://schemas.openxmlformats.org/officeDocument/2006/math" xmlns:v="urn:schemas-microsoft-com:vml" xmlns:wp14="http://schemas.microsoft.com/office/word/2010/wordprocessingDrawing" xmlns:wp="http://schemas.openxmlformats.org/drawingml/2006/wordprocessingDrawing" xmlns:w10="urn:schemas-microsoft-com:office:word" xmlns:w="http://schemas.openxmlformats.org/wordprocessingml/2006/main" xmlns:w14="http://schemas.microsoft.com/office/word/2010/wordml" xmlns:w15="http://schemas.microsoft.com/office/word/2012/wordml" xmlns:w16cei="http://schemas.microsoft.com/office/word/2026/wordml/cei" xmlns:w16cex="http://schemas.microsoft.com/office/word/2018/wordml/cex" xmlns:w16cid="http://schemas.microsoft.com/office/word/2016/wordml/cid" xmlns:w16="http://schemas.microsoft.com/office/word/2018/wordml" xmlns:w16du="http://schemas.microsoft.com/office/word/2023/wordml/word16du" xmlns:w16sdtdh="http://schemas.microsoft.com/office/word/2020/wordml/sdtdatahash" xmlns:w16sdtfl="http://schemas.microsoft.com/office/word/2024/wordml/sdtformatlock" xmlns:w16se="http://schemas.microsoft.com/office/word/2015/wordml/symex" xmlns:wpg="http://schemas.microsoft.com/office/word/2010/wordprocessingGroup" xmlns:wpi="http://schemas.microsoft.com/office/word/2010/wordprocessingInk" xmlns:wne="http://schemas.microsoft.com/office/word/2006/wordml" xmlns:wps="http://schemas.microsoft.com/office/word/2010/wordprocessingShape" mc:Ignorable="w14 w15 w16se w16cid w16 w16cex w16sdtdh w16sdtfl w16du wp14">
   <w:p>
     <w:pPr>
       <w:pBdr>
@@ -7120,7 +7893,7 @@
 </file>
 
 <file path=word/footer2.xml><?xml version="1.0" encoding="utf-8"?>
-<w:ftr xmlns:wpc="http://schemas.microsoft.com/office/word/2010/wordprocessingCanvas" xmlns:cx="http://schemas.microsoft.com/office/drawing/2014/chartex" xmlns:cx1="http://schemas.microsoft.com/office/drawing/2015/9/8/chartex" xmlns:cx2="http://schemas.microsoft.com/office/drawing/2015/10/21/chartex" xmlns:cx3="http://schemas.microsoft.com/office/drawing/2016/5/9/chartex" xmlns:cx4="http://schemas.microsoft.com/office/drawing/2016/5/10/chartex" xmlns:cx5="http://schemas.microsoft.com/office/drawing/2016/5/11/chartex" xmlns:cx6="http://schemas.microsoft.com/office/drawing/2016/5/12/chartex" xmlns:cx7="http://schemas.microsoft.com/office/drawing/2016/5/13/chartex" xmlns:cx8="http://schemas.microsoft.com/office/drawing/2016/5/14/chartex" xmlns:mc="http://schemas.openxmlformats.org/markup-compatibility/2006" xmlns:aink="http://schemas.microsoft.com/office/drawing/2016/ink" xmlns:am3d="http://schemas.microsoft.com/office/drawing/2017/model3d" xmlns:o="urn:schemas-microsoft-com:office:office" xmlns:oel="http://schemas.microsoft.com/office/2019/extlst" xmlns:r="http://schemas.openxmlformats.org/officeDocument/2006/relationships" xmlns:m="http://schemas.openxmlformats.org/officeDocument/2006/math" xmlns:v="urn:schemas-microsoft-com:vml" xmlns:wp14="http://schemas.microsoft.com/office/word/2010/wordprocessingDrawing" xmlns:wp="http://schemas.openxmlformats.org/drawingml/2006/wordprocessingDrawing" xmlns:w10="urn:schemas-microsoft-com:office:word" xmlns:w="http://schemas.openxmlformats.org/wordprocessingml/2006/main" xmlns:w14="http://schemas.microsoft.com/office/word/2010/wordml" xmlns:w15="http://schemas.microsoft.com/office/word/2012/wordml" xmlns:w16cex="http://schemas.microsoft.com/office/word/2018/wordml/cex" xmlns:w16cid="http://schemas.microsoft.com/office/word/2016/wordml/cid" xmlns:w16="http://schemas.microsoft.com/office/word/2018/wordml" xmlns:w16du="http://schemas.microsoft.com/office/word/2023/wordml/word16du" xmlns:w16sdtdh="http://schemas.microsoft.com/office/word/2020/wordml/sdtdatahash" xmlns:w16sdtfl="http://schemas.microsoft.com/office/word/2024/wordml/sdtformatlock" xmlns:w16se="http://schemas.microsoft.com/office/word/2015/wordml/symex" xmlns:wpg="http://schemas.microsoft.com/office/word/2010/wordprocessingGroup" xmlns:wpi="http://schemas.microsoft.com/office/word/2010/wordprocessingInk" xmlns:wne="http://schemas.microsoft.com/office/word/2006/wordml" xmlns:wps="http://schemas.microsoft.com/office/word/2010/wordprocessingShape" mc:Ignorable="w14 w15 w16se w16cid w16 w16cex w16sdtdh w16sdtfl w16du wp14">
+<w:ftr xmlns:wpc="http://schemas.microsoft.com/office/word/2010/wordprocessingCanvas" xmlns:cx="http://schemas.microsoft.com/office/drawing/2014/chartex" xmlns:cx1="http://schemas.microsoft.com/office/drawing/2015/9/8/chartex" xmlns:cx2="http://schemas.microsoft.com/office/drawing/2015/10/21/chartex" xmlns:cx3="http://schemas.microsoft.com/office/drawing/2016/5/9/chartex" xmlns:cx4="http://schemas.microsoft.com/office/drawing/2016/5/10/chartex" xmlns:cx5="http://schemas.microsoft.com/office/drawing/2016/5/11/chartex" xmlns:cx6="http://schemas.microsoft.com/office/drawing/2016/5/12/chartex" xmlns:cx7="http://schemas.microsoft.com/office/drawing/2016/5/13/chartex" xmlns:cx8="http://schemas.microsoft.com/office/drawing/2016/5/14/chartex" xmlns:mc="http://schemas.openxmlformats.org/markup-compatibility/2006" xmlns:aink="http://schemas.microsoft.com/office/drawing/2016/ink" xmlns:am3d="http://schemas.microsoft.com/office/drawing/2017/model3d" xmlns:o="urn:schemas-microsoft-com:office:office" xmlns:oel="http://schemas.microsoft.com/office/2019/extlst" xmlns:r="http://schemas.openxmlformats.org/officeDocument/2006/relationships" xmlns:m="http://schemas.openxmlformats.org/officeDocument/2006/math" xmlns:v="urn:schemas-microsoft-com:vml" xmlns:wp14="http://schemas.microsoft.com/office/word/2010/wordprocessingDrawing" xmlns:wp="http://schemas.openxmlformats.org/drawingml/2006/wordprocessingDrawing" xmlns:w10="urn:schemas-microsoft-com:office:word" xmlns:w="http://schemas.openxmlformats.org/wordprocessingml/2006/main" xmlns:w14="http://schemas.microsoft.com/office/word/2010/wordml" xmlns:w15="http://schemas.microsoft.com/office/word/2012/wordml" xmlns:w16cei="http://schemas.microsoft.com/office/word/2026/wordml/cei" xmlns:w16cex="http://schemas.microsoft.com/office/word/2018/wordml/cex" xmlns:w16cid="http://schemas.microsoft.com/office/word/2016/wordml/cid" xmlns:w16="http://schemas.microsoft.com/office/word/2018/wordml" xmlns:w16du="http://schemas.microsoft.com/office/word/2023/wordml/word16du" xmlns:w16sdtdh="http://schemas.microsoft.com/office/word/2020/wordml/sdtdatahash" xmlns:w16sdtfl="http://schemas.microsoft.com/office/word/2024/wordml/sdtformatlock" xmlns:w16se="http://schemas.microsoft.com/office/word/2015/wordml/symex" xmlns:wpg="http://schemas.microsoft.com/office/word/2010/wordprocessingGroup" xmlns:wpi="http://schemas.microsoft.com/office/word/2010/wordprocessingInk" xmlns:wne="http://schemas.microsoft.com/office/word/2006/wordml" xmlns:wps="http://schemas.microsoft.com/office/word/2010/wordprocessingShape" mc:Ignorable="w14 w15 w16se w16cid w16 w16cex w16sdtdh w16sdtfl w16du wp14">
   <w:p>
     <w:pPr>
       <w:pBdr>
@@ -7323,7 +8096,7 @@
 </file>
 
 <file path=word/footnotes.xml><?xml version="1.0" encoding="utf-8"?>
-<w:footnotes xmlns:wpc="http://schemas.microsoft.com/office/word/2010/wordprocessingCanvas" xmlns:cx="http://schemas.microsoft.com/office/drawing/2014/chartex" xmlns:cx1="http://schemas.microsoft.com/office/drawing/2015/9/8/chartex" xmlns:cx2="http://schemas.microsoft.com/office/drawing/2015/10/21/chartex" xmlns:cx3="http://schemas.microsoft.com/office/drawing/2016/5/9/chartex" xmlns:cx4="http://schemas.microsoft.com/office/drawing/2016/5/10/chartex" xmlns:cx5="http://schemas.microsoft.com/office/drawing/2016/5/11/chartex" xmlns:cx6="http://schemas.microsoft.com/office/drawing/2016/5/12/chartex" xmlns:cx7="http://schemas.microsoft.com/office/drawing/2016/5/13/chartex" xmlns:cx8="http://schemas.microsoft.com/office/drawing/2016/5/14/chartex" xmlns:mc="http://schemas.openxmlformats.org/markup-compatibility/2006" xmlns:aink="http://schemas.microsoft.com/office/drawing/2016/ink" xmlns:am3d="http://schemas.microsoft.com/office/drawing/2017/model3d" xmlns:o="urn:schemas-microsoft-com:office:office" xmlns:oel="http://schemas.microsoft.com/office/2019/extlst" xmlns:r="http://schemas.openxmlformats.org/officeDocument/2006/relationships" xmlns:m="http://schemas.openxmlformats.org/officeDocument/2006/math" xmlns:v="urn:schemas-microsoft-com:vml" xmlns:wp14="http://schemas.microsoft.com/office/word/2010/wordprocessingDrawing" xmlns:wp="http://schemas.openxmlformats.org/drawingml/2006/wordprocessingDrawing" xmlns:w10="urn:schemas-microsoft-com:office:word" xmlns:w="http://schemas.openxmlformats.org/wordprocessingml/2006/main" xmlns:w14="http://schemas.microsoft.com/office/word/2010/wordml" xmlns:w15="http://schemas.microsoft.com/office/word/2012/wordml" xmlns:w16cex="http://schemas.microsoft.com/office/word/2018/wordml/cex" xmlns:w16cid="http://schemas.microsoft.com/office/word/2016/wordml/cid" xmlns:w16="http://schemas.microsoft.com/office/word/2018/wordml" xmlns:w16du="http://schemas.microsoft.com/office/word/2023/wordml/word16du" xmlns:w16sdtdh="http://schemas.microsoft.com/office/word/2020/wordml/sdtdatahash" xmlns:w16sdtfl="http://schemas.microsoft.com/office/word/2024/wordml/sdtformatlock" xmlns:w16se="http://schemas.microsoft.com/office/word/2015/wordml/symex" xmlns:wpg="http://schemas.microsoft.com/office/word/2010/wordprocessingGroup" xmlns:wpi="http://schemas.microsoft.com/office/word/2010/wordprocessingInk" xmlns:wne="http://schemas.microsoft.com/office/word/2006/wordml" xmlns:wps="http://schemas.microsoft.com/office/word/2010/wordprocessingShape" mc:Ignorable="w14 w15 w16se w16cid w16 w16cex w16sdtdh w16sdtfl w16du wp14">
+<w:footnotes xmlns:wpc="http://schemas.microsoft.com/office/word/2010/wordprocessingCanvas" xmlns:cx="http://schemas.microsoft.com/office/drawing/2014/chartex" xmlns:cx1="http://schemas.microsoft.com/office/drawing/2015/9/8/chartex" xmlns:cx2="http://schemas.microsoft.com/office/drawing/2015/10/21/chartex" xmlns:cx3="http://schemas.microsoft.com/office/drawing/2016/5/9/chartex" xmlns:cx4="http://schemas.microsoft.com/office/drawing/2016/5/10/chartex" xmlns:cx5="http://schemas.microsoft.com/office/drawing/2016/5/11/chartex" xmlns:cx6="http://schemas.microsoft.com/office/drawing/2016/5/12/chartex" xmlns:cx7="http://schemas.microsoft.com/office/drawing/2016/5/13/chartex" xmlns:cx8="http://schemas.microsoft.com/office/drawing/2016/5/14/chartex" xmlns:mc="http://schemas.openxmlformats.org/markup-compatibility/2006" xmlns:aink="http://schemas.microsoft.com/office/drawing/2016/ink" xmlns:am3d="http://schemas.microsoft.com/office/drawing/2017/model3d" xmlns:o="urn:schemas-microsoft-com:office:office" xmlns:oel="http://schemas.microsoft.com/office/2019/extlst" xmlns:r="http://schemas.openxmlformats.org/officeDocument/2006/relationships" xmlns:m="http://schemas.openxmlformats.org/officeDocument/2006/math" xmlns:v="urn:schemas-microsoft-com:vml" xmlns:wp14="http://schemas.microsoft.com/office/word/2010/wordprocessingDrawing" xmlns:wp="http://schemas.openxmlformats.org/drawingml/2006/wordprocessingDrawing" xmlns:w10="urn:schemas-microsoft-com:office:word" xmlns:w="http://schemas.openxmlformats.org/wordprocessingml/2006/main" xmlns:w14="http://schemas.microsoft.com/office/word/2010/wordml" xmlns:w15="http://schemas.microsoft.com/office/word/2012/wordml" xmlns:w16cei="http://schemas.microsoft.com/office/word/2026/wordml/cei" xmlns:w16cex="http://schemas.microsoft.com/office/word/2018/wordml/cex" xmlns:w16cid="http://schemas.microsoft.com/office/word/2016/wordml/cid" xmlns:w16="http://schemas.microsoft.com/office/word/2018/wordml" xmlns:w16du="http://schemas.microsoft.com/office/word/2023/wordml/word16du" xmlns:w16sdtdh="http://schemas.microsoft.com/office/word/2020/wordml/sdtdatahash" xmlns:w16sdtfl="http://schemas.microsoft.com/office/word/2024/wordml/sdtformatlock" xmlns:w16se="http://schemas.microsoft.com/office/word/2015/wordml/symex" xmlns:wpg="http://schemas.microsoft.com/office/word/2010/wordprocessingGroup" xmlns:wpi="http://schemas.microsoft.com/office/word/2010/wordprocessingInk" xmlns:wne="http://schemas.microsoft.com/office/word/2006/wordml" xmlns:wps="http://schemas.microsoft.com/office/word/2010/wordprocessingShape" mc:Ignorable="w14 w15 w16se w16cid w16 w16cex w16sdtdh w16sdtfl w16du wp14">
   <w:footnote w:type="separator" w:id="-1">
     <w:p>
       <w:pPr>
@@ -7348,7 +8121,7 @@
 </file>
 
 <file path=word/header1.xml><?xml version="1.0" encoding="utf-8"?>
-<w:hdr xmlns:wpc="http://schemas.microsoft.com/office/word/2010/wordprocessingCanvas" xmlns:cx="http://schemas.microsoft.com/office/drawing/2014/chartex" xmlns:cx1="http://schemas.microsoft.com/office/drawing/2015/9/8/chartex" xmlns:cx2="http://schemas.microsoft.com/office/drawing/2015/10/21/chartex" xmlns:cx3="http://schemas.microsoft.com/office/drawing/2016/5/9/chartex" xmlns:cx4="http://schemas.microsoft.com/office/drawing/2016/5/10/chartex" xmlns:cx5="http://schemas.microsoft.com/office/drawing/2016/5/11/chartex" xmlns:cx6="http://schemas.microsoft.com/office/drawing/2016/5/12/chartex" xmlns:cx7="http://schemas.microsoft.com/office/drawing/2016/5/13/chartex" xmlns:cx8="http://schemas.microsoft.com/office/drawing/2016/5/14/chartex" xmlns:mc="http://schemas.openxmlformats.org/markup-compatibility/2006" xmlns:aink="http://schemas.microsoft.com/office/drawing/2016/ink" xmlns:am3d="http://schemas.microsoft.com/office/drawing/2017/model3d" xmlns:o="urn:schemas-microsoft-com:office:office" xmlns:oel="http://schemas.microsoft.com/office/2019/extlst" xmlns:r="http://schemas.openxmlformats.org/officeDocument/2006/relationships" xmlns:m="http://schemas.openxmlformats.org/officeDocument/2006/math" xmlns:v="urn:schemas-microsoft-com:vml" xmlns:wp14="http://schemas.microsoft.com/office/word/2010/wordprocessingDrawing" xmlns:wp="http://schemas.openxmlformats.org/drawingml/2006/wordprocessingDrawing" xmlns:w10="urn:schemas-microsoft-com:office:word" xmlns:w="http://schemas.openxmlformats.org/wordprocessingml/2006/main" xmlns:w14="http://schemas.microsoft.com/office/word/2010/wordml" xmlns:w15="http://schemas.microsoft.com/office/word/2012/wordml" xmlns:w16cex="http://schemas.microsoft.com/office/word/2018/wordml/cex" xmlns:w16cid="http://schemas.microsoft.com/office/word/2016/wordml/cid" xmlns:w16="http://schemas.microsoft.com/office/word/2018/wordml" xmlns:w16du="http://schemas.microsoft.com/office/word/2023/wordml/word16du" xmlns:w16sdtdh="http://schemas.microsoft.com/office/word/2020/wordml/sdtdatahash" xmlns:w16sdtfl="http://schemas.microsoft.com/office/word/2024/wordml/sdtformatlock" xmlns:w16se="http://schemas.microsoft.com/office/word/2015/wordml/symex" xmlns:wpg="http://schemas.microsoft.com/office/word/2010/wordprocessingGroup" xmlns:wpi="http://schemas.microsoft.com/office/word/2010/wordprocessingInk" xmlns:wne="http://schemas.microsoft.com/office/word/2006/wordml" xmlns:wps="http://schemas.microsoft.com/office/word/2010/wordprocessingShape" mc:Ignorable="w14 w15 w16se w16cid w16 w16cex w16sdtdh w16sdtfl w16du wp14">
+<w:hdr xmlns:wpc="http://schemas.microsoft.com/office/word/2010/wordprocessingCanvas" xmlns:cx="http://schemas.microsoft.com/office/drawing/2014/chartex" xmlns:cx1="http://schemas.microsoft.com/office/drawing/2015/9/8/chartex" xmlns:cx2="http://schemas.microsoft.com/office/drawing/2015/10/21/chartex" xmlns:cx3="http://schemas.microsoft.com/office/drawing/2016/5/9/chartex" xmlns:cx4="http://schemas.microsoft.com/office/drawing/2016/5/10/chartex" xmlns:cx5="http://schemas.microsoft.com/office/drawing/2016/5/11/chartex" xmlns:cx6="http://schemas.microsoft.com/office/drawing/2016/5/12/chartex" xmlns:cx7="http://schemas.microsoft.com/office/drawing/2016/5/13/chartex" xmlns:cx8="http://schemas.microsoft.com/office/drawing/2016/5/14/chartex" xmlns:mc="http://schemas.openxmlformats.org/markup-compatibility/2006" xmlns:aink="http://schemas.microsoft.com/office/drawing/2016/ink" xmlns:am3d="http://schemas.microsoft.com/office/drawing/2017/model3d" xmlns:o="urn:schemas-microsoft-com:office:office" xmlns:oel="http://schemas.microsoft.com/office/2019/extlst" xmlns:r="http://schemas.openxmlformats.org/officeDocument/2006/relationships" xmlns:m="http://schemas.openxmlformats.org/officeDocument/2006/math" xmlns:v="urn:schemas-microsoft-com:vml" xmlns:wp14="http://schemas.microsoft.com/office/word/2010/wordprocessingDrawing" xmlns:wp="http://schemas.openxmlformats.org/drawingml/2006/wordprocessingDrawing" xmlns:w10="urn:schemas-microsoft-com:office:word" xmlns:w="http://schemas.openxmlformats.org/wordprocessingml/2006/main" xmlns:w14="http://schemas.microsoft.com/office/word/2010/wordml" xmlns:w15="http://schemas.microsoft.com/office/word/2012/wordml" xmlns:w16cei="http://schemas.microsoft.com/office/word/2026/wordml/cei" xmlns:w16cex="http://schemas.microsoft.com/office/word/2018/wordml/cex" xmlns:w16cid="http://schemas.microsoft.com/office/word/2016/wordml/cid" xmlns:w16="http://schemas.microsoft.com/office/word/2018/wordml" xmlns:w16du="http://schemas.microsoft.com/office/word/2023/wordml/word16du" xmlns:w16sdtdh="http://schemas.microsoft.com/office/word/2020/wordml/sdtdatahash" xmlns:w16sdtfl="http://schemas.microsoft.com/office/word/2024/wordml/sdtformatlock" xmlns:w16se="http://schemas.microsoft.com/office/word/2015/wordml/symex" xmlns:wpg="http://schemas.microsoft.com/office/word/2010/wordprocessingGroup" xmlns:wpi="http://schemas.microsoft.com/office/word/2010/wordprocessingInk" xmlns:wne="http://schemas.microsoft.com/office/word/2006/wordml" xmlns:wps="http://schemas.microsoft.com/office/word/2010/wordprocessingShape" mc:Ignorable="w14 w15 w16se w16cid w16 w16cex w16sdtdh w16sdtfl w16du wp14">
   <w:p>
     <w:pPr>
       <w:pStyle w:val="Header"/>
@@ -7361,7 +8134,7 @@
 </file>
 
 <file path=word/header2.xml><?xml version="1.0" encoding="utf-8"?>
-<w:hdr xmlns:wpc="http://schemas.microsoft.com/office/word/2010/wordprocessingCanvas" xmlns:cx="http://schemas.microsoft.com/office/drawing/2014/chartex" xmlns:cx1="http://schemas.microsoft.com/office/drawing/2015/9/8/chartex" xmlns:cx2="http://schemas.microsoft.com/office/drawing/2015/10/21/chartex" xmlns:cx3="http://schemas.microsoft.com/office/drawing/2016/5/9/chartex" xmlns:cx4="http://schemas.microsoft.com/office/drawing/2016/5/10/chartex" xmlns:cx5="http://schemas.microsoft.com/office/drawing/2016/5/11/chartex" xmlns:cx6="http://schemas.microsoft.com/office/drawing/2016/5/12/chartex" xmlns:cx7="http://schemas.microsoft.com/office/drawing/2016/5/13/chartex" xmlns:cx8="http://schemas.microsoft.com/office/drawing/2016/5/14/chartex" xmlns:mc="http://schemas.openxmlformats.org/markup-compatibility/2006" xmlns:aink="http://schemas.microsoft.com/office/drawing/2016/ink" xmlns:am3d="http://schemas.microsoft.com/office/drawing/2017/model3d" xmlns:o="urn:schemas-microsoft-com:office:office" xmlns:oel="http://schemas.microsoft.com/office/2019/extlst" xmlns:r="http://schemas.openxmlformats.org/officeDocument/2006/relationships" xmlns:m="http://schemas.openxmlformats.org/officeDocument/2006/math" xmlns:v="urn:schemas-microsoft-com:vml" xmlns:wp14="http://schemas.microsoft.com/office/word/2010/wordprocessingDrawing" xmlns:wp="http://schemas.openxmlformats.org/drawingml/2006/wordprocessingDrawing" xmlns:w10="urn:schemas-microsoft-com:office:word" xmlns:w="http://schemas.openxmlformats.org/wordprocessingml/2006/main" xmlns:w14="http://schemas.microsoft.com/office/word/2010/wordml" xmlns:w15="http://schemas.microsoft.com/office/word/2012/wordml" xmlns:w16cex="http://schemas.microsoft.com/office/word/2018/wordml/cex" xmlns:w16cid="http://schemas.microsoft.com/office/word/2016/wordml/cid" xmlns:w16="http://schemas.microsoft.com/office/word/2018/wordml" xmlns:w16du="http://schemas.microsoft.com/office/word/2023/wordml/word16du" xmlns:w16sdtdh="http://schemas.microsoft.com/office/word/2020/wordml/sdtdatahash" xmlns:w16sdtfl="http://schemas.microsoft.com/office/word/2024/wordml/sdtformatlock" xmlns:w16se="http://schemas.microsoft.com/office/word/2015/wordml/symex" xmlns:wpg="http://schemas.microsoft.com/office/word/2010/wordprocessingGroup" xmlns:wpi="http://schemas.microsoft.com/office/word/2010/wordprocessingInk" xmlns:wne="http://schemas.microsoft.com/office/word/2006/wordml" xmlns:wps="http://schemas.microsoft.com/office/word/2010/wordprocessingShape" mc:Ignorable="w14 w15 w16se w16cid w16 w16cex w16sdtdh w16sdtfl w16du wp14">
+<w:hdr xmlns:wpc="http://schemas.microsoft.com/office/word/2010/wordprocessingCanvas" xmlns:cx="http://schemas.microsoft.com/office/drawing/2014/chartex" xmlns:cx1="http://schemas.microsoft.com/office/drawing/2015/9/8/chartex" xmlns:cx2="http://schemas.microsoft.com/office/drawing/2015/10/21/chartex" xmlns:cx3="http://schemas.microsoft.com/office/drawing/2016/5/9/chartex" xmlns:cx4="http://schemas.microsoft.com/office/drawing/2016/5/10/chartex" xmlns:cx5="http://schemas.microsoft.com/office/drawing/2016/5/11/chartex" xmlns:cx6="http://schemas.microsoft.com/office/drawing/2016/5/12/chartex" xmlns:cx7="http://schemas.microsoft.com/office/drawing/2016/5/13/chartex" xmlns:cx8="http://schemas.microsoft.com/office/drawing/2016/5/14/chartex" xmlns:mc="http://schemas.openxmlformats.org/markup-compatibility/2006" xmlns:aink="http://schemas.microsoft.com/office/drawing/2016/ink" xmlns:am3d="http://schemas.microsoft.com/office/drawing/2017/model3d" xmlns:o="urn:schemas-microsoft-com:office:office" xmlns:oel="http://schemas.microsoft.com/office/2019/extlst" xmlns:r="http://schemas.openxmlformats.org/officeDocument/2006/relationships" xmlns:m="http://schemas.openxmlformats.org/officeDocument/2006/math" xmlns:v="urn:schemas-microsoft-com:vml" xmlns:wp14="http://schemas.microsoft.com/office/word/2010/wordprocessingDrawing" xmlns:wp="http://schemas.openxmlformats.org/drawingml/2006/wordprocessingDrawing" xmlns:w10="urn:schemas-microsoft-com:office:word" xmlns:w="http://schemas.openxmlformats.org/wordprocessingml/2006/main" xmlns:w14="http://schemas.microsoft.com/office/word/2010/wordml" xmlns:w15="http://schemas.microsoft.com/office/word/2012/wordml" xmlns:w16cei="http://schemas.microsoft.com/office/word/2026/wordml/cei" xmlns:w16cex="http://schemas.microsoft.com/office/word/2018/wordml/cex" xmlns:w16cid="http://schemas.microsoft.com/office/word/2016/wordml/cid" xmlns:w16="http://schemas.microsoft.com/office/word/2018/wordml" xmlns:w16du="http://schemas.microsoft.com/office/word/2023/wordml/word16du" xmlns:w16sdtdh="http://schemas.microsoft.com/office/word/2020/wordml/sdtdatahash" xmlns:w16sdtfl="http://schemas.microsoft.com/office/word/2024/wordml/sdtformatlock" xmlns:w16se="http://schemas.microsoft.com/office/word/2015/wordml/symex" xmlns:wpg="http://schemas.microsoft.com/office/word/2010/wordprocessingGroup" xmlns:wpi="http://schemas.microsoft.com/office/word/2010/wordprocessingInk" xmlns:wne="http://schemas.microsoft.com/office/word/2006/wordml" xmlns:wps="http://schemas.microsoft.com/office/word/2010/wordprocessingShape" mc:Ignorable="w14 w15 w16se w16cid w16 w16cex w16sdtdh w16sdtfl w16du wp14">
   <w:p>
     <w:pPr>
       <w:pStyle w:val="Header"/>

--- a/TS-Kramam/TS-4.7/TS 4.7 Malayalam Krama Paatam Corrections.docx
+++ b/TS-Kramam/TS-4.7/TS 4.7 Malayalam Krama Paatam Corrections.docx
@@ -1,6 +1,6 @@
 
 <file path=word/document.xml><?xml version="1.0" encoding="utf-8"?>
-<w:document xmlns:wpc="http://schemas.microsoft.com/office/word/2010/wordprocessingCanvas" xmlns:cx="http://schemas.microsoft.com/office/drawing/2014/chartex" xmlns:cx1="http://schemas.microsoft.com/office/drawing/2015/9/8/chartex" xmlns:cx2="http://schemas.microsoft.com/office/drawing/2015/10/21/chartex" xmlns:cx3="http://schemas.microsoft.com/office/drawing/2016/5/9/chartex" xmlns:cx4="http://schemas.microsoft.com/office/drawing/2016/5/10/chartex" xmlns:cx5="http://schemas.microsoft.com/office/drawing/2016/5/11/chartex" xmlns:cx6="http://schemas.microsoft.com/office/drawing/2016/5/12/chartex" xmlns:cx7="http://schemas.microsoft.com/office/drawing/2016/5/13/chartex" xmlns:cx8="http://schemas.microsoft.com/office/drawing/2016/5/14/chartex" xmlns:mc="http://schemas.openxmlformats.org/markup-compatibility/2006" xmlns:aink="http://schemas.microsoft.com/office/drawing/2016/ink" xmlns:am3d="http://schemas.microsoft.com/office/drawing/2017/model3d" xmlns:o="urn:schemas-microsoft-com:office:office" xmlns:oel="http://schemas.microsoft.com/office/2019/extlst" xmlns:r="http://schemas.openxmlformats.org/officeDocument/2006/relationships" xmlns:m="http://schemas.openxmlformats.org/officeDocument/2006/math" xmlns:v="urn:schemas-microsoft-com:vml" xmlns:wp14="http://schemas.microsoft.com/office/word/2010/wordprocessingDrawing" xmlns:wp="http://schemas.openxmlformats.org/drawingml/2006/wordprocessingDrawing" xmlns:w10="urn:schemas-microsoft-com:office:word" xmlns:w="http://schemas.openxmlformats.org/wordprocessingml/2006/main" xmlns:w14="http://schemas.microsoft.com/office/word/2010/wordml" xmlns:w15="http://schemas.microsoft.com/office/word/2012/wordml" xmlns:w16cei="http://schemas.microsoft.com/office/word/2026/wordml/cei" xmlns:w16cex="http://schemas.microsoft.com/office/word/2018/wordml/cex" xmlns:w16cid="http://schemas.microsoft.com/office/word/2016/wordml/cid" xmlns:w16="http://schemas.microsoft.com/office/word/2018/wordml" xmlns:w16du="http://schemas.microsoft.com/office/word/2023/wordml/word16du" xmlns:w16sdtdh="http://schemas.microsoft.com/office/word/2020/wordml/sdtdatahash" xmlns:w16sdtfl="http://schemas.microsoft.com/office/word/2024/wordml/sdtformatlock" xmlns:w16se="http://schemas.microsoft.com/office/word/2015/wordml/symex" xmlns:wpg="http://schemas.microsoft.com/office/word/2010/wordprocessingGroup" xmlns:wpi="http://schemas.microsoft.com/office/word/2010/wordprocessingInk" xmlns:wne="http://schemas.microsoft.com/office/word/2006/wordml" xmlns:wps="http://schemas.microsoft.com/office/word/2010/wordprocessingShape" mc:Ignorable="w14 w15 w16se w16cid w16 w16cex w16sdtdh w16sdtfl w16du wp14">
+<w:document xmlns:wpc="http://schemas.microsoft.com/office/word/2010/wordprocessingCanvas" xmlns:cx="http://schemas.microsoft.com/office/drawing/2014/chartex" xmlns:cx1="http://schemas.microsoft.com/office/drawing/2015/9/8/chartex" xmlns:cx2="http://schemas.microsoft.com/office/drawing/2015/10/21/chartex" xmlns:cx3="http://schemas.microsoft.com/office/drawing/2016/5/9/chartex" xmlns:cx4="http://schemas.microsoft.com/office/drawing/2016/5/10/chartex" xmlns:cx5="http://schemas.microsoft.com/office/drawing/2016/5/11/chartex" xmlns:cx6="http://schemas.microsoft.com/office/drawing/2016/5/12/chartex" xmlns:cx7="http://schemas.microsoft.com/office/drawing/2016/5/13/chartex" xmlns:cx8="http://schemas.microsoft.com/office/drawing/2016/5/14/chartex" xmlns:mc="http://schemas.openxmlformats.org/markup-compatibility/2006" xmlns:aink="http://schemas.microsoft.com/office/drawing/2016/ink" xmlns:am3d="http://schemas.microsoft.com/office/drawing/2017/model3d" xmlns:o="urn:schemas-microsoft-com:office:office" xmlns:oel="http://schemas.microsoft.com/office/2019/extlst" xmlns:r="http://schemas.openxmlformats.org/officeDocument/2006/relationships" xmlns:m="http://schemas.openxmlformats.org/officeDocument/2006/math" xmlns:v="urn:schemas-microsoft-com:vml" xmlns:wp14="http://schemas.microsoft.com/office/word/2010/wordprocessingDrawing" xmlns:wp="http://schemas.openxmlformats.org/drawingml/2006/wordprocessingDrawing" xmlns:w10="urn:schemas-microsoft-com:office:word" xmlns:w="http://schemas.openxmlformats.org/wordprocessingml/2006/main" xmlns:w14="http://schemas.microsoft.com/office/word/2010/wordml" xmlns:w15="http://schemas.microsoft.com/office/word/2012/wordml" xmlns:w16cex="http://schemas.microsoft.com/office/word/2018/wordml/cex" xmlns:w16cid="http://schemas.microsoft.com/office/word/2016/wordml/cid" xmlns:w16="http://schemas.microsoft.com/office/word/2018/wordml" xmlns:w16du="http://schemas.microsoft.com/office/word/2023/wordml/word16du" xmlns:w16sdtdh="http://schemas.microsoft.com/office/word/2020/wordml/sdtdatahash" xmlns:w16sdtfl="http://schemas.microsoft.com/office/word/2024/wordml/sdtformatlock" xmlns:w16se="http://schemas.microsoft.com/office/word/2015/wordml/symex" xmlns:wpg="http://schemas.microsoft.com/office/word/2010/wordprocessingGroup" xmlns:wpi="http://schemas.microsoft.com/office/word/2010/wordprocessingInk" xmlns:wne="http://schemas.microsoft.com/office/word/2006/wordml" xmlns:wps="http://schemas.microsoft.com/office/word/2010/wordprocessingShape" mc:Ignorable="w14 w15 w16se w16cid w16 w16cex w16sdtdh w16sdtfl w16du wp14">
   <w:body>
     <w:p>
       <w:pPr>
@@ -267,6 +267,819 @@
                 <w:szCs w:val="28"/>
                 <w:lang w:bidi="ta-IN"/>
               </w:rPr>
+              <w:t>1.2</w:t>
+            </w:r>
+            <w:r>
+              <w:rPr>
+                <w:rFonts w:cs="Latha"/>
+                <w:b/>
+                <w:sz w:val="28"/>
+                <w:szCs w:val="28"/>
+                <w:lang w:bidi="ta-IN"/>
+              </w:rPr>
+              <w:t xml:space="preserve"> - </w:t>
+            </w:r>
+            <w:r>
+              <w:rPr>
+                <w:rFonts w:cs="Arial"/>
+                <w:b/>
+                <w:sz w:val="28"/>
+                <w:szCs w:val="32"/>
+              </w:rPr>
+              <w:t>Kramam</w:t>
+            </w:r>
+          </w:p>
+          <w:p>
+            <w:pPr>
+              <w:spacing w:before="0" w:line="240" w:lineRule="auto"/>
+              <w:rPr>
+                <w:rFonts w:cs="Latha"/>
+                <w:b/>
+                <w:sz w:val="28"/>
+                <w:szCs w:val="28"/>
+                <w:lang w:val="en-IN" w:bidi="ta-IN"/>
+              </w:rPr>
+            </w:pPr>
+            <w:r>
+              <w:rPr>
+                <w:rFonts w:cs="Arial"/>
+                <w:b/>
+                <w:sz w:val="28"/>
+                <w:szCs w:val="32"/>
+                <w:lang w:val="en-IN"/>
+              </w:rPr>
+              <w:t>Krama Vaakyam</w:t>
+            </w:r>
+            <w:r>
+              <w:rPr>
+                <w:rFonts w:cs="Latha"/>
+                <w:b/>
+                <w:sz w:val="28"/>
+                <w:szCs w:val="28"/>
+                <w:lang w:val="en-IN" w:bidi="ta-IN"/>
+              </w:rPr>
+              <w:t xml:space="preserve"> No: - </w:t>
+            </w:r>
+            <w:r>
+              <w:rPr>
+                <w:rFonts w:cs="Latha"/>
+                <w:b/>
+                <w:sz w:val="28"/>
+                <w:szCs w:val="28"/>
+                <w:lang w:val="en-IN" w:bidi="ta-IN"/>
+              </w:rPr>
+              <w:t>2</w:t>
+            </w:r>
+          </w:p>
+          <w:p>
+            <w:pPr>
+              <w:widowControl w:val="0"/>
+              <w:tabs>
+                <w:tab w:val="left" w:pos="993"/>
+              </w:tabs>
+              <w:autoSpaceDE w:val="0"/>
+              <w:autoSpaceDN w:val="0"/>
+              <w:adjustRightInd w:val="0"/>
+              <w:spacing w:before="0" w:line="252" w:lineRule="auto"/>
+              <w:ind w:right="297"/>
+              <w:rPr>
+                <w:rFonts w:cs="Latha"/>
+                <w:b/>
+                <w:sz w:val="28"/>
+                <w:szCs w:val="28"/>
+                <w:lang w:bidi="ta-IN"/>
+              </w:rPr>
+            </w:pPr>
+            <w:r>
+              <w:rPr>
+                <w:rFonts w:cs="Latha"/>
+                <w:b/>
+                <w:sz w:val="28"/>
+                <w:szCs w:val="28"/>
+                <w:lang w:val="it-IT" w:bidi="ta-IN"/>
+              </w:rPr>
+              <w:t xml:space="preserve">Panchaati No. - </w:t>
+            </w:r>
+            <w:r>
+              <w:rPr>
+                <w:rFonts w:cs="Latha"/>
+                <w:b/>
+                <w:sz w:val="28"/>
+                <w:szCs w:val="28"/>
+                <w:lang w:val="it-IT" w:bidi="ta-IN"/>
+              </w:rPr>
+              <w:t>2</w:t>
+            </w:r>
+          </w:p>
+        </w:tc>
+        <w:tc>
+          <w:tcPr>
+            <w:tcW w:w="5103" w:type="dxa"/>
+            <w:tcBorders>
+              <w:top w:val="single" w:sz="4" w:space="0" w:color="000000"/>
+              <w:left w:val="single" w:sz="4" w:space="0" w:color="000000"/>
+              <w:bottom w:val="single" w:sz="4" w:space="0" w:color="000000"/>
+              <w:right w:val="single" w:sz="4" w:space="0" w:color="000000"/>
+            </w:tcBorders>
+          </w:tcPr>
+          <w:p>
+            <w:pPr>
+              <w:spacing w:before="0" w:line="240" w:lineRule="auto"/>
+              <w:rPr>
+                <w:rFonts w:ascii="BRH Devanagari Extra" w:hAnsi="BRH Devanagari Extra" w:cs="BRH Devanagari Extra"/>
+                <w:color w:val="000000"/>
+                <w:sz w:val="40"/>
+                <w:szCs w:val="40"/>
+                <w:lang w:bidi="ml-IN"/>
+              </w:rPr>
+            </w:pPr>
+            <w:r>
+              <w:rPr>
+                <w:rFonts w:ascii="BRH Malayalam Extra" w:eastAsia="Times New Roman" w:hAnsi="BRH Malayalam Extra" w:cs="BRH Malayalam Extra"/>
+                <w:color w:val="000000"/>
+                <w:sz w:val="40"/>
+                <w:szCs w:val="40"/>
+                <w:lang w:val="it-IT" w:eastAsia="en-IN" w:bidi="ml-IN"/>
+              </w:rPr>
+              <w:t>P</w:t>
+            </w:r>
+            <w:r>
+              <w:rPr>
+                <w:rFonts w:ascii="BRH Malayalam Extra" w:eastAsia="Times New Roman" w:hAnsi="BRH Malayalam Extra" w:cs="BRH Malayalam Extra"/>
+                <w:color w:val="000000"/>
+                <w:sz w:val="32"/>
+                <w:szCs w:val="40"/>
+                <w:lang w:val="it-IT" w:eastAsia="en-IN" w:bidi="ml-IN"/>
+              </w:rPr>
+              <w:t>–</w:t>
+            </w:r>
+            <w:r>
+              <w:rPr>
+                <w:rFonts w:ascii="BRH Malayalam Extra" w:eastAsia="Times New Roman" w:hAnsi="BRH Malayalam Extra" w:cs="BRH Malayalam Extra"/>
+                <w:color w:val="000000"/>
+                <w:sz w:val="40"/>
+                <w:szCs w:val="40"/>
+                <w:lang w:val="it-IT" w:eastAsia="en-IN" w:bidi="ml-IN"/>
+              </w:rPr>
+              <w:t xml:space="preserve"> ¥i</w:t>
+            </w:r>
+            <w:r>
+              <w:rPr>
+                <w:rFonts w:ascii="BRH Malayalam Extra" w:eastAsia="Times New Roman" w:hAnsi="BRH Malayalam Extra" w:cs="BRH Malayalam Extra"/>
+                <w:color w:val="000000"/>
+                <w:sz w:val="32"/>
+                <w:szCs w:val="40"/>
+                <w:lang w:val="it-IT" w:eastAsia="en-IN" w:bidi="ml-IN"/>
+              </w:rPr>
+              <w:t>–</w:t>
+            </w:r>
+            <w:r>
+              <w:rPr>
+                <w:rFonts w:ascii="BRH Malayalam Extra" w:eastAsia="Times New Roman" w:hAnsi="BRH Malayalam Extra" w:cs="BRH Malayalam Extra"/>
+                <w:color w:val="000000"/>
+                <w:sz w:val="40"/>
+                <w:szCs w:val="40"/>
+                <w:lang w:val="it-IT" w:eastAsia="en-IN" w:bidi="ml-IN"/>
+              </w:rPr>
+              <w:t xml:space="preserve"> | </w:t>
+            </w:r>
+            <w:r>
+              <w:rPr>
+                <w:rFonts w:ascii="BRH Malayalam Extra" w:eastAsia="Times New Roman" w:hAnsi="BRH Malayalam Extra" w:cs="BRH Malayalam Extra"/>
+                <w:color w:val="000000"/>
+                <w:sz w:val="40"/>
+                <w:szCs w:val="40"/>
+                <w:highlight w:val="yellow"/>
+                <w:lang w:val="it-IT" w:eastAsia="en-IN" w:bidi="ml-IN"/>
+              </w:rPr>
+              <w:t>i</w:t>
+            </w:r>
+            <w:r>
+              <w:rPr>
+                <w:rFonts w:ascii="BRH Malayalam Extra" w:eastAsia="Times New Roman" w:hAnsi="BRH Malayalam Extra" w:cs="BRH Malayalam Extra"/>
+                <w:color w:val="000000"/>
+                <w:sz w:val="32"/>
+                <w:szCs w:val="40"/>
+                <w:lang w:val="it-IT" w:eastAsia="en-IN" w:bidi="ml-IN"/>
+              </w:rPr>
+              <w:t>–</w:t>
+            </w:r>
+            <w:r>
+              <w:rPr>
+                <w:rFonts w:ascii="BRH Malayalam Extra" w:eastAsia="Times New Roman" w:hAnsi="BRH Malayalam Extra" w:cs="BRH Malayalam Extra"/>
+                <w:color w:val="000000"/>
+                <w:sz w:val="40"/>
+                <w:szCs w:val="40"/>
+                <w:lang w:val="it-IT" w:eastAsia="en-IN" w:bidi="ml-IN"/>
+              </w:rPr>
+              <w:t xml:space="preserve"> põx</w:t>
+            </w:r>
+            <w:r>
+              <w:rPr>
+                <w:rFonts w:ascii="BRH Malayalam Extra" w:eastAsia="Times New Roman" w:hAnsi="BRH Malayalam Extra" w:cs="BRH Malayalam Extra"/>
+                <w:color w:val="000000"/>
+                <w:sz w:val="32"/>
+                <w:szCs w:val="40"/>
+                <w:lang w:val="it-IT" w:eastAsia="en-IN" w:bidi="ml-IN"/>
+              </w:rPr>
+              <w:t>–</w:t>
+            </w:r>
+            <w:r>
+              <w:rPr>
+                <w:rFonts w:ascii="BRH Malayalam Extra" w:eastAsia="Times New Roman" w:hAnsi="BRH Malayalam Extra" w:cs="BRH Malayalam Extra"/>
+                <w:color w:val="000000"/>
+                <w:sz w:val="40"/>
+                <w:szCs w:val="40"/>
+                <w:lang w:val="it-IT" w:eastAsia="en-IN" w:bidi="ml-IN"/>
+              </w:rPr>
+              <w:t>dJ |</w:t>
+            </w:r>
+          </w:p>
+        </w:tc>
+        <w:tc>
+          <w:tcPr>
+            <w:tcW w:w="5386" w:type="dxa"/>
+            <w:tcBorders>
+              <w:top w:val="single" w:sz="4" w:space="0" w:color="000000"/>
+              <w:left w:val="single" w:sz="4" w:space="0" w:color="000000"/>
+              <w:bottom w:val="single" w:sz="4" w:space="0" w:color="000000"/>
+              <w:right w:val="single" w:sz="4" w:space="0" w:color="000000"/>
+            </w:tcBorders>
+          </w:tcPr>
+          <w:p>
+            <w:pPr>
+              <w:spacing w:before="0" w:line="240" w:lineRule="auto"/>
+              <w:rPr>
+                <w:rFonts w:ascii="BRH Devanagari Extra" w:hAnsi="BRH Devanagari Extra" w:cs="BRH Devanagari Extra"/>
+                <w:color w:val="000000"/>
+                <w:sz w:val="40"/>
+                <w:szCs w:val="40"/>
+                <w:lang w:bidi="ml-IN"/>
+              </w:rPr>
+            </w:pPr>
+            <w:r>
+              <w:rPr>
+                <w:rFonts w:ascii="BRH Malayalam Extra" w:eastAsia="Times New Roman" w:hAnsi="BRH Malayalam Extra" w:cs="BRH Malayalam Extra"/>
+                <w:color w:val="000000"/>
+                <w:sz w:val="40"/>
+                <w:szCs w:val="40"/>
+                <w:lang w:val="it-IT" w:eastAsia="en-IN" w:bidi="ml-IN"/>
+              </w:rPr>
+              <w:t>P</w:t>
+            </w:r>
+            <w:r>
+              <w:rPr>
+                <w:rFonts w:ascii="BRH Malayalam Extra" w:eastAsia="Times New Roman" w:hAnsi="BRH Malayalam Extra" w:cs="BRH Malayalam Extra"/>
+                <w:color w:val="000000"/>
+                <w:sz w:val="32"/>
+                <w:szCs w:val="40"/>
+                <w:lang w:val="it-IT" w:eastAsia="en-IN" w:bidi="ml-IN"/>
+              </w:rPr>
+              <w:t>–</w:t>
+            </w:r>
+            <w:r>
+              <w:rPr>
+                <w:rFonts w:ascii="BRH Malayalam Extra" w:eastAsia="Times New Roman" w:hAnsi="BRH Malayalam Extra" w:cs="BRH Malayalam Extra"/>
+                <w:color w:val="000000"/>
+                <w:sz w:val="40"/>
+                <w:szCs w:val="40"/>
+                <w:lang w:val="it-IT" w:eastAsia="en-IN" w:bidi="ml-IN"/>
+              </w:rPr>
+              <w:t xml:space="preserve"> ¥i</w:t>
+            </w:r>
+            <w:r>
+              <w:rPr>
+                <w:rFonts w:ascii="BRH Malayalam Extra" w:eastAsia="Times New Roman" w:hAnsi="BRH Malayalam Extra" w:cs="BRH Malayalam Extra"/>
+                <w:color w:val="000000"/>
+                <w:sz w:val="32"/>
+                <w:szCs w:val="40"/>
+                <w:lang w:val="it-IT" w:eastAsia="en-IN" w:bidi="ml-IN"/>
+              </w:rPr>
+              <w:t>–</w:t>
+            </w:r>
+            <w:r>
+              <w:rPr>
+                <w:rFonts w:ascii="BRH Malayalam Extra" w:eastAsia="Times New Roman" w:hAnsi="BRH Malayalam Extra" w:cs="BRH Malayalam Extra"/>
+                <w:color w:val="000000"/>
+                <w:sz w:val="40"/>
+                <w:szCs w:val="40"/>
+                <w:lang w:val="it-IT" w:eastAsia="en-IN" w:bidi="ml-IN"/>
+              </w:rPr>
+              <w:t xml:space="preserve"> | </w:t>
+            </w:r>
+            <w:r>
+              <w:rPr>
+                <w:rFonts w:ascii="BRH Malayalam Extra" w:eastAsia="Times New Roman" w:hAnsi="BRH Malayalam Extra" w:cs="BRH Malayalam Extra"/>
+                <w:color w:val="000000"/>
+                <w:sz w:val="40"/>
+                <w:szCs w:val="40"/>
+                <w:highlight w:val="green"/>
+                <w:lang w:val="it-IT" w:eastAsia="en-IN" w:bidi="ml-IN"/>
+              </w:rPr>
+              <w:t>¥</w:t>
+            </w:r>
+            <w:r>
+              <w:rPr>
+                <w:rFonts w:ascii="BRH Malayalam Extra" w:eastAsia="Times New Roman" w:hAnsi="BRH Malayalam Extra" w:cs="BRH Malayalam Extra"/>
+                <w:color w:val="000000"/>
+                <w:sz w:val="40"/>
+                <w:szCs w:val="40"/>
+                <w:lang w:val="it-IT" w:eastAsia="en-IN" w:bidi="ml-IN"/>
+              </w:rPr>
+              <w:t>i</w:t>
+            </w:r>
+            <w:r>
+              <w:rPr>
+                <w:rFonts w:ascii="BRH Malayalam Extra" w:eastAsia="Times New Roman" w:hAnsi="BRH Malayalam Extra" w:cs="BRH Malayalam Extra"/>
+                <w:color w:val="000000"/>
+                <w:sz w:val="32"/>
+                <w:szCs w:val="40"/>
+                <w:lang w:val="it-IT" w:eastAsia="en-IN" w:bidi="ml-IN"/>
+              </w:rPr>
+              <w:t>–</w:t>
+            </w:r>
+            <w:r>
+              <w:rPr>
+                <w:rFonts w:ascii="BRH Malayalam Extra" w:eastAsia="Times New Roman" w:hAnsi="BRH Malayalam Extra" w:cs="BRH Malayalam Extra"/>
+                <w:color w:val="000000"/>
+                <w:sz w:val="40"/>
+                <w:szCs w:val="40"/>
+                <w:lang w:val="it-IT" w:eastAsia="en-IN" w:bidi="ml-IN"/>
+              </w:rPr>
+              <w:t xml:space="preserve"> põx</w:t>
+            </w:r>
+            <w:r>
+              <w:rPr>
+                <w:rFonts w:ascii="BRH Malayalam Extra" w:eastAsia="Times New Roman" w:hAnsi="BRH Malayalam Extra" w:cs="BRH Malayalam Extra"/>
+                <w:color w:val="000000"/>
+                <w:sz w:val="32"/>
+                <w:szCs w:val="40"/>
+                <w:lang w:val="it-IT" w:eastAsia="en-IN" w:bidi="ml-IN"/>
+              </w:rPr>
+              <w:t>–</w:t>
+            </w:r>
+            <w:r>
+              <w:rPr>
+                <w:rFonts w:ascii="BRH Malayalam Extra" w:eastAsia="Times New Roman" w:hAnsi="BRH Malayalam Extra" w:cs="BRH Malayalam Extra"/>
+                <w:color w:val="000000"/>
+                <w:sz w:val="40"/>
+                <w:szCs w:val="40"/>
+                <w:lang w:val="it-IT" w:eastAsia="en-IN" w:bidi="ml-IN"/>
+              </w:rPr>
+              <w:t>dJ |</w:t>
+            </w:r>
+          </w:p>
+        </w:tc>
+      </w:tr>
+      <w:tr>
+        <w:trPr>
+          <w:trHeight w:val="822"/>
+        </w:trPr>
+        <w:tc>
+          <w:tcPr>
+            <w:tcW w:w="3906" w:type="dxa"/>
+            <w:tcBorders>
+              <w:top w:val="single" w:sz="4" w:space="0" w:color="000000"/>
+              <w:left w:val="single" w:sz="4" w:space="0" w:color="000000"/>
+              <w:bottom w:val="single" w:sz="4" w:space="0" w:color="000000"/>
+              <w:right w:val="single" w:sz="4" w:space="0" w:color="000000"/>
+            </w:tcBorders>
+          </w:tcPr>
+          <w:p>
+            <w:pPr>
+              <w:widowControl w:val="0"/>
+              <w:tabs>
+                <w:tab w:val="left" w:pos="993"/>
+              </w:tabs>
+              <w:autoSpaceDE w:val="0"/>
+              <w:autoSpaceDN w:val="0"/>
+              <w:adjustRightInd w:val="0"/>
+              <w:spacing w:before="0" w:line="252" w:lineRule="auto"/>
+              <w:ind w:right="297"/>
+              <w:rPr>
+                <w:rFonts w:cs="Arial"/>
+                <w:b/>
+                <w:sz w:val="28"/>
+                <w:szCs w:val="32"/>
+              </w:rPr>
+            </w:pPr>
+            <w:r>
+              <w:rPr>
+                <w:rFonts w:cs="Latha"/>
+                <w:b/>
+                <w:sz w:val="28"/>
+                <w:szCs w:val="28"/>
+                <w:lang w:bidi="ta-IN"/>
+              </w:rPr>
+              <w:t>TS 4.7.</w:t>
+            </w:r>
+            <w:r>
+              <w:rPr>
+                <w:rFonts w:cs="Latha"/>
+                <w:b/>
+                <w:sz w:val="28"/>
+                <w:szCs w:val="28"/>
+                <w:lang w:bidi="ta-IN"/>
+              </w:rPr>
+              <w:t>2.2</w:t>
+            </w:r>
+            <w:r>
+              <w:rPr>
+                <w:rFonts w:cs="Latha"/>
+                <w:b/>
+                <w:sz w:val="28"/>
+                <w:szCs w:val="28"/>
+                <w:lang w:bidi="ta-IN"/>
+              </w:rPr>
+              <w:t xml:space="preserve"> - </w:t>
+            </w:r>
+            <w:r>
+              <w:rPr>
+                <w:rFonts w:cs="Arial"/>
+                <w:b/>
+                <w:sz w:val="28"/>
+                <w:szCs w:val="32"/>
+              </w:rPr>
+              <w:t>Kramam</w:t>
+            </w:r>
+          </w:p>
+          <w:p>
+            <w:pPr>
+              <w:spacing w:before="0" w:line="240" w:lineRule="auto"/>
+              <w:rPr>
+                <w:rFonts w:cs="Latha"/>
+                <w:b/>
+                <w:sz w:val="28"/>
+                <w:szCs w:val="28"/>
+                <w:lang w:val="en-IN" w:bidi="ta-IN"/>
+              </w:rPr>
+            </w:pPr>
+            <w:r>
+              <w:rPr>
+                <w:rFonts w:cs="Arial"/>
+                <w:b/>
+                <w:sz w:val="28"/>
+                <w:szCs w:val="32"/>
+                <w:lang w:val="en-IN"/>
+              </w:rPr>
+              <w:t>Krama Vaakyam</w:t>
+            </w:r>
+            <w:r>
+              <w:rPr>
+                <w:rFonts w:cs="Latha"/>
+                <w:b/>
+                <w:sz w:val="28"/>
+                <w:szCs w:val="28"/>
+                <w:lang w:val="en-IN" w:bidi="ta-IN"/>
+              </w:rPr>
+              <w:t xml:space="preserve"> No: - 30</w:t>
+            </w:r>
+          </w:p>
+          <w:p>
+            <w:pPr>
+              <w:widowControl w:val="0"/>
+              <w:tabs>
+                <w:tab w:val="left" w:pos="993"/>
+              </w:tabs>
+              <w:autoSpaceDE w:val="0"/>
+              <w:autoSpaceDN w:val="0"/>
+              <w:adjustRightInd w:val="0"/>
+              <w:spacing w:before="0" w:line="252" w:lineRule="auto"/>
+              <w:ind w:right="297"/>
+              <w:rPr>
+                <w:rFonts w:cs="Latha"/>
+                <w:b/>
+                <w:sz w:val="28"/>
+                <w:szCs w:val="28"/>
+                <w:lang w:val="it-IT" w:bidi="ta-IN"/>
+              </w:rPr>
+            </w:pPr>
+            <w:r>
+              <w:rPr>
+                <w:rFonts w:cs="Latha"/>
+                <w:b/>
+                <w:sz w:val="28"/>
+                <w:szCs w:val="28"/>
+                <w:lang w:val="it-IT" w:bidi="ta-IN"/>
+              </w:rPr>
+              <w:t xml:space="preserve">Panchaati No. - </w:t>
+            </w:r>
+            <w:r>
+              <w:rPr>
+                <w:rFonts w:cs="Latha"/>
+                <w:b/>
+                <w:sz w:val="28"/>
+                <w:szCs w:val="28"/>
+                <w:lang w:val="it-IT" w:bidi="ta-IN"/>
+              </w:rPr>
+              <w:t>4</w:t>
+            </w:r>
+          </w:p>
+        </w:tc>
+        <w:tc>
+          <w:tcPr>
+            <w:tcW w:w="5103" w:type="dxa"/>
+            <w:tcBorders>
+              <w:top w:val="single" w:sz="4" w:space="0" w:color="000000"/>
+              <w:left w:val="single" w:sz="4" w:space="0" w:color="000000"/>
+              <w:bottom w:val="single" w:sz="4" w:space="0" w:color="000000"/>
+              <w:right w:val="single" w:sz="4" w:space="0" w:color="000000"/>
+            </w:tcBorders>
+          </w:tcPr>
+          <w:p>
+            <w:pPr>
+              <w:spacing w:before="0" w:line="240" w:lineRule="auto"/>
+              <w:rPr>
+                <w:rFonts w:ascii="BRH Devanagari Extra" w:hAnsi="BRH Devanagari Extra" w:cs="BRH Devanagari Extra"/>
+                <w:color w:val="000000"/>
+                <w:sz w:val="40"/>
+                <w:szCs w:val="40"/>
+                <w:lang w:val="it-IT" w:bidi="ml-IN"/>
+              </w:rPr>
+            </w:pPr>
+            <w:r>
+              <w:rPr>
+                <w:rFonts w:ascii="BRH Malayalam Extra" w:eastAsia="Times New Roman" w:hAnsi="BRH Malayalam Extra" w:cs="BRH Malayalam Extra"/>
+                <w:color w:val="000000"/>
+                <w:sz w:val="40"/>
+                <w:szCs w:val="40"/>
+                <w:lang w:val="it-IT" w:eastAsia="en-IN" w:bidi="ml-IN"/>
+              </w:rPr>
+              <w:t>P</w:t>
+            </w:r>
+            <w:r>
+              <w:rPr>
+                <w:rFonts w:ascii="BRH Malayalam Extra" w:eastAsia="Times New Roman" w:hAnsi="BRH Malayalam Extra" w:cs="BRH Malayalam Extra"/>
+                <w:color w:val="000000"/>
+                <w:sz w:val="32"/>
+                <w:szCs w:val="40"/>
+                <w:lang w:val="it-IT" w:eastAsia="en-IN" w:bidi="ml-IN"/>
+              </w:rPr>
+              <w:t>–</w:t>
+            </w:r>
+            <w:r>
+              <w:rPr>
+                <w:rFonts w:ascii="BRH Malayalam Extra" w:eastAsia="Times New Roman" w:hAnsi="BRH Malayalam Extra" w:cs="BRH Malayalam Extra"/>
+                <w:color w:val="000000"/>
+                <w:sz w:val="40"/>
+                <w:szCs w:val="40"/>
+                <w:lang w:val="it-IT" w:eastAsia="en-IN" w:bidi="ml-IN"/>
+              </w:rPr>
+              <w:t xml:space="preserve"> ¥i</w:t>
+            </w:r>
+            <w:r>
+              <w:rPr>
+                <w:rFonts w:ascii="BRH Malayalam Extra" w:eastAsia="Times New Roman" w:hAnsi="BRH Malayalam Extra" w:cs="BRH Malayalam Extra"/>
+                <w:color w:val="000000"/>
+                <w:sz w:val="32"/>
+                <w:szCs w:val="40"/>
+                <w:lang w:val="it-IT" w:eastAsia="en-IN" w:bidi="ml-IN"/>
+              </w:rPr>
+              <w:t>–</w:t>
+            </w:r>
+            <w:r>
+              <w:rPr>
+                <w:rFonts w:ascii="BRH Malayalam Extra" w:eastAsia="Times New Roman" w:hAnsi="BRH Malayalam Extra" w:cs="BRH Malayalam Extra"/>
+                <w:color w:val="000000"/>
+                <w:sz w:val="40"/>
+                <w:szCs w:val="40"/>
+                <w:lang w:val="it-IT" w:eastAsia="en-IN" w:bidi="ml-IN"/>
+              </w:rPr>
+              <w:t xml:space="preserve"> | </w:t>
+            </w:r>
+            <w:r>
+              <w:rPr>
+                <w:rFonts w:ascii="BRH Malayalam Extra" w:eastAsia="Times New Roman" w:hAnsi="BRH Malayalam Extra" w:cs="BRH Malayalam Extra"/>
+                <w:color w:val="000000"/>
+                <w:sz w:val="40"/>
+                <w:szCs w:val="40"/>
+                <w:highlight w:val="yellow"/>
+                <w:lang w:val="it-IT" w:eastAsia="en-IN" w:bidi="ml-IN"/>
+              </w:rPr>
+              <w:t>i</w:t>
+            </w:r>
+            <w:r>
+              <w:rPr>
+                <w:rFonts w:ascii="BRH Malayalam Extra" w:eastAsia="Times New Roman" w:hAnsi="BRH Malayalam Extra" w:cs="BRH Malayalam Extra"/>
+                <w:color w:val="000000"/>
+                <w:sz w:val="32"/>
+                <w:szCs w:val="40"/>
+                <w:highlight w:val="yellow"/>
+                <w:lang w:val="it-IT" w:eastAsia="en-IN" w:bidi="ml-IN"/>
+              </w:rPr>
+              <w:t>–</w:t>
+            </w:r>
+            <w:r>
+              <w:rPr>
+                <w:rFonts w:ascii="BRH Malayalam Extra" w:eastAsia="Times New Roman" w:hAnsi="BRH Malayalam Extra" w:cs="BRH Malayalam Extra"/>
+                <w:color w:val="000000"/>
+                <w:sz w:val="40"/>
+                <w:szCs w:val="40"/>
+                <w:lang w:val="it-IT" w:eastAsia="en-IN" w:bidi="ml-IN"/>
+              </w:rPr>
+              <w:t xml:space="preserve"> py</w:t>
+            </w:r>
+            <w:r>
+              <w:rPr>
+                <w:rFonts w:ascii="BRH Malayalam Extra" w:eastAsia="Times New Roman" w:hAnsi="BRH Malayalam Extra" w:cs="BRH Malayalam Extra"/>
+                <w:color w:val="000000"/>
+                <w:sz w:val="32"/>
+                <w:szCs w:val="40"/>
+                <w:lang w:val="it-IT" w:eastAsia="en-IN" w:bidi="ml-IN"/>
+              </w:rPr>
+              <w:t>–</w:t>
+            </w:r>
+            <w:r>
+              <w:rPr>
+                <w:rFonts w:ascii="BRH Malayalam Extra" w:eastAsia="Times New Roman" w:hAnsi="BRH Malayalam Extra" w:cs="BRH Malayalam Extra"/>
+                <w:color w:val="000000"/>
+                <w:sz w:val="40"/>
+                <w:szCs w:val="40"/>
+                <w:lang w:val="it-IT" w:eastAsia="en-IN" w:bidi="ml-IN"/>
+              </w:rPr>
+              <w:t>ÀI |</w:t>
+            </w:r>
+          </w:p>
+        </w:tc>
+        <w:tc>
+          <w:tcPr>
+            <w:tcW w:w="5386" w:type="dxa"/>
+            <w:tcBorders>
+              <w:top w:val="single" w:sz="4" w:space="0" w:color="000000"/>
+              <w:left w:val="single" w:sz="4" w:space="0" w:color="000000"/>
+              <w:bottom w:val="single" w:sz="4" w:space="0" w:color="000000"/>
+              <w:right w:val="single" w:sz="4" w:space="0" w:color="000000"/>
+            </w:tcBorders>
+          </w:tcPr>
+          <w:p>
+            <w:pPr>
+              <w:widowControl w:val="0"/>
+              <w:autoSpaceDE w:val="0"/>
+              <w:autoSpaceDN w:val="0"/>
+              <w:adjustRightInd w:val="0"/>
+              <w:spacing w:line="252" w:lineRule="auto"/>
+              <w:rPr>
+                <w:rFonts w:ascii="BRH Devanagari Extra" w:hAnsi="BRH Devanagari Extra" w:cs="BRH Devanagari Extra"/>
+                <w:color w:val="000000"/>
+                <w:sz w:val="40"/>
+                <w:szCs w:val="40"/>
+                <w:lang w:val="it-IT" w:bidi="ml-IN"/>
+              </w:rPr>
+            </w:pPr>
+            <w:r>
+              <w:rPr>
+                <w:rFonts w:ascii="BRH Malayalam Extra" w:eastAsia="Times New Roman" w:hAnsi="BRH Malayalam Extra" w:cs="BRH Malayalam Extra"/>
+                <w:color w:val="000000"/>
+                <w:sz w:val="40"/>
+                <w:szCs w:val="40"/>
+                <w:lang w:val="it-IT" w:eastAsia="en-IN" w:bidi="ml-IN"/>
+              </w:rPr>
+              <w:t>P</w:t>
+            </w:r>
+            <w:r>
+              <w:rPr>
+                <w:rFonts w:ascii="BRH Malayalam Extra" w:eastAsia="Times New Roman" w:hAnsi="BRH Malayalam Extra" w:cs="BRH Malayalam Extra"/>
+                <w:color w:val="000000"/>
+                <w:sz w:val="32"/>
+                <w:szCs w:val="40"/>
+                <w:lang w:val="it-IT" w:eastAsia="en-IN" w:bidi="ml-IN"/>
+              </w:rPr>
+              <w:t>–</w:t>
+            </w:r>
+            <w:r>
+              <w:rPr>
+                <w:rFonts w:ascii="BRH Malayalam Extra" w:eastAsia="Times New Roman" w:hAnsi="BRH Malayalam Extra" w:cs="BRH Malayalam Extra"/>
+                <w:color w:val="000000"/>
+                <w:sz w:val="40"/>
+                <w:szCs w:val="40"/>
+                <w:lang w:val="it-IT" w:eastAsia="en-IN" w:bidi="ml-IN"/>
+              </w:rPr>
+              <w:t xml:space="preserve"> ¥i</w:t>
+            </w:r>
+            <w:r>
+              <w:rPr>
+                <w:rFonts w:ascii="BRH Malayalam Extra" w:eastAsia="Times New Roman" w:hAnsi="BRH Malayalam Extra" w:cs="BRH Malayalam Extra"/>
+                <w:color w:val="000000"/>
+                <w:sz w:val="32"/>
+                <w:szCs w:val="40"/>
+                <w:lang w:val="it-IT" w:eastAsia="en-IN" w:bidi="ml-IN"/>
+              </w:rPr>
+              <w:t>–</w:t>
+            </w:r>
+            <w:r>
+              <w:rPr>
+                <w:rFonts w:ascii="BRH Malayalam Extra" w:eastAsia="Times New Roman" w:hAnsi="BRH Malayalam Extra" w:cs="BRH Malayalam Extra"/>
+                <w:color w:val="000000"/>
+                <w:sz w:val="40"/>
+                <w:szCs w:val="40"/>
+                <w:lang w:val="it-IT" w:eastAsia="en-IN" w:bidi="ml-IN"/>
+              </w:rPr>
+              <w:t xml:space="preserve"> | </w:t>
+            </w:r>
+            <w:r>
+              <w:rPr>
+                <w:rFonts w:ascii="BRH Malayalam Extra" w:eastAsia="Times New Roman" w:hAnsi="BRH Malayalam Extra" w:cs="BRH Malayalam Extra"/>
+                <w:color w:val="000000"/>
+                <w:sz w:val="40"/>
+                <w:szCs w:val="40"/>
+                <w:highlight w:val="green"/>
+                <w:lang w:val="it-IT" w:eastAsia="en-IN" w:bidi="ml-IN"/>
+              </w:rPr>
+              <w:t>¥i</w:t>
+            </w:r>
+            <w:r>
+              <w:rPr>
+                <w:rFonts w:ascii="BRH Malayalam Extra" w:eastAsia="Times New Roman" w:hAnsi="BRH Malayalam Extra" w:cs="BRH Malayalam Extra"/>
+                <w:color w:val="000000"/>
+                <w:sz w:val="32"/>
+                <w:szCs w:val="40"/>
+                <w:lang w:val="it-IT" w:eastAsia="en-IN" w:bidi="ml-IN"/>
+              </w:rPr>
+              <w:t>–</w:t>
+            </w:r>
+            <w:r>
+              <w:rPr>
+                <w:rFonts w:ascii="BRH Malayalam Extra" w:eastAsia="Times New Roman" w:hAnsi="BRH Malayalam Extra" w:cs="BRH Malayalam Extra"/>
+                <w:color w:val="000000"/>
+                <w:sz w:val="40"/>
+                <w:szCs w:val="40"/>
+                <w:lang w:val="it-IT" w:eastAsia="en-IN" w:bidi="ml-IN"/>
+              </w:rPr>
+              <w:t xml:space="preserve"> py</w:t>
+            </w:r>
+            <w:r>
+              <w:rPr>
+                <w:rFonts w:ascii="BRH Malayalam Extra" w:eastAsia="Times New Roman" w:hAnsi="BRH Malayalam Extra" w:cs="BRH Malayalam Extra"/>
+                <w:color w:val="000000"/>
+                <w:sz w:val="32"/>
+                <w:szCs w:val="40"/>
+                <w:lang w:val="it-IT" w:eastAsia="en-IN" w:bidi="ml-IN"/>
+              </w:rPr>
+              <w:t>–</w:t>
+            </w:r>
+            <w:r>
+              <w:rPr>
+                <w:rFonts w:ascii="BRH Malayalam Extra" w:eastAsia="Times New Roman" w:hAnsi="BRH Malayalam Extra" w:cs="BRH Malayalam Extra"/>
+                <w:color w:val="000000"/>
+                <w:sz w:val="40"/>
+                <w:szCs w:val="40"/>
+                <w:lang w:val="it-IT" w:eastAsia="en-IN" w:bidi="ml-IN"/>
+              </w:rPr>
+              <w:t>ÀI |</w:t>
+            </w:r>
+          </w:p>
+        </w:tc>
+      </w:tr>
+      <w:tr>
+        <w:trPr>
+          <w:trHeight w:val="822"/>
+        </w:trPr>
+        <w:tc>
+          <w:tcPr>
+            <w:tcW w:w="3906" w:type="dxa"/>
+            <w:tcBorders>
+              <w:top w:val="single" w:sz="4" w:space="0" w:color="000000"/>
+              <w:left w:val="single" w:sz="4" w:space="0" w:color="000000"/>
+              <w:bottom w:val="single" w:sz="4" w:space="0" w:color="000000"/>
+              <w:right w:val="single" w:sz="4" w:space="0" w:color="000000"/>
+            </w:tcBorders>
+          </w:tcPr>
+          <w:p>
+            <w:pPr>
+              <w:widowControl w:val="0"/>
+              <w:tabs>
+                <w:tab w:val="left" w:pos="993"/>
+              </w:tabs>
+              <w:autoSpaceDE w:val="0"/>
+              <w:autoSpaceDN w:val="0"/>
+              <w:adjustRightInd w:val="0"/>
+              <w:spacing w:before="0" w:line="252" w:lineRule="auto"/>
+              <w:ind w:right="297"/>
+              <w:rPr>
+                <w:rFonts w:cs="Arial"/>
+                <w:b/>
+                <w:sz w:val="28"/>
+                <w:szCs w:val="32"/>
+              </w:rPr>
+            </w:pPr>
+            <w:r>
+              <w:rPr>
+                <w:rFonts w:cs="Latha"/>
+                <w:b/>
+                <w:sz w:val="28"/>
+                <w:szCs w:val="28"/>
+                <w:lang w:bidi="ta-IN"/>
+              </w:rPr>
+              <w:t>TS 4.7.</w:t>
+            </w:r>
+            <w:r>
+              <w:rPr>
+                <w:rFonts w:cs="Latha"/>
+                <w:b/>
+                <w:sz w:val="28"/>
+                <w:szCs w:val="28"/>
+                <w:lang w:bidi="ta-IN"/>
+              </w:rPr>
               <w:t>11.1</w:t>
             </w:r>
             <w:r>
@@ -840,7 +1653,7 @@
                 <w:color w:val="000000"/>
                 <w:sz w:val="40"/>
                 <w:szCs w:val="40"/>
-                <w:lang w:bidi="ml-IN"/>
+                <w:lang w:val="it-IT" w:bidi="ml-IN"/>
               </w:rPr>
             </w:pPr>
             <w:r>
@@ -1807,6 +2620,7 @@
                 <w:szCs w:val="28"/>
                 <w:lang w:bidi="ta-IN"/>
               </w:rPr>
+              <w:lastRenderedPageBreak/>
               <w:t>TS 4.7.1</w:t>
             </w:r>
             <w:r>
@@ -2272,7 +3086,6 @@
           <w:b/>
           <w:bCs/>
         </w:rPr>
-        <w:lastRenderedPageBreak/>
         <w:t>(ignore those which are already incorporated in your book’s version and date)</w:t>
       </w:r>
     </w:p>
@@ -3617,6 +4430,7 @@
                 <w:szCs w:val="28"/>
                 <w:lang w:bidi="ta-IN"/>
               </w:rPr>
+              <w:lastRenderedPageBreak/>
               <w:t xml:space="preserve">TS 4.7.12.2 - </w:t>
             </w:r>
             <w:r>
@@ -4323,7 +5137,6 @@
                 <w:sz w:val="28"/>
                 <w:szCs w:val="32"/>
               </w:rPr>
-              <w:lastRenderedPageBreak/>
               <w:t>T.S.4.7.12.3 – Kramam</w:t>
             </w:r>
           </w:p>
@@ -6145,6 +6958,7 @@
                 <w:szCs w:val="40"/>
                 <w:lang w:val="en-IN" w:eastAsia="en-IN" w:bidi="ml-IN"/>
               </w:rPr>
+              <w:lastRenderedPageBreak/>
               <w:t>s¡</w:t>
             </w:r>
             <w:r>
@@ -6216,6 +7030,7 @@
                 <w:szCs w:val="40"/>
                 <w:lang w:val="en-IN" w:eastAsia="en-IN" w:bidi="ml-IN"/>
               </w:rPr>
+              <w:lastRenderedPageBreak/>
               <w:t>t¡</w:t>
             </w:r>
             <w:r>
@@ -6313,6 +7128,7 @@
                 <w:szCs w:val="40"/>
                 <w:lang w:val="en-IN" w:eastAsia="en-IN" w:bidi="ml-IN"/>
               </w:rPr>
+              <w:lastRenderedPageBreak/>
               <w:t>s¡</w:t>
             </w:r>
             <w:r>
@@ -6425,6 +7241,7 @@
                 <w:sz w:val="28"/>
                 <w:szCs w:val="32"/>
               </w:rPr>
+              <w:lastRenderedPageBreak/>
               <w:t>T.S.4.7.15.5 – Kramam</w:t>
             </w:r>
           </w:p>
@@ -6720,7 +7537,6 @@
                 <w:sz w:val="28"/>
                 <w:szCs w:val="32"/>
               </w:rPr>
-              <w:lastRenderedPageBreak/>
               <w:t>T.S.4.7.15.7 – Kramam</w:t>
             </w:r>
           </w:p>
@@ -7686,7 +8502,7 @@
 </file>
 
 <file path=word/endnotes.xml><?xml version="1.0" encoding="utf-8"?>
-<w:endnotes xmlns:wpc="http://schemas.microsoft.com/office/word/2010/wordprocessingCanvas" xmlns:cx="http://schemas.microsoft.com/office/drawing/2014/chartex" xmlns:cx1="http://schemas.microsoft.com/office/drawing/2015/9/8/chartex" xmlns:cx2="http://schemas.microsoft.com/office/drawing/2015/10/21/chartex" xmlns:cx3="http://schemas.microsoft.com/office/drawing/2016/5/9/chartex" xmlns:cx4="http://schemas.microsoft.com/office/drawing/2016/5/10/chartex" xmlns:cx5="http://schemas.microsoft.com/office/drawing/2016/5/11/chartex" xmlns:cx6="http://schemas.microsoft.com/office/drawing/2016/5/12/chartex" xmlns:cx7="http://schemas.microsoft.com/office/drawing/2016/5/13/chartex" xmlns:cx8="http://schemas.microsoft.com/office/drawing/2016/5/14/chartex" xmlns:mc="http://schemas.openxmlformats.org/markup-compatibility/2006" xmlns:aink="http://schemas.microsoft.com/office/drawing/2016/ink" xmlns:am3d="http://schemas.microsoft.com/office/drawing/2017/model3d" xmlns:o="urn:schemas-microsoft-com:office:office" xmlns:oel="http://schemas.microsoft.com/office/2019/extlst" xmlns:r="http://schemas.openxmlformats.org/officeDocument/2006/relationships" xmlns:m="http://schemas.openxmlformats.org/officeDocument/2006/math" xmlns:v="urn:schemas-microsoft-com:vml" xmlns:wp14="http://schemas.microsoft.com/office/word/2010/wordprocessingDrawing" xmlns:wp="http://schemas.openxmlformats.org/drawingml/2006/wordprocessingDrawing" xmlns:w10="urn:schemas-microsoft-com:office:word" xmlns:w="http://schemas.openxmlformats.org/wordprocessingml/2006/main" xmlns:w14="http://schemas.microsoft.com/office/word/2010/wordml" xmlns:w15="http://schemas.microsoft.com/office/word/2012/wordml" xmlns:w16cei="http://schemas.microsoft.com/office/word/2026/wordml/cei" xmlns:w16cex="http://schemas.microsoft.com/office/word/2018/wordml/cex" xmlns:w16cid="http://schemas.microsoft.com/office/word/2016/wordml/cid" xmlns:w16="http://schemas.microsoft.com/office/word/2018/wordml" xmlns:w16du="http://schemas.microsoft.com/office/word/2023/wordml/word16du" xmlns:w16sdtdh="http://schemas.microsoft.com/office/word/2020/wordml/sdtdatahash" xmlns:w16sdtfl="http://schemas.microsoft.com/office/word/2024/wordml/sdtformatlock" xmlns:w16se="http://schemas.microsoft.com/office/word/2015/wordml/symex" xmlns:wpg="http://schemas.microsoft.com/office/word/2010/wordprocessingGroup" xmlns:wpi="http://schemas.microsoft.com/office/word/2010/wordprocessingInk" xmlns:wne="http://schemas.microsoft.com/office/word/2006/wordml" xmlns:wps="http://schemas.microsoft.com/office/word/2010/wordprocessingShape" mc:Ignorable="w14 w15 w16se w16cid w16 w16cex w16sdtdh w16sdtfl w16du wp14">
+<w:endnotes xmlns:wpc="http://schemas.microsoft.com/office/word/2010/wordprocessingCanvas" xmlns:cx="http://schemas.microsoft.com/office/drawing/2014/chartex" xmlns:cx1="http://schemas.microsoft.com/office/drawing/2015/9/8/chartex" xmlns:cx2="http://schemas.microsoft.com/office/drawing/2015/10/21/chartex" xmlns:cx3="http://schemas.microsoft.com/office/drawing/2016/5/9/chartex" xmlns:cx4="http://schemas.microsoft.com/office/drawing/2016/5/10/chartex" xmlns:cx5="http://schemas.microsoft.com/office/drawing/2016/5/11/chartex" xmlns:cx6="http://schemas.microsoft.com/office/drawing/2016/5/12/chartex" xmlns:cx7="http://schemas.microsoft.com/office/drawing/2016/5/13/chartex" xmlns:cx8="http://schemas.microsoft.com/office/drawing/2016/5/14/chartex" xmlns:mc="http://schemas.openxmlformats.org/markup-compatibility/2006" xmlns:aink="http://schemas.microsoft.com/office/drawing/2016/ink" xmlns:am3d="http://schemas.microsoft.com/office/drawing/2017/model3d" xmlns:o="urn:schemas-microsoft-com:office:office" xmlns:oel="http://schemas.microsoft.com/office/2019/extlst" xmlns:r="http://schemas.openxmlformats.org/officeDocument/2006/relationships" xmlns:m="http://schemas.openxmlformats.org/officeDocument/2006/math" xmlns:v="urn:schemas-microsoft-com:vml" xmlns:wp14="http://schemas.microsoft.com/office/word/2010/wordprocessingDrawing" xmlns:wp="http://schemas.openxmlformats.org/drawingml/2006/wordprocessingDrawing" xmlns:w10="urn:schemas-microsoft-com:office:word" xmlns:w="http://schemas.openxmlformats.org/wordprocessingml/2006/main" xmlns:w14="http://schemas.microsoft.com/office/word/2010/wordml" xmlns:w15="http://schemas.microsoft.com/office/word/2012/wordml" xmlns:w16cex="http://schemas.microsoft.com/office/word/2018/wordml/cex" xmlns:w16cid="http://schemas.microsoft.com/office/word/2016/wordml/cid" xmlns:w16="http://schemas.microsoft.com/office/word/2018/wordml" xmlns:w16du="http://schemas.microsoft.com/office/word/2023/wordml/word16du" xmlns:w16sdtdh="http://schemas.microsoft.com/office/word/2020/wordml/sdtdatahash" xmlns:w16sdtfl="http://schemas.microsoft.com/office/word/2024/wordml/sdtformatlock" xmlns:w16se="http://schemas.microsoft.com/office/word/2015/wordml/symex" xmlns:wpg="http://schemas.microsoft.com/office/word/2010/wordprocessingGroup" xmlns:wpi="http://schemas.microsoft.com/office/word/2010/wordprocessingInk" xmlns:wne="http://schemas.microsoft.com/office/word/2006/wordml" xmlns:wps="http://schemas.microsoft.com/office/word/2010/wordprocessingShape" mc:Ignorable="w14 w15 w16se w16cid w16 w16cex w16sdtdh w16sdtfl w16du wp14">
   <w:endnote w:type="separator" w:id="-1">
     <w:p>
       <w:pPr>
@@ -7711,7 +8527,7 @@
 </file>
 
 <file path=word/footer1.xml><?xml version="1.0" encoding="utf-8"?>
-<w:ftr xmlns:wpc="http://schemas.microsoft.com/office/word/2010/wordprocessingCanvas" xmlns:cx="http://schemas.microsoft.com/office/drawing/2014/chartex" xmlns:cx1="http://schemas.microsoft.com/office/drawing/2015/9/8/chartex" xmlns:cx2="http://schemas.microsoft.com/office/drawing/2015/10/21/chartex" xmlns:cx3="http://schemas.microsoft.com/office/drawing/2016/5/9/chartex" xmlns:cx4="http://schemas.microsoft.com/office/drawing/2016/5/10/chartex" xmlns:cx5="http://schemas.microsoft.com/office/drawing/2016/5/11/chartex" xmlns:cx6="http://schemas.microsoft.com/office/drawing/2016/5/12/chartex" xmlns:cx7="http://schemas.microsoft.com/office/drawing/2016/5/13/chartex" xmlns:cx8="http://schemas.microsoft.com/office/drawing/2016/5/14/chartex" xmlns:mc="http://schemas.openxmlformats.org/markup-compatibility/2006" xmlns:aink="http://schemas.microsoft.com/office/drawing/2016/ink" xmlns:am3d="http://schemas.microsoft.com/office/drawing/2017/model3d" xmlns:o="urn:schemas-microsoft-com:office:office" xmlns:oel="http://schemas.microsoft.com/office/2019/extlst" xmlns:r="http://schemas.openxmlformats.org/officeDocument/2006/relationships" xmlns:m="http://schemas.openxmlformats.org/officeDocument/2006/math" xmlns:v="urn:schemas-microsoft-com:vml" xmlns:wp14="http://schemas.microsoft.com/office/word/2010/wordprocessingDrawing" xmlns:wp="http://schemas.openxmlformats.org/drawingml/2006/wordprocessingDrawing" xmlns:w10="urn:schemas-microsoft-com:office:word" xmlns:w="http://schemas.openxmlformats.org/wordprocessingml/2006/main" xmlns:w14="http://schemas.microsoft.com/office/word/2010/wordml" xmlns:w15="http://schemas.microsoft.com/office/word/2012/wordml" xmlns:w16cei="http://schemas.microsoft.com/office/word/2026/wordml/cei" xmlns:w16cex="http://schemas.microsoft.com/office/word/2018/wordml/cex" xmlns:w16cid="http://schemas.microsoft.com/office/word/2016/wordml/cid" xmlns:w16="http://schemas.microsoft.com/office/word/2018/wordml" xmlns:w16du="http://schemas.microsoft.com/office/word/2023/wordml/word16du" xmlns:w16sdtdh="http://schemas.microsoft.com/office/word/2020/wordml/sdtdatahash" xmlns:w16sdtfl="http://schemas.microsoft.com/office/word/2024/wordml/sdtformatlock" xmlns:w16se="http://schemas.microsoft.com/office/word/2015/wordml/symex" xmlns:wpg="http://schemas.microsoft.com/office/word/2010/wordprocessingGroup" xmlns:wpi="http://schemas.microsoft.com/office/word/2010/wordprocessingInk" xmlns:wne="http://schemas.microsoft.com/office/word/2006/wordml" xmlns:wps="http://schemas.microsoft.com/office/word/2010/wordprocessingShape" mc:Ignorable="w14 w15 w16se w16cid w16 w16cex w16sdtdh w16sdtfl w16du wp14">
+<w:ftr xmlns:wpc="http://schemas.microsoft.com/office/word/2010/wordprocessingCanvas" xmlns:cx="http://schemas.microsoft.com/office/drawing/2014/chartex" xmlns:cx1="http://schemas.microsoft.com/office/drawing/2015/9/8/chartex" xmlns:cx2="http://schemas.microsoft.com/office/drawing/2015/10/21/chartex" xmlns:cx3="http://schemas.microsoft.com/office/drawing/2016/5/9/chartex" xmlns:cx4="http://schemas.microsoft.com/office/drawing/2016/5/10/chartex" xmlns:cx5="http://schemas.microsoft.com/office/drawing/2016/5/11/chartex" xmlns:cx6="http://schemas.microsoft.com/office/drawing/2016/5/12/chartex" xmlns:cx7="http://schemas.microsoft.com/office/drawing/2016/5/13/chartex" xmlns:cx8="http://schemas.microsoft.com/office/drawing/2016/5/14/chartex" xmlns:mc="http://schemas.openxmlformats.org/markup-compatibility/2006" xmlns:aink="http://schemas.microsoft.com/office/drawing/2016/ink" xmlns:am3d="http://schemas.microsoft.com/office/drawing/2017/model3d" xmlns:o="urn:schemas-microsoft-com:office:office" xmlns:oel="http://schemas.microsoft.com/office/2019/extlst" xmlns:r="http://schemas.openxmlformats.org/officeDocument/2006/relationships" xmlns:m="http://schemas.openxmlformats.org/officeDocument/2006/math" xmlns:v="urn:schemas-microsoft-com:vml" xmlns:wp14="http://schemas.microsoft.com/office/word/2010/wordprocessingDrawing" xmlns:wp="http://schemas.openxmlformats.org/drawingml/2006/wordprocessingDrawing" xmlns:w10="urn:schemas-microsoft-com:office:word" xmlns:w="http://schemas.openxmlformats.org/wordprocessingml/2006/main" xmlns:w14="http://schemas.microsoft.com/office/word/2010/wordml" xmlns:w15="http://schemas.microsoft.com/office/word/2012/wordml" xmlns:w16cex="http://schemas.microsoft.com/office/word/2018/wordml/cex" xmlns:w16cid="http://schemas.microsoft.com/office/word/2016/wordml/cid" xmlns:w16="http://schemas.microsoft.com/office/word/2018/wordml" xmlns:w16du="http://schemas.microsoft.com/office/word/2023/wordml/word16du" xmlns:w16sdtdh="http://schemas.microsoft.com/office/word/2020/wordml/sdtdatahash" xmlns:w16sdtfl="http://schemas.microsoft.com/office/word/2024/wordml/sdtformatlock" xmlns:w16se="http://schemas.microsoft.com/office/word/2015/wordml/symex" xmlns:wpg="http://schemas.microsoft.com/office/word/2010/wordprocessingGroup" xmlns:wpi="http://schemas.microsoft.com/office/word/2010/wordprocessingInk" xmlns:wne="http://schemas.microsoft.com/office/word/2006/wordml" xmlns:wps="http://schemas.microsoft.com/office/word/2010/wordprocessingShape" mc:Ignorable="w14 w15 w16se w16cid w16 w16cex w16sdtdh w16sdtfl w16du wp14">
   <w:p>
     <w:pPr>
       <w:pBdr>
@@ -7893,7 +8709,7 @@
 </file>
 
 <file path=word/footer2.xml><?xml version="1.0" encoding="utf-8"?>
-<w:ftr xmlns:wpc="http://schemas.microsoft.com/office/word/2010/wordprocessingCanvas" xmlns:cx="http://schemas.microsoft.com/office/drawing/2014/chartex" xmlns:cx1="http://schemas.microsoft.com/office/drawing/2015/9/8/chartex" xmlns:cx2="http://schemas.microsoft.com/office/drawing/2015/10/21/chartex" xmlns:cx3="http://schemas.microsoft.com/office/drawing/2016/5/9/chartex" xmlns:cx4="http://schemas.microsoft.com/office/drawing/2016/5/10/chartex" xmlns:cx5="http://schemas.microsoft.com/office/drawing/2016/5/11/chartex" xmlns:cx6="http://schemas.microsoft.com/office/drawing/2016/5/12/chartex" xmlns:cx7="http://schemas.microsoft.com/office/drawing/2016/5/13/chartex" xmlns:cx8="http://schemas.microsoft.com/office/drawing/2016/5/14/chartex" xmlns:mc="http://schemas.openxmlformats.org/markup-compatibility/2006" xmlns:aink="http://schemas.microsoft.com/office/drawing/2016/ink" xmlns:am3d="http://schemas.microsoft.com/office/drawing/2017/model3d" xmlns:o="urn:schemas-microsoft-com:office:office" xmlns:oel="http://schemas.microsoft.com/office/2019/extlst" xmlns:r="http://schemas.openxmlformats.org/officeDocument/2006/relationships" xmlns:m="http://schemas.openxmlformats.org/officeDocument/2006/math" xmlns:v="urn:schemas-microsoft-com:vml" xmlns:wp14="http://schemas.microsoft.com/office/word/2010/wordprocessingDrawing" xmlns:wp="http://schemas.openxmlformats.org/drawingml/2006/wordprocessingDrawing" xmlns:w10="urn:schemas-microsoft-com:office:word" xmlns:w="http://schemas.openxmlformats.org/wordprocessingml/2006/main" xmlns:w14="http://schemas.microsoft.com/office/word/2010/wordml" xmlns:w15="http://schemas.microsoft.com/office/word/2012/wordml" xmlns:w16cei="http://schemas.microsoft.com/office/word/2026/wordml/cei" xmlns:w16cex="http://schemas.microsoft.com/office/word/2018/wordml/cex" xmlns:w16cid="http://schemas.microsoft.com/office/word/2016/wordml/cid" xmlns:w16="http://schemas.microsoft.com/office/word/2018/wordml" xmlns:w16du="http://schemas.microsoft.com/office/word/2023/wordml/word16du" xmlns:w16sdtdh="http://schemas.microsoft.com/office/word/2020/wordml/sdtdatahash" xmlns:w16sdtfl="http://schemas.microsoft.com/office/word/2024/wordml/sdtformatlock" xmlns:w16se="http://schemas.microsoft.com/office/word/2015/wordml/symex" xmlns:wpg="http://schemas.microsoft.com/office/word/2010/wordprocessingGroup" xmlns:wpi="http://schemas.microsoft.com/office/word/2010/wordprocessingInk" xmlns:wne="http://schemas.microsoft.com/office/word/2006/wordml" xmlns:wps="http://schemas.microsoft.com/office/word/2010/wordprocessingShape" mc:Ignorable="w14 w15 w16se w16cid w16 w16cex w16sdtdh w16sdtfl w16du wp14">
+<w:ftr xmlns:wpc="http://schemas.microsoft.com/office/word/2010/wordprocessingCanvas" xmlns:cx="http://schemas.microsoft.com/office/drawing/2014/chartex" xmlns:cx1="http://schemas.microsoft.com/office/drawing/2015/9/8/chartex" xmlns:cx2="http://schemas.microsoft.com/office/drawing/2015/10/21/chartex" xmlns:cx3="http://schemas.microsoft.com/office/drawing/2016/5/9/chartex" xmlns:cx4="http://schemas.microsoft.com/office/drawing/2016/5/10/chartex" xmlns:cx5="http://schemas.microsoft.com/office/drawing/2016/5/11/chartex" xmlns:cx6="http://schemas.microsoft.com/office/drawing/2016/5/12/chartex" xmlns:cx7="http://schemas.microsoft.com/office/drawing/2016/5/13/chartex" xmlns:cx8="http://schemas.microsoft.com/office/drawing/2016/5/14/chartex" xmlns:mc="http://schemas.openxmlformats.org/markup-compatibility/2006" xmlns:aink="http://schemas.microsoft.com/office/drawing/2016/ink" xmlns:am3d="http://schemas.microsoft.com/office/drawing/2017/model3d" xmlns:o="urn:schemas-microsoft-com:office:office" xmlns:oel="http://schemas.microsoft.com/office/2019/extlst" xmlns:r="http://schemas.openxmlformats.org/officeDocument/2006/relationships" xmlns:m="http://schemas.openxmlformats.org/officeDocument/2006/math" xmlns:v="urn:schemas-microsoft-com:vml" xmlns:wp14="http://schemas.microsoft.com/office/word/2010/wordprocessingDrawing" xmlns:wp="http://schemas.openxmlformats.org/drawingml/2006/wordprocessingDrawing" xmlns:w10="urn:schemas-microsoft-com:office:word" xmlns:w="http://schemas.openxmlformats.org/wordprocessingml/2006/main" xmlns:w14="http://schemas.microsoft.com/office/word/2010/wordml" xmlns:w15="http://schemas.microsoft.com/office/word/2012/wordml" xmlns:w16cex="http://schemas.microsoft.com/office/word/2018/wordml/cex" xmlns:w16cid="http://schemas.microsoft.com/office/word/2016/wordml/cid" xmlns:w16="http://schemas.microsoft.com/office/word/2018/wordml" xmlns:w16du="http://schemas.microsoft.com/office/word/2023/wordml/word16du" xmlns:w16sdtdh="http://schemas.microsoft.com/office/word/2020/wordml/sdtdatahash" xmlns:w16sdtfl="http://schemas.microsoft.com/office/word/2024/wordml/sdtformatlock" xmlns:w16se="http://schemas.microsoft.com/office/word/2015/wordml/symex" xmlns:wpg="http://schemas.microsoft.com/office/word/2010/wordprocessingGroup" xmlns:wpi="http://schemas.microsoft.com/office/word/2010/wordprocessingInk" xmlns:wne="http://schemas.microsoft.com/office/word/2006/wordml" xmlns:wps="http://schemas.microsoft.com/office/word/2010/wordprocessingShape" mc:Ignorable="w14 w15 w16se w16cid w16 w16cex w16sdtdh w16sdtfl w16du wp14">
   <w:p>
     <w:pPr>
       <w:pBdr>
@@ -8096,7 +8912,7 @@
 </file>
 
 <file path=word/footnotes.xml><?xml version="1.0" encoding="utf-8"?>
-<w:footnotes xmlns:wpc="http://schemas.microsoft.com/office/word/2010/wordprocessingCanvas" xmlns:cx="http://schemas.microsoft.com/office/drawing/2014/chartex" xmlns:cx1="http://schemas.microsoft.com/office/drawing/2015/9/8/chartex" xmlns:cx2="http://schemas.microsoft.com/office/drawing/2015/10/21/chartex" xmlns:cx3="http://schemas.microsoft.com/office/drawing/2016/5/9/chartex" xmlns:cx4="http://schemas.microsoft.com/office/drawing/2016/5/10/chartex" xmlns:cx5="http://schemas.microsoft.com/office/drawing/2016/5/11/chartex" xmlns:cx6="http://schemas.microsoft.com/office/drawing/2016/5/12/chartex" xmlns:cx7="http://schemas.microsoft.com/office/drawing/2016/5/13/chartex" xmlns:cx8="http://schemas.microsoft.com/office/drawing/2016/5/14/chartex" xmlns:mc="http://schemas.openxmlformats.org/markup-compatibility/2006" xmlns:aink="http://schemas.microsoft.com/office/drawing/2016/ink" xmlns:am3d="http://schemas.microsoft.com/office/drawing/2017/model3d" xmlns:o="urn:schemas-microsoft-com:office:office" xmlns:oel="http://schemas.microsoft.com/office/2019/extlst" xmlns:r="http://schemas.openxmlformats.org/officeDocument/2006/relationships" xmlns:m="http://schemas.openxmlformats.org/officeDocument/2006/math" xmlns:v="urn:schemas-microsoft-com:vml" xmlns:wp14="http://schemas.microsoft.com/office/word/2010/wordprocessingDrawing" xmlns:wp="http://schemas.openxmlformats.org/drawingml/2006/wordprocessingDrawing" xmlns:w10="urn:schemas-microsoft-com:office:word" xmlns:w="http://schemas.openxmlformats.org/wordprocessingml/2006/main" xmlns:w14="http://schemas.microsoft.com/office/word/2010/wordml" xmlns:w15="http://schemas.microsoft.com/office/word/2012/wordml" xmlns:w16cei="http://schemas.microsoft.com/office/word/2026/wordml/cei" xmlns:w16cex="http://schemas.microsoft.com/office/word/2018/wordml/cex" xmlns:w16cid="http://schemas.microsoft.com/office/word/2016/wordml/cid" xmlns:w16="http://schemas.microsoft.com/office/word/2018/wordml" xmlns:w16du="http://schemas.microsoft.com/office/word/2023/wordml/word16du" xmlns:w16sdtdh="http://schemas.microsoft.com/office/word/2020/wordml/sdtdatahash" xmlns:w16sdtfl="http://schemas.microsoft.com/office/word/2024/wordml/sdtformatlock" xmlns:w16se="http://schemas.microsoft.com/office/word/2015/wordml/symex" xmlns:wpg="http://schemas.microsoft.com/office/word/2010/wordprocessingGroup" xmlns:wpi="http://schemas.microsoft.com/office/word/2010/wordprocessingInk" xmlns:wne="http://schemas.microsoft.com/office/word/2006/wordml" xmlns:wps="http://schemas.microsoft.com/office/word/2010/wordprocessingShape" mc:Ignorable="w14 w15 w16se w16cid w16 w16cex w16sdtdh w16sdtfl w16du wp14">
+<w:footnotes xmlns:wpc="http://schemas.microsoft.com/office/word/2010/wordprocessingCanvas" xmlns:cx="http://schemas.microsoft.com/office/drawing/2014/chartex" xmlns:cx1="http://schemas.microsoft.com/office/drawing/2015/9/8/chartex" xmlns:cx2="http://schemas.microsoft.com/office/drawing/2015/10/21/chartex" xmlns:cx3="http://schemas.microsoft.com/office/drawing/2016/5/9/chartex" xmlns:cx4="http://schemas.microsoft.com/office/drawing/2016/5/10/chartex" xmlns:cx5="http://schemas.microsoft.com/office/drawing/2016/5/11/chartex" xmlns:cx6="http://schemas.microsoft.com/office/drawing/2016/5/12/chartex" xmlns:cx7="http://schemas.microsoft.com/office/drawing/2016/5/13/chartex" xmlns:cx8="http://schemas.microsoft.com/office/drawing/2016/5/14/chartex" xmlns:mc="http://schemas.openxmlformats.org/markup-compatibility/2006" xmlns:aink="http://schemas.microsoft.com/office/drawing/2016/ink" xmlns:am3d="http://schemas.microsoft.com/office/drawing/2017/model3d" xmlns:o="urn:schemas-microsoft-com:office:office" xmlns:oel="http://schemas.microsoft.com/office/2019/extlst" xmlns:r="http://schemas.openxmlformats.org/officeDocument/2006/relationships" xmlns:m="http://schemas.openxmlformats.org/officeDocument/2006/math" xmlns:v="urn:schemas-microsoft-com:vml" xmlns:wp14="http://schemas.microsoft.com/office/word/2010/wordprocessingDrawing" xmlns:wp="http://schemas.openxmlformats.org/drawingml/2006/wordprocessingDrawing" xmlns:w10="urn:schemas-microsoft-com:office:word" xmlns:w="http://schemas.openxmlformats.org/wordprocessingml/2006/main" xmlns:w14="http://schemas.microsoft.com/office/word/2010/wordml" xmlns:w15="http://schemas.microsoft.com/office/word/2012/wordml" xmlns:w16cex="http://schemas.microsoft.com/office/word/2018/wordml/cex" xmlns:w16cid="http://schemas.microsoft.com/office/word/2016/wordml/cid" xmlns:w16="http://schemas.microsoft.com/office/word/2018/wordml" xmlns:w16du="http://schemas.microsoft.com/office/word/2023/wordml/word16du" xmlns:w16sdtdh="http://schemas.microsoft.com/office/word/2020/wordml/sdtdatahash" xmlns:w16sdtfl="http://schemas.microsoft.com/office/word/2024/wordml/sdtformatlock" xmlns:w16se="http://schemas.microsoft.com/office/word/2015/wordml/symex" xmlns:wpg="http://schemas.microsoft.com/office/word/2010/wordprocessingGroup" xmlns:wpi="http://schemas.microsoft.com/office/word/2010/wordprocessingInk" xmlns:wne="http://schemas.microsoft.com/office/word/2006/wordml" xmlns:wps="http://schemas.microsoft.com/office/word/2010/wordprocessingShape" mc:Ignorable="w14 w15 w16se w16cid w16 w16cex w16sdtdh w16sdtfl w16du wp14">
   <w:footnote w:type="separator" w:id="-1">
     <w:p>
       <w:pPr>
@@ -8121,7 +8937,7 @@
 </file>
 
 <file path=word/header1.xml><?xml version="1.0" encoding="utf-8"?>
-<w:hdr xmlns:wpc="http://schemas.microsoft.com/office/word/2010/wordprocessingCanvas" xmlns:cx="http://schemas.microsoft.com/office/drawing/2014/chartex" xmlns:cx1="http://schemas.microsoft.com/office/drawing/2015/9/8/chartex" xmlns:cx2="http://schemas.microsoft.com/office/drawing/2015/10/21/chartex" xmlns:cx3="http://schemas.microsoft.com/office/drawing/2016/5/9/chartex" xmlns:cx4="http://schemas.microsoft.com/office/drawing/2016/5/10/chartex" xmlns:cx5="http://schemas.microsoft.com/office/drawing/2016/5/11/chartex" xmlns:cx6="http://schemas.microsoft.com/office/drawing/2016/5/12/chartex" xmlns:cx7="http://schemas.microsoft.com/office/drawing/2016/5/13/chartex" xmlns:cx8="http://schemas.microsoft.com/office/drawing/2016/5/14/chartex" xmlns:mc="http://schemas.openxmlformats.org/markup-compatibility/2006" xmlns:aink="http://schemas.microsoft.com/office/drawing/2016/ink" xmlns:am3d="http://schemas.microsoft.com/office/drawing/2017/model3d" xmlns:o="urn:schemas-microsoft-com:office:office" xmlns:oel="http://schemas.microsoft.com/office/2019/extlst" xmlns:r="http://schemas.openxmlformats.org/officeDocument/2006/relationships" xmlns:m="http://schemas.openxmlformats.org/officeDocument/2006/math" xmlns:v="urn:schemas-microsoft-com:vml" xmlns:wp14="http://schemas.microsoft.com/office/word/2010/wordprocessingDrawing" xmlns:wp="http://schemas.openxmlformats.org/drawingml/2006/wordprocessingDrawing" xmlns:w10="urn:schemas-microsoft-com:office:word" xmlns:w="http://schemas.openxmlformats.org/wordprocessingml/2006/main" xmlns:w14="http://schemas.microsoft.com/office/word/2010/wordml" xmlns:w15="http://schemas.microsoft.com/office/word/2012/wordml" xmlns:w16cei="http://schemas.microsoft.com/office/word/2026/wordml/cei" xmlns:w16cex="http://schemas.microsoft.com/office/word/2018/wordml/cex" xmlns:w16cid="http://schemas.microsoft.com/office/word/2016/wordml/cid" xmlns:w16="http://schemas.microsoft.com/office/word/2018/wordml" xmlns:w16du="http://schemas.microsoft.com/office/word/2023/wordml/word16du" xmlns:w16sdtdh="http://schemas.microsoft.com/office/word/2020/wordml/sdtdatahash" xmlns:w16sdtfl="http://schemas.microsoft.com/office/word/2024/wordml/sdtformatlock" xmlns:w16se="http://schemas.microsoft.com/office/word/2015/wordml/symex" xmlns:wpg="http://schemas.microsoft.com/office/word/2010/wordprocessingGroup" xmlns:wpi="http://schemas.microsoft.com/office/word/2010/wordprocessingInk" xmlns:wne="http://schemas.microsoft.com/office/word/2006/wordml" xmlns:wps="http://schemas.microsoft.com/office/word/2010/wordprocessingShape" mc:Ignorable="w14 w15 w16se w16cid w16 w16cex w16sdtdh w16sdtfl w16du wp14">
+<w:hdr xmlns:wpc="http://schemas.microsoft.com/office/word/2010/wordprocessingCanvas" xmlns:cx="http://schemas.microsoft.com/office/drawing/2014/chartex" xmlns:cx1="http://schemas.microsoft.com/office/drawing/2015/9/8/chartex" xmlns:cx2="http://schemas.microsoft.com/office/drawing/2015/10/21/chartex" xmlns:cx3="http://schemas.microsoft.com/office/drawing/2016/5/9/chartex" xmlns:cx4="http://schemas.microsoft.com/office/drawing/2016/5/10/chartex" xmlns:cx5="http://schemas.microsoft.com/office/drawing/2016/5/11/chartex" xmlns:cx6="http://schemas.microsoft.com/office/drawing/2016/5/12/chartex" xmlns:cx7="http://schemas.microsoft.com/office/drawing/2016/5/13/chartex" xmlns:cx8="http://schemas.microsoft.com/office/drawing/2016/5/14/chartex" xmlns:mc="http://schemas.openxmlformats.org/markup-compatibility/2006" xmlns:aink="http://schemas.microsoft.com/office/drawing/2016/ink" xmlns:am3d="http://schemas.microsoft.com/office/drawing/2017/model3d" xmlns:o="urn:schemas-microsoft-com:office:office" xmlns:oel="http://schemas.microsoft.com/office/2019/extlst" xmlns:r="http://schemas.openxmlformats.org/officeDocument/2006/relationships" xmlns:m="http://schemas.openxmlformats.org/officeDocument/2006/math" xmlns:v="urn:schemas-microsoft-com:vml" xmlns:wp14="http://schemas.microsoft.com/office/word/2010/wordprocessingDrawing" xmlns:wp="http://schemas.openxmlformats.org/drawingml/2006/wordprocessingDrawing" xmlns:w10="urn:schemas-microsoft-com:office:word" xmlns:w="http://schemas.openxmlformats.org/wordprocessingml/2006/main" xmlns:w14="http://schemas.microsoft.com/office/word/2010/wordml" xmlns:w15="http://schemas.microsoft.com/office/word/2012/wordml" xmlns:w16cex="http://schemas.microsoft.com/office/word/2018/wordml/cex" xmlns:w16cid="http://schemas.microsoft.com/office/word/2016/wordml/cid" xmlns:w16="http://schemas.microsoft.com/office/word/2018/wordml" xmlns:w16du="http://schemas.microsoft.com/office/word/2023/wordml/word16du" xmlns:w16sdtdh="http://schemas.microsoft.com/office/word/2020/wordml/sdtdatahash" xmlns:w16sdtfl="http://schemas.microsoft.com/office/word/2024/wordml/sdtformatlock" xmlns:w16se="http://schemas.microsoft.com/office/word/2015/wordml/symex" xmlns:wpg="http://schemas.microsoft.com/office/word/2010/wordprocessingGroup" xmlns:wpi="http://schemas.microsoft.com/office/word/2010/wordprocessingInk" xmlns:wne="http://schemas.microsoft.com/office/word/2006/wordml" xmlns:wps="http://schemas.microsoft.com/office/word/2010/wordprocessingShape" mc:Ignorable="w14 w15 w16se w16cid w16 w16cex w16sdtdh w16sdtfl w16du wp14">
   <w:p>
     <w:pPr>
       <w:pStyle w:val="Header"/>
@@ -8134,7 +8950,7 @@
 </file>
 
 <file path=word/header2.xml><?xml version="1.0" encoding="utf-8"?>
-<w:hdr xmlns:wpc="http://schemas.microsoft.com/office/word/2010/wordprocessingCanvas" xmlns:cx="http://schemas.microsoft.com/office/drawing/2014/chartex" xmlns:cx1="http://schemas.microsoft.com/office/drawing/2015/9/8/chartex" xmlns:cx2="http://schemas.microsoft.com/office/drawing/2015/10/21/chartex" xmlns:cx3="http://schemas.microsoft.com/office/drawing/2016/5/9/chartex" xmlns:cx4="http://schemas.microsoft.com/office/drawing/2016/5/10/chartex" xmlns:cx5="http://schemas.microsoft.com/office/drawing/2016/5/11/chartex" xmlns:cx6="http://schemas.microsoft.com/office/drawing/2016/5/12/chartex" xmlns:cx7="http://schemas.microsoft.com/office/drawing/2016/5/13/chartex" xmlns:cx8="http://schemas.microsoft.com/office/drawing/2016/5/14/chartex" xmlns:mc="http://schemas.openxmlformats.org/markup-compatibility/2006" xmlns:aink="http://schemas.microsoft.com/office/drawing/2016/ink" xmlns:am3d="http://schemas.microsoft.com/office/drawing/2017/model3d" xmlns:o="urn:schemas-microsoft-com:office:office" xmlns:oel="http://schemas.microsoft.com/office/2019/extlst" xmlns:r="http://schemas.openxmlformats.org/officeDocument/2006/relationships" xmlns:m="http://schemas.openxmlformats.org/officeDocument/2006/math" xmlns:v="urn:schemas-microsoft-com:vml" xmlns:wp14="http://schemas.microsoft.com/office/word/2010/wordprocessingDrawing" xmlns:wp="http://schemas.openxmlformats.org/drawingml/2006/wordprocessingDrawing" xmlns:w10="urn:schemas-microsoft-com:office:word" xmlns:w="http://schemas.openxmlformats.org/wordprocessingml/2006/main" xmlns:w14="http://schemas.microsoft.com/office/word/2010/wordml" xmlns:w15="http://schemas.microsoft.com/office/word/2012/wordml" xmlns:w16cei="http://schemas.microsoft.com/office/word/2026/wordml/cei" xmlns:w16cex="http://schemas.microsoft.com/office/word/2018/wordml/cex" xmlns:w16cid="http://schemas.microsoft.com/office/word/2016/wordml/cid" xmlns:w16="http://schemas.microsoft.com/office/word/2018/wordml" xmlns:w16du="http://schemas.microsoft.com/office/word/2023/wordml/word16du" xmlns:w16sdtdh="http://schemas.microsoft.com/office/word/2020/wordml/sdtdatahash" xmlns:w16sdtfl="http://schemas.microsoft.com/office/word/2024/wordml/sdtformatlock" xmlns:w16se="http://schemas.microsoft.com/office/word/2015/wordml/symex" xmlns:wpg="http://schemas.microsoft.com/office/word/2010/wordprocessingGroup" xmlns:wpi="http://schemas.microsoft.com/office/word/2010/wordprocessingInk" xmlns:wne="http://schemas.microsoft.com/office/word/2006/wordml" xmlns:wps="http://schemas.microsoft.com/office/word/2010/wordprocessingShape" mc:Ignorable="w14 w15 w16se w16cid w16 w16cex w16sdtdh w16sdtfl w16du wp14">
+<w:hdr xmlns:wpc="http://schemas.microsoft.com/office/word/2010/wordprocessingCanvas" xmlns:cx="http://schemas.microsoft.com/office/drawing/2014/chartex" xmlns:cx1="http://schemas.microsoft.com/office/drawing/2015/9/8/chartex" xmlns:cx2="http://schemas.microsoft.com/office/drawing/2015/10/21/chartex" xmlns:cx3="http://schemas.microsoft.com/office/drawing/2016/5/9/chartex" xmlns:cx4="http://schemas.microsoft.com/office/drawing/2016/5/10/chartex" xmlns:cx5="http://schemas.microsoft.com/office/drawing/2016/5/11/chartex" xmlns:cx6="http://schemas.microsoft.com/office/drawing/2016/5/12/chartex" xmlns:cx7="http://schemas.microsoft.com/office/drawing/2016/5/13/chartex" xmlns:cx8="http://schemas.microsoft.com/office/drawing/2016/5/14/chartex" xmlns:mc="http://schemas.openxmlformats.org/markup-compatibility/2006" xmlns:aink="http://schemas.microsoft.com/office/drawing/2016/ink" xmlns:am3d="http://schemas.microsoft.com/office/drawing/2017/model3d" xmlns:o="urn:schemas-microsoft-com:office:office" xmlns:oel="http://schemas.microsoft.com/office/2019/extlst" xmlns:r="http://schemas.openxmlformats.org/officeDocument/2006/relationships" xmlns:m="http://schemas.openxmlformats.org/officeDocument/2006/math" xmlns:v="urn:schemas-microsoft-com:vml" xmlns:wp14="http://schemas.microsoft.com/office/word/2010/wordprocessingDrawing" xmlns:wp="http://schemas.openxmlformats.org/drawingml/2006/wordprocessingDrawing" xmlns:w10="urn:schemas-microsoft-com:office:word" xmlns:w="http://schemas.openxmlformats.org/wordprocessingml/2006/main" xmlns:w14="http://schemas.microsoft.com/office/word/2010/wordml" xmlns:w15="http://schemas.microsoft.com/office/word/2012/wordml" xmlns:w16cex="http://schemas.microsoft.com/office/word/2018/wordml/cex" xmlns:w16cid="http://schemas.microsoft.com/office/word/2016/wordml/cid" xmlns:w16="http://schemas.microsoft.com/office/word/2018/wordml" xmlns:w16du="http://schemas.microsoft.com/office/word/2023/wordml/word16du" xmlns:w16sdtdh="http://schemas.microsoft.com/office/word/2020/wordml/sdtdatahash" xmlns:w16sdtfl="http://schemas.microsoft.com/office/word/2024/wordml/sdtformatlock" xmlns:w16se="http://schemas.microsoft.com/office/word/2015/wordml/symex" xmlns:wpg="http://schemas.microsoft.com/office/word/2010/wordprocessingGroup" xmlns:wpi="http://schemas.microsoft.com/office/word/2010/wordprocessingInk" xmlns:wne="http://schemas.microsoft.com/office/word/2006/wordml" xmlns:wps="http://schemas.microsoft.com/office/word/2010/wordprocessingShape" mc:Ignorable="w14 w15 w16se w16cid w16 w16cex w16sdtdh w16sdtfl w16du wp14">
   <w:p>
     <w:pPr>
       <w:pStyle w:val="Header"/>
